--- a/bookkeeper-v2/v2-consulting/00-START-HERE/Start-Here-v2.docx
+++ b/bookkeeper-v2/v2-consulting/00-START-HERE/Start-Here-v2.docx
@@ -9,20 +9,12 @@
         <w:tblLook w:firstColumn="1" w:firstRow="1" w:lastColumn="0" w:lastRow="0" w:noHBand="0" w:noVBand="1" w:val="04A0"/>
       </w:tblPr>
       <w:tblGrid>
-        <w:gridCol w:w="9406"/>
+        <w:gridCol w:w="9518"/>
       </w:tblGrid>
       <w:tr>
         <w:tc>
           <w:tcPr>
-            <w:tcW w:type="dxa" w:w="9406"/>
-            <w:shd w:val="clear" w:color="auto" w:fill="0F172A"/>
-            <w:tcMar>
-              <w:top w:w="800" w:type="dxa"/>
-              <w:bottom w:w="800" w:type="dxa"/>
-              <w:left w:w="700" w:type="dxa"/>
-              <w:right w:w="700" w:type="dxa"/>
-            </w:tcMar>
-            <w:vAlign w:val="center"/>
+            <w:tcW w:type="dxa" w:w="9518"/>
             <w:tcBorders>
               <w:top w:val="none" w:sz="0" w:color="auto"/>
               <w:bottom w:val="none" w:sz="0" w:color="auto"/>
@@ -31,17 +23,67 @@
               <w:insideH w:val="none" w:sz="0" w:color="auto"/>
               <w:insideV w:val="none" w:sz="0" w:color="auto"/>
             </w:tcBorders>
+            <w:shd w:val="clear" w:color="auto" w:fill="0F172A"/>
+            <w:tcMar>
+              <w:top w:w="0" w:type="dxa"/>
+              <w:bottom w:w="0" w:type="dxa"/>
+              <w:left w:w="0" w:type="dxa"/>
+              <w:right w:w="0" w:type="dxa"/>
+            </w:tcMar>
+            <w:vAlign w:val="top"/>
           </w:tcPr>
           <w:p>
             <w:pPr>
               <w:shd w:val="clear" w:color="auto" w:fill="0F766E"/>
-              <w:spacing w:before="0" w:after="0"/>
+              <w:spacing w:before="160" w:after="160" w:line="276" w:lineRule="auto"/>
+              <w:ind w:left="400"/>
+            </w:pPr>
+            <w:r>
+              <w:rPr>
+                <w:rFonts w:ascii="Poppins" w:hAnsi="Poppins" w:eastAsia="Poppins"/>
+                <w:b/>
+                <w:i w:val="0"/>
+                <w:color w:val="FFFFFF"/>
+                <w:sz w:val="18"/>
+              </w:rPr>
+              <w:t>NOVAOPS</w:t>
+            </w:r>
+            <w:r>
+              <w:rPr>
+                <w:rFonts w:ascii="Inter" w:hAnsi="Inter" w:eastAsia="Inter"/>
+                <w:b w:val="0"/>
+                <w:i w:val="0"/>
+                <w:color w:val="CCFBF1"/>
+                <w:sz w:val="15"/>
+              </w:rPr>
+              <w:t xml:space="preserve">  ·  Bookkeeper Practice Launch System  ·  v2.0</w:t>
+            </w:r>
+          </w:p>
+          <w:p>
+            <w:pPr>
+              <w:spacing w:before="1200" w:after="0" w:line="276" w:lineRule="auto"/>
             </w:pPr>
           </w:p>
-          <w:p/>
           <w:p>
             <w:pPr>
-              <w:spacing w:before="0" w:after="240"/>
+              <w:spacing w:before="0" w:after="280" w:line="276" w:lineRule="auto"/>
+              <w:ind w:left="400"/>
+            </w:pPr>
+            <w:r>
+              <w:rPr>
+                <w:rFonts w:ascii="Inter" w:hAnsi="Inter" w:eastAsia="Inter"/>
+                <w:b/>
+                <w:i w:val="0"/>
+                <w:color w:val="0F766E"/>
+                <w:sz w:val="15"/>
+              </w:rPr>
+              <w:t>00  —  START HERE</w:t>
+            </w:r>
+          </w:p>
+          <w:p>
+            <w:pPr>
+              <w:spacing w:before="0" w:after="1000" w:line="276" w:lineRule="auto"/>
+              <w:ind w:left="400"/>
             </w:pPr>
             <w:r>
               <w:rPr>
@@ -49,14 +91,15 @@
                 <w:b/>
                 <w:i w:val="0"/>
                 <w:color w:val="0F766E"/>
-                <w:sz w:val="16"/>
+                <w:sz w:val="22"/>
               </w:rPr>
-              <w:t>00  —  START HERE</w:t>
+              <w:t>NOVAOPS</w:t>
             </w:r>
           </w:p>
           <w:p>
             <w:pPr>
-              <w:spacing w:before="0" w:after="80"/>
+              <w:spacing w:before="0" w:after="80" w:line="276" w:lineRule="auto"/>
+              <w:ind w:left="400"/>
             </w:pPr>
             <w:r>
               <w:rPr>
@@ -64,37 +107,40 @@
                 <w:b/>
                 <w:i w:val="0"/>
                 <w:color w:val="FFFFFF"/>
-                <w:sz w:val="60"/>
+                <w:sz w:val="64"/>
               </w:rPr>
               <w:t>Start Here</w:t>
             </w:r>
           </w:p>
           <w:p>
             <w:pPr>
-              <w:spacing w:before="120" w:after="400"/>
+              <w:spacing w:before="160" w:after="560" w:line="276" w:lineRule="auto"/>
+              <w:ind w:left="400"/>
             </w:pPr>
             <w:r>
               <w:rPr>
                 <w:rFonts w:ascii="Inter" w:hAnsi="Inter" w:eastAsia="Inter"/>
                 <w:b w:val="0"/>
-                <w:i w:val="0"/>
+                <w:i/>
                 <w:color w:val="94A3B8"/>
                 <w:sz w:val="24"/>
               </w:rPr>
-              <w:t>Your 90-minute launch guide to the complete system</w:t>
+              <w:t>Your complete 90-minute guide to launching your bookkeeping practice system</w:t>
             </w:r>
           </w:p>
           <w:p>
             <w:pPr>
-              <w:spacing w:before="0" w:after="320"/>
               <w:pBdr>
                 <w:bottom w:val="single" w:sz="12" w:space="1" w:color="0F766E"/>
               </w:pBdr>
+              <w:spacing w:before="0" w:after="400" w:line="276" w:lineRule="auto"/>
+              <w:ind w:left="400" w:right="400"/>
             </w:pPr>
           </w:p>
           <w:p>
             <w:pPr>
-              <w:spacing w:before="0" w:after="60"/>
+              <w:spacing w:before="0" w:after="80" w:line="276" w:lineRule="auto"/>
+              <w:ind w:left="400"/>
             </w:pPr>
             <w:r>
               <w:rPr>
@@ -104,7 +150,7 @@
                 <w:color w:val="64748B"/>
                 <w:sz w:val="15"/>
               </w:rPr>
-              <w:t xml:space="preserve">VERSION  </w:t>
+              <w:t xml:space="preserve">VERSION       </w:t>
             </w:r>
             <w:r>
               <w:rPr>
@@ -112,14 +158,15 @@
                 <w:b/>
                 <w:i w:val="0"/>
                 <w:color w:val="FFFFFF"/>
-                <w:sz w:val="16"/>
+                <w:sz w:val="15"/>
               </w:rPr>
-              <w:t>2.0  —  June 2025</w:t>
+              <w:t>2.0  —  Premium Consulting Edition</w:t>
             </w:r>
           </w:p>
           <w:p>
             <w:pPr>
-              <w:spacing w:before="0" w:after="60"/>
+              <w:spacing w:before="0" w:after="80" w:line="276" w:lineRule="auto"/>
+              <w:ind w:left="400"/>
             </w:pPr>
             <w:r>
               <w:rPr>
@@ -129,7 +176,7 @@
                 <w:color w:val="64748B"/>
                 <w:sz w:val="15"/>
               </w:rPr>
-              <w:t xml:space="preserve">AUDIENCE  </w:t>
+              <w:t xml:space="preserve">AUDIENCE      </w:t>
             </w:r>
             <w:r>
               <w:rPr>
@@ -137,24 +184,57 @@
                 <w:b/>
                 <w:i w:val="0"/>
                 <w:color w:val="FFFFFF"/>
-                <w:sz w:val="16"/>
+                <w:sz w:val="15"/>
               </w:rPr>
-              <w:t>Product Owner</w:t>
+              <w:t>Product Owner / Practice Manager</w:t>
             </w:r>
           </w:p>
           <w:p>
             <w:pPr>
-              <w:spacing w:before="800" w:after="0"/>
+              <w:spacing w:before="0" w:after="80" w:line="276" w:lineRule="auto"/>
+              <w:ind w:left="400"/>
+            </w:pPr>
+            <w:r>
+              <w:rPr>
+                <w:rFonts w:ascii="Inter" w:hAnsi="Inter" w:eastAsia="Inter"/>
+                <w:b w:val="0"/>
+                <w:i w:val="0"/>
+                <w:color w:val="64748B"/>
+                <w:sz w:val="15"/>
+              </w:rPr>
+              <w:t xml:space="preserve">SETUP TIME    </w:t>
+            </w:r>
+            <w:r>
+              <w:rPr>
+                <w:rFonts w:ascii="Inter" w:hAnsi="Inter" w:eastAsia="Inter"/>
+                <w:b/>
+                <w:i w:val="0"/>
+                <w:color w:val="FFFFFF"/>
+                <w:sz w:val="15"/>
+              </w:rPr>
+              <w:t>Approximately 90 minutes</w:t>
+            </w:r>
+          </w:p>
+          <w:p>
+            <w:pPr>
+              <w:spacing w:before="800" w:after="0" w:line="276" w:lineRule="auto"/>
+            </w:pPr>
+          </w:p>
+          <w:p>
+            <w:pPr>
+              <w:shd w:val="clear" w:color="auto" w:fill="D97706"/>
+              <w:spacing w:before="160" w:after="160" w:line="276" w:lineRule="auto"/>
+              <w:ind w:left="400"/>
             </w:pPr>
             <w:r>
               <w:rPr>
                 <w:rFonts w:ascii="Poppins" w:hAnsi="Poppins" w:eastAsia="Poppins"/>
                 <w:b/>
                 <w:i w:val="0"/>
-                <w:color w:val="D97706"/>
+                <w:color w:val="FFFFFF"/>
                 <w:sz w:val="15"/>
               </w:rPr>
-              <w:t>VERSION 2.0  ·  PREMIUM EDITION  ·  2025</w:t>
+              <w:t>VERSION 2.0  ·  PREMIUM CONSULTING EDITION  ·  © 2025 NOVAOPS</w:t>
             </w:r>
           </w:p>
         </w:tc>
@@ -165,37 +245,6 @@
         <w:br w:type="page"/>
       </w:r>
     </w:p>
-    <w:p>
-      <w:pPr>
-        <w:spacing w:before="280" w:after="80"/>
-      </w:pPr>
-      <w:r>
-        <w:rPr>
-          <w:rFonts w:ascii="Poppins" w:hAnsi="Poppins" w:eastAsia="Poppins"/>
-          <w:b/>
-          <w:i w:val="0"/>
-          <w:color w:val="0F172A"/>
-          <w:sz w:val="36"/>
-        </w:rPr>
-        <w:t>Welcome to Bookkeeper Practice Launch System v2.0</w:t>
-      </w:r>
-    </w:p>
-    <w:p>
-      <w:pPr>
-        <w:jc w:val="both"/>
-        <w:spacing w:before="0" w:after="80"/>
-      </w:pPr>
-      <w:r>
-        <w:rPr>
-          <w:rFonts w:ascii="Inter" w:hAnsi="Inter" w:eastAsia="Inter"/>
-          <w:b w:val="0"/>
-          <w:i w:val="0"/>
-          <w:color w:val="0F172A"/>
-          <w:sz w:val="19"/>
-        </w:rPr>
-        <w:t>You now have a complete operating system for your bookkeeping practice. This guide shows you exactly what you received, how to set it up in 90 minutes, and how every file connects to the next.</w:t>
-      </w:r>
-    </w:p>
     <w:tbl>
       <w:tblPr>
         <w:tblW w:type="auto" w:w="0"/>
@@ -203,12 +252,12 @@
         <w:tblLook w:firstColumn="1" w:firstRow="1" w:lastColumn="0" w:lastRow="0" w:noHBand="0" w:noVBand="1" w:val="04A0"/>
       </w:tblPr>
       <w:tblGrid>
-        <w:gridCol w:w="9406"/>
+        <w:gridCol w:w="9518"/>
       </w:tblGrid>
       <w:tr>
         <w:tc>
           <w:tcPr>
-            <w:tcW w:type="dxa" w:w="9406"/>
+            <w:tcW w:type="dxa" w:w="9518"/>
             <w:shd w:val="clear" w:color="auto" w:fill="F0FDFA"/>
             <w:tcMar>
               <w:top w:w="120" w:type="dxa"/>
@@ -217,32 +266,17 @@
               <w:right w:w="180" w:type="dxa"/>
             </w:tcMar>
             <w:tcBorders>
-              <w:left w:val="single" w:sz="18" w:color="0F766E"/>
+              <w:top w:val="single" w:sz="4" w:color="CBD5E1"/>
+              <w:bottom w:val="single" w:sz="4" w:color="CBD5E1"/>
+              <w:left w:val="single" w:sz="20" w:color="0F766E"/>
+              <w:right w:val="single" w:sz="4" w:color="CBD5E1"/>
               <w:insideH w:val="none" w:sz="0" w:color="auto"/>
               <w:insideV w:val="none" w:sz="0" w:color="auto"/>
-              <w:top w:val="single" w:sz="4" w:color="CBD5E1"/>
-              <w:right w:val="single" w:sz="4" w:color="CBD5E1"/>
-              <w:bottom w:val="single" w:sz="4" w:color="CBD5E1"/>
             </w:tcBorders>
           </w:tcPr>
           <w:p>
             <w:pPr>
-              <w:spacing w:before="0" w:after="0"/>
-            </w:pPr>
-            <w:r>
-              <w:rPr>
-                <w:rFonts w:ascii="Inter" w:hAnsi="Inter" w:eastAsia="Inter"/>
-                <w:b/>
-                <w:i w:val="0"/>
-                <w:color w:val="0F172A"/>
-                <w:sz w:val="19"/>
-              </w:rPr>
-              <w:t>Read this file before opening anything else. It tells you what to do, in what order, and why each step matters.</w:t>
-            </w:r>
-          </w:p>
-          <w:p>
-            <w:pPr>
-              <w:spacing w:before="0" w:after="80"/>
+              <w:spacing w:before="0" w:after="100" w:line="276" w:lineRule="auto"/>
             </w:pPr>
             <w:r>
               <w:rPr>
@@ -255,15 +289,29 @@
               <w:t>START HERE — READ FIRST</w:t>
             </w:r>
           </w:p>
+          <w:p>
+            <w:pPr>
+              <w:spacing w:before="0" w:after="0" w:line="276" w:lineRule="auto"/>
+            </w:pPr>
+            <w:r>
+              <w:rPr>
+                <w:rFonts w:ascii="Calibri" w:hAnsi="Calibri" w:eastAsia="Calibri"/>
+                <w:b/>
+                <w:i w:val="0"/>
+                <w:color w:val="0F172A"/>
+                <w:sz w:val="19"/>
+              </w:rPr>
+              <w:t>Read this file before opening anything else. It tells you what you received, how to set it up in 90 minutes, and exactly how every file connects to the next.</w:t>
+            </w:r>
+          </w:p>
         </w:tc>
       </w:tr>
     </w:tbl>
     <w:p>
       <w:pPr>
-        <w:spacing w:before="0" w:after="80"/>
+        <w:spacing w:before="0" w:after="120" w:line="276" w:lineRule="auto"/>
       </w:pPr>
     </w:p>
-    <w:p/>
     <w:tbl>
       <w:tblPr>
         <w:tblW w:type="auto" w:w="0"/>
@@ -271,13 +319,18 @@
         <w:tblLook w:firstColumn="1" w:firstRow="1" w:lastColumn="0" w:lastRow="0" w:noHBand="0" w:noVBand="1" w:val="04A0"/>
       </w:tblPr>
       <w:tblGrid>
-        <w:gridCol w:w="4703"/>
-        <w:gridCol w:w="4703"/>
+        <w:gridCol w:w="2379"/>
+        <w:gridCol w:w="2379"/>
+        <w:gridCol w:w="2379"/>
+        <w:gridCol w:w="2379"/>
       </w:tblGrid>
       <w:tr>
+        <w:trPr>
+          <w:trHeight w:val="260" w:hRule="atLeast"/>
+        </w:trPr>
         <w:tc>
           <w:tcPr>
-            <w:tcW w:type="dxa" w:w="850"/>
+            <w:tcW w:type="dxa" w:w="2379"/>
             <w:tcBorders>
               <w:top w:val="none" w:sz="0" w:color="auto"/>
               <w:bottom w:val="none" w:sz="0" w:color="auto"/>
@@ -286,32 +339,33 @@
               <w:insideH w:val="none" w:sz="0" w:color="auto"/>
               <w:insideV w:val="none" w:sz="0" w:color="auto"/>
             </w:tcBorders>
+            <w:shd w:val="clear" w:color="auto" w:fill="0F766E"/>
             <w:tcMar>
-              <w:top w:w="0" w:type="dxa"/>
-              <w:bottom w:w="0" w:type="dxa"/>
-              <w:left w:w="0" w:type="dxa"/>
-              <w:right w:w="60" w:type="dxa"/>
+              <w:top w:w="80" w:type="dxa"/>
+              <w:bottom w:w="60" w:type="dxa"/>
+              <w:left w:w="120" w:type="dxa"/>
+              <w:right w:w="120" w:type="dxa"/>
             </w:tcMar>
           </w:tcPr>
           <w:p>
             <w:pPr>
-              <w:spacing w:before="0" w:after="0"/>
+              <w:jc w:val="center"/>
             </w:pPr>
             <w:r>
               <w:rPr>
-                <w:rFonts w:ascii="Poppins" w:hAnsi="Poppins" w:eastAsia="Poppins"/>
+                <w:rFonts w:ascii="Inter" w:hAnsi="Inter" w:eastAsia="Inter"/>
                 <w:b/>
                 <w:i w:val="0"/>
-                <w:color w:val="0F766E"/>
-                <w:sz w:val="20"/>
+                <w:color w:val="CCFBF1"/>
+                <w:sz w:val="13"/>
               </w:rPr>
-              <w:t>01</w:t>
+              <w:t>FOLDERS</w:t>
             </w:r>
           </w:p>
         </w:tc>
         <w:tc>
           <w:tcPr>
-            <w:tcW w:type="dxa" w:w="4703"/>
+            <w:tcW w:type="dxa" w:w="2379"/>
             <w:tcBorders>
               <w:top w:val="none" w:sz="0" w:color="auto"/>
               <w:bottom w:val="none" w:sz="0" w:color="auto"/>
@@ -320,26 +374,387 @@
               <w:insideH w:val="none" w:sz="0" w:color="auto"/>
               <w:insideV w:val="none" w:sz="0" w:color="auto"/>
             </w:tcBorders>
+            <w:shd w:val="clear" w:color="auto" w:fill="0F766E"/>
             <w:tcMar>
-              <w:top w:w="0" w:type="dxa"/>
-              <w:bottom w:w="0" w:type="dxa"/>
-              <w:left w:w="0" w:type="dxa"/>
-              <w:right w:w="0" w:type="dxa"/>
+              <w:top w:w="80" w:type="dxa"/>
+              <w:bottom w:w="60" w:type="dxa"/>
+              <w:left w:w="120" w:type="dxa"/>
+              <w:right w:w="120" w:type="dxa"/>
             </w:tcMar>
           </w:tcPr>
           <w:p>
             <w:pPr>
-              <w:spacing w:before="0" w:after="0"/>
+              <w:jc w:val="center"/>
+            </w:pPr>
+            <w:r>
+              <w:rPr>
+                <w:rFonts w:ascii="Inter" w:hAnsi="Inter" w:eastAsia="Inter"/>
+                <w:b/>
+                <w:i w:val="0"/>
+                <w:color w:val="CCFBF1"/>
+                <w:sz w:val="13"/>
+              </w:rPr>
+              <w:t>FILES</w:t>
+            </w:r>
+          </w:p>
+        </w:tc>
+        <w:tc>
+          <w:tcPr>
+            <w:tcW w:type="dxa" w:w="2379"/>
+            <w:tcBorders>
+              <w:top w:val="none" w:sz="0" w:color="auto"/>
+              <w:bottom w:val="none" w:sz="0" w:color="auto"/>
+              <w:left w:val="none" w:sz="0" w:color="auto"/>
+              <w:right w:val="none" w:sz="0" w:color="auto"/>
+              <w:insideH w:val="none" w:sz="0" w:color="auto"/>
+              <w:insideV w:val="none" w:sz="0" w:color="auto"/>
+            </w:tcBorders>
+            <w:shd w:val="clear" w:color="auto" w:fill="0F766E"/>
+            <w:tcMar>
+              <w:top w:w="80" w:type="dxa"/>
+              <w:bottom w:w="60" w:type="dxa"/>
+              <w:left w:w="120" w:type="dxa"/>
+              <w:right w:w="120" w:type="dxa"/>
+            </w:tcMar>
+          </w:tcPr>
+          <w:p>
+            <w:pPr>
+              <w:jc w:val="center"/>
+            </w:pPr>
+            <w:r>
+              <w:rPr>
+                <w:rFonts w:ascii="Inter" w:hAnsi="Inter" w:eastAsia="Inter"/>
+                <w:b/>
+                <w:i w:val="0"/>
+                <w:color w:val="CCFBF1"/>
+                <w:sz w:val="13"/>
+              </w:rPr>
+              <w:t>SETUP TIME</w:t>
+            </w:r>
+          </w:p>
+        </w:tc>
+        <w:tc>
+          <w:tcPr>
+            <w:tcW w:type="dxa" w:w="2379"/>
+            <w:tcBorders>
+              <w:top w:val="none" w:sz="0" w:color="auto"/>
+              <w:bottom w:val="none" w:sz="0" w:color="auto"/>
+              <w:left w:val="none" w:sz="0" w:color="auto"/>
+              <w:right w:val="none" w:sz="0" w:color="auto"/>
+              <w:insideH w:val="none" w:sz="0" w:color="auto"/>
+              <w:insideV w:val="none" w:sz="0" w:color="auto"/>
+            </w:tcBorders>
+            <w:shd w:val="clear" w:color="auto" w:fill="0F766E"/>
+            <w:tcMar>
+              <w:top w:w="80" w:type="dxa"/>
+              <w:bottom w:w="60" w:type="dxa"/>
+              <w:left w:w="120" w:type="dxa"/>
+              <w:right w:w="120" w:type="dxa"/>
+            </w:tcMar>
+          </w:tcPr>
+          <w:p>
+            <w:pPr>
+              <w:jc w:val="center"/>
+            </w:pPr>
+            <w:r>
+              <w:rPr>
+                <w:rFonts w:ascii="Inter" w:hAnsi="Inter" w:eastAsia="Inter"/>
+                <w:b/>
+                <w:i w:val="0"/>
+                <w:color w:val="CCFBF1"/>
+                <w:sz w:val="13"/>
+              </w:rPr>
+              <w:t>LICENCE</w:t>
+            </w:r>
+          </w:p>
+        </w:tc>
+      </w:tr>
+      <w:tr>
+        <w:trPr>
+          <w:trHeight w:val="640" w:hRule="atLeast"/>
+        </w:trPr>
+        <w:tc>
+          <w:tcPr>
+            <w:tcW w:type="dxa" w:w="2379"/>
+            <w:tcBorders>
+              <w:top w:val="none" w:sz="0" w:color="auto"/>
+              <w:bottom w:val="none" w:sz="0" w:color="auto"/>
+              <w:left w:val="none" w:sz="0" w:color="auto"/>
+              <w:right w:val="none" w:sz="0" w:color="auto"/>
+              <w:insideH w:val="none" w:sz="0" w:color="auto"/>
+              <w:insideV w:val="none" w:sz="0" w:color="auto"/>
+            </w:tcBorders>
+            <w:shd w:val="clear" w:color="auto" w:fill="0F172A"/>
+            <w:tcMar>
+              <w:top w:w="60" w:type="dxa"/>
+              <w:bottom w:w="60" w:type="dxa"/>
+              <w:left w:w="120" w:type="dxa"/>
+              <w:right w:w="120" w:type="dxa"/>
+            </w:tcMar>
+          </w:tcPr>
+          <w:p>
+            <w:pPr>
+              <w:jc w:val="center"/>
             </w:pPr>
             <w:r>
               <w:rPr>
                 <w:rFonts w:ascii="Poppins" w:hAnsi="Poppins" w:eastAsia="Poppins"/>
                 <w:b/>
                 <w:i w:val="0"/>
-                <w:color w:val="0F172A"/>
-                <w:sz w:val="20"/>
+                <w:color w:val="FFFFFF"/>
+                <w:sz w:val="44"/>
               </w:rPr>
-              <w:t>—  WHAT IS INCLUDED</w:t>
+              <w:t>5</w:t>
+            </w:r>
+          </w:p>
+        </w:tc>
+        <w:tc>
+          <w:tcPr>
+            <w:tcW w:type="dxa" w:w="2379"/>
+            <w:tcBorders>
+              <w:top w:val="none" w:sz="0" w:color="auto"/>
+              <w:bottom w:val="none" w:sz="0" w:color="auto"/>
+              <w:left w:val="none" w:sz="0" w:color="auto"/>
+              <w:right w:val="none" w:sz="0" w:color="auto"/>
+              <w:insideH w:val="none" w:sz="0" w:color="auto"/>
+              <w:insideV w:val="none" w:sz="0" w:color="auto"/>
+            </w:tcBorders>
+            <w:shd w:val="clear" w:color="auto" w:fill="0F172A"/>
+            <w:tcMar>
+              <w:top w:w="60" w:type="dxa"/>
+              <w:bottom w:w="60" w:type="dxa"/>
+              <w:left w:w="120" w:type="dxa"/>
+              <w:right w:w="120" w:type="dxa"/>
+            </w:tcMar>
+          </w:tcPr>
+          <w:p>
+            <w:pPr>
+              <w:jc w:val="center"/>
+            </w:pPr>
+            <w:r>
+              <w:rPr>
+                <w:rFonts w:ascii="Poppins" w:hAnsi="Poppins" w:eastAsia="Poppins"/>
+                <w:b/>
+                <w:i w:val="0"/>
+                <w:color w:val="FFFFFF"/>
+                <w:sz w:val="44"/>
+              </w:rPr>
+              <w:t>26</w:t>
+            </w:r>
+          </w:p>
+        </w:tc>
+        <w:tc>
+          <w:tcPr>
+            <w:tcW w:type="dxa" w:w="2379"/>
+            <w:tcBorders>
+              <w:top w:val="none" w:sz="0" w:color="auto"/>
+              <w:bottom w:val="none" w:sz="0" w:color="auto"/>
+              <w:left w:val="none" w:sz="0" w:color="auto"/>
+              <w:right w:val="none" w:sz="0" w:color="auto"/>
+              <w:insideH w:val="none" w:sz="0" w:color="auto"/>
+              <w:insideV w:val="none" w:sz="0" w:color="auto"/>
+            </w:tcBorders>
+            <w:shd w:val="clear" w:color="auto" w:fill="0F172A"/>
+            <w:tcMar>
+              <w:top w:w="60" w:type="dxa"/>
+              <w:bottom w:w="60" w:type="dxa"/>
+              <w:left w:w="120" w:type="dxa"/>
+              <w:right w:w="120" w:type="dxa"/>
+            </w:tcMar>
+          </w:tcPr>
+          <w:p>
+            <w:pPr>
+              <w:jc w:val="center"/>
+            </w:pPr>
+            <w:r>
+              <w:rPr>
+                <w:rFonts w:ascii="Poppins" w:hAnsi="Poppins" w:eastAsia="Poppins"/>
+                <w:b/>
+                <w:i w:val="0"/>
+                <w:color w:val="FFFFFF"/>
+                <w:sz w:val="44"/>
+              </w:rPr>
+              <w:t>90m</w:t>
+            </w:r>
+          </w:p>
+        </w:tc>
+        <w:tc>
+          <w:tcPr>
+            <w:tcW w:type="dxa" w:w="2379"/>
+            <w:tcBorders>
+              <w:top w:val="none" w:sz="0" w:color="auto"/>
+              <w:bottom w:val="none" w:sz="0" w:color="auto"/>
+              <w:left w:val="none" w:sz="0" w:color="auto"/>
+              <w:right w:val="none" w:sz="0" w:color="auto"/>
+              <w:insideH w:val="none" w:sz="0" w:color="auto"/>
+              <w:insideV w:val="none" w:sz="0" w:color="auto"/>
+            </w:tcBorders>
+            <w:shd w:val="clear" w:color="auto" w:fill="0F172A"/>
+            <w:tcMar>
+              <w:top w:w="60" w:type="dxa"/>
+              <w:bottom w:w="60" w:type="dxa"/>
+              <w:left w:w="120" w:type="dxa"/>
+              <w:right w:w="120" w:type="dxa"/>
+            </w:tcMar>
+          </w:tcPr>
+          <w:p>
+            <w:pPr>
+              <w:jc w:val="center"/>
+            </w:pPr>
+            <w:r>
+              <w:rPr>
+                <w:rFonts w:ascii="Poppins" w:hAnsi="Poppins" w:eastAsia="Poppins"/>
+                <w:b/>
+                <w:i w:val="0"/>
+                <w:color w:val="FFFFFF"/>
+                <w:sz w:val="44"/>
+              </w:rPr>
+              <w:t>1yr</w:t>
+            </w:r>
+          </w:p>
+        </w:tc>
+      </w:tr>
+      <w:tr>
+        <w:trPr>
+          <w:trHeight w:val="260" w:hRule="atLeast"/>
+        </w:trPr>
+        <w:tc>
+          <w:tcPr>
+            <w:tcW w:type="dxa" w:w="2379"/>
+            <w:tcBorders>
+              <w:top w:val="none" w:sz="0" w:color="auto"/>
+              <w:bottom w:val="none" w:sz="0" w:color="auto"/>
+              <w:left w:val="none" w:sz="0" w:color="auto"/>
+              <w:right w:val="none" w:sz="0" w:color="auto"/>
+              <w:insideH w:val="none" w:sz="0" w:color="auto"/>
+              <w:insideV w:val="none" w:sz="0" w:color="auto"/>
+            </w:tcBorders>
+            <w:shd w:val="clear" w:color="auto" w:fill="F8FAFC"/>
+            <w:tcMar>
+              <w:top w:w="55" w:type="dxa"/>
+              <w:bottom w:w="70" w:type="dxa"/>
+              <w:left w:w="120" w:type="dxa"/>
+              <w:right w:w="120" w:type="dxa"/>
+            </w:tcMar>
+          </w:tcPr>
+          <w:p>
+            <w:pPr>
+              <w:jc w:val="center"/>
+            </w:pPr>
+            <w:r>
+              <w:rPr>
+                <w:rFonts w:ascii="Calibri" w:hAnsi="Calibri" w:eastAsia="Calibri"/>
+                <w:b w:val="0"/>
+                <w:i/>
+                <w:color w:val="64748B"/>
+                <w:sz w:val="15"/>
+              </w:rPr>
+              <w:t>organised sections</w:t>
+            </w:r>
+          </w:p>
+        </w:tc>
+        <w:tc>
+          <w:tcPr>
+            <w:tcW w:type="dxa" w:w="2379"/>
+            <w:tcBorders>
+              <w:top w:val="none" w:sz="0" w:color="auto"/>
+              <w:bottom w:val="none" w:sz="0" w:color="auto"/>
+              <w:left w:val="none" w:sz="0" w:color="auto"/>
+              <w:right w:val="none" w:sz="0" w:color="auto"/>
+              <w:insideH w:val="none" w:sz="0" w:color="auto"/>
+              <w:insideV w:val="none" w:sz="0" w:color="auto"/>
+            </w:tcBorders>
+            <w:shd w:val="clear" w:color="auto" w:fill="F8FAFC"/>
+            <w:tcMar>
+              <w:top w:w="55" w:type="dxa"/>
+              <w:bottom w:w="70" w:type="dxa"/>
+              <w:left w:w="120" w:type="dxa"/>
+              <w:right w:w="120" w:type="dxa"/>
+            </w:tcMar>
+          </w:tcPr>
+          <w:p>
+            <w:pPr>
+              <w:jc w:val="center"/>
+            </w:pPr>
+            <w:r>
+              <w:rPr>
+                <w:rFonts w:ascii="Calibri" w:hAnsi="Calibri" w:eastAsia="Calibri"/>
+                <w:b w:val="0"/>
+                <w:i/>
+                <w:color w:val="64748B"/>
+                <w:sz w:val="15"/>
+              </w:rPr>
+              <w:t>premium assets</w:t>
+            </w:r>
+          </w:p>
+        </w:tc>
+        <w:tc>
+          <w:tcPr>
+            <w:tcW w:type="dxa" w:w="2379"/>
+            <w:tcBorders>
+              <w:top w:val="none" w:sz="0" w:color="auto"/>
+              <w:bottom w:val="none" w:sz="0" w:color="auto"/>
+              <w:left w:val="none" w:sz="0" w:color="auto"/>
+              <w:right w:val="none" w:sz="0" w:color="auto"/>
+              <w:insideH w:val="none" w:sz="0" w:color="auto"/>
+              <w:insideV w:val="none" w:sz="0" w:color="auto"/>
+            </w:tcBorders>
+            <w:shd w:val="clear" w:color="auto" w:fill="F8FAFC"/>
+            <w:tcMar>
+              <w:top w:w="55" w:type="dxa"/>
+              <w:bottom w:w="70" w:type="dxa"/>
+              <w:left w:w="120" w:type="dxa"/>
+              <w:right w:w="120" w:type="dxa"/>
+            </w:tcMar>
+          </w:tcPr>
+          <w:p>
+            <w:pPr>
+              <w:jc w:val="center"/>
+            </w:pPr>
+            <w:r>
+              <w:rPr>
+                <w:rFonts w:ascii="Calibri" w:hAnsi="Calibri" w:eastAsia="Calibri"/>
+                <w:b w:val="0"/>
+                <w:i/>
+                <w:color w:val="64748B"/>
+                <w:sz w:val="15"/>
+              </w:rPr>
+              <w:t>to full operation</w:t>
+            </w:r>
+          </w:p>
+        </w:tc>
+        <w:tc>
+          <w:tcPr>
+            <w:tcW w:type="dxa" w:w="2379"/>
+            <w:tcBorders>
+              <w:top w:val="none" w:sz="0" w:color="auto"/>
+              <w:bottom w:val="none" w:sz="0" w:color="auto"/>
+              <w:left w:val="none" w:sz="0" w:color="auto"/>
+              <w:right w:val="none" w:sz="0" w:color="auto"/>
+              <w:insideH w:val="none" w:sz="0" w:color="auto"/>
+              <w:insideV w:val="none" w:sz="0" w:color="auto"/>
+            </w:tcBorders>
+            <w:shd w:val="clear" w:color="auto" w:fill="F8FAFC"/>
+            <w:tcMar>
+              <w:top w:w="55" w:type="dxa"/>
+              <w:bottom w:w="70" w:type="dxa"/>
+              <w:left w:w="120" w:type="dxa"/>
+              <w:right w:w="120" w:type="dxa"/>
+            </w:tcMar>
+          </w:tcPr>
+          <w:p>
+            <w:pPr>
+              <w:jc w:val="center"/>
+            </w:pPr>
+            <w:r>
+              <w:rPr>
+                <w:rFonts w:ascii="Calibri" w:hAnsi="Calibri" w:eastAsia="Calibri"/>
+                <w:b w:val="0"/>
+                <w:i/>
+                <w:color w:val="64748B"/>
+                <w:sz w:val="15"/>
+              </w:rPr>
+              <w:t>commercial use</w:t>
             </w:r>
           </w:p>
         </w:tc>
@@ -347,10 +762,112 @@
     </w:tbl>
     <w:p>
       <w:pPr>
-        <w:spacing w:before="120" w:after="120"/>
-        <w:pBdr>
-          <w:bottom w:val="single" w:sz="8" w:space="1" w:color="0F766E"/>
-        </w:pBdr>
+        <w:spacing w:before="0" w:after="200" w:line="276" w:lineRule="auto"/>
+      </w:pPr>
+    </w:p>
+    <w:p>
+      <w:pPr>
+        <w:spacing w:before="200" w:after="0" w:line="276" w:lineRule="auto"/>
+      </w:pPr>
+    </w:p>
+    <w:tbl>
+      <w:tblPr>
+        <w:tblW w:type="auto" w:w="0"/>
+        <w:jc w:val="center"/>
+        <w:tblLook w:firstColumn="1" w:firstRow="1" w:lastColumn="0" w:lastRow="0" w:noHBand="0" w:noVBand="1" w:val="04A0"/>
+      </w:tblPr>
+      <w:tblGrid>
+        <w:gridCol w:w="4759"/>
+        <w:gridCol w:w="4759"/>
+      </w:tblGrid>
+      <w:tr>
+        <w:trPr>
+          <w:trHeight w:val="480" w:hRule="atLeast"/>
+        </w:trPr>
+        <w:tc>
+          <w:tcPr>
+            <w:tcW w:type="dxa" w:w="907"/>
+            <w:tcBorders>
+              <w:top w:val="none" w:sz="0" w:color="auto"/>
+              <w:bottom w:val="none" w:sz="0" w:color="auto"/>
+              <w:left w:val="none" w:sz="0" w:color="auto"/>
+              <w:right w:val="none" w:sz="0" w:color="auto"/>
+              <w:insideH w:val="none" w:sz="0" w:color="auto"/>
+              <w:insideV w:val="none" w:sz="0" w:color="auto"/>
+            </w:tcBorders>
+            <w:shd w:val="clear" w:color="auto" w:fill="0F766E"/>
+            <w:tcMar>
+              <w:top w:w="100" w:type="dxa"/>
+              <w:bottom w:w="100" w:type="dxa"/>
+              <w:left w:w="140" w:type="dxa"/>
+              <w:right w:w="100" w:type="dxa"/>
+            </w:tcMar>
+            <w:vAlign w:val="center"/>
+          </w:tcPr>
+          <w:p>
+            <w:pPr>
+              <w:jc w:val="center"/>
+            </w:pPr>
+            <w:r>
+              <w:rPr>
+                <w:rFonts w:ascii="Poppins" w:hAnsi="Poppins" w:eastAsia="Poppins"/>
+                <w:b/>
+                <w:i w:val="0"/>
+                <w:color w:val="FFFFFF"/>
+                <w:sz w:val="26"/>
+              </w:rPr>
+              <w:t>01</w:t>
+            </w:r>
+          </w:p>
+        </w:tc>
+        <w:tc>
+          <w:tcPr>
+            <w:tcW w:type="dxa" w:w="4759"/>
+            <w:tcBorders>
+              <w:top w:val="none" w:sz="0" w:color="auto"/>
+              <w:bottom w:val="none" w:sz="0" w:color="auto"/>
+              <w:left w:val="none" w:sz="0" w:color="auto"/>
+              <w:right w:val="none" w:sz="0" w:color="auto"/>
+              <w:insideH w:val="none" w:sz="0" w:color="auto"/>
+              <w:insideV w:val="none" w:sz="0" w:color="auto"/>
+            </w:tcBorders>
+            <w:shd w:val="clear" w:color="auto" w:fill="0F172A"/>
+            <w:tcMar>
+              <w:top w:w="100" w:type="dxa"/>
+              <w:bottom w:w="100" w:type="dxa"/>
+              <w:left w:w="180" w:type="dxa"/>
+              <w:right w:w="120" w:type="dxa"/>
+            </w:tcMar>
+            <w:vAlign w:val="center"/>
+          </w:tcPr>
+          <w:p>
+            <w:r>
+              <w:rPr>
+                <w:rFonts w:ascii="Poppins" w:hAnsi="Poppins" w:eastAsia="Poppins"/>
+                <w:b/>
+                <w:i w:val="0"/>
+                <w:color w:val="0F766E"/>
+                <w:sz w:val="21"/>
+              </w:rPr>
+              <w:t xml:space="preserve">— </w:t>
+            </w:r>
+            <w:r>
+              <w:rPr>
+                <w:rFonts w:ascii="Poppins" w:hAnsi="Poppins" w:eastAsia="Poppins"/>
+                <w:b/>
+                <w:i w:val="0"/>
+                <w:color w:val="FFFFFF"/>
+                <w:sz w:val="21"/>
+              </w:rPr>
+              <w:t>WHAT IS INCLUDED</w:t>
+            </w:r>
+          </w:p>
+        </w:tc>
+      </w:tr>
+    </w:tbl>
+    <w:p>
+      <w:pPr>
+        <w:spacing w:before="0" w:after="120" w:line="276" w:lineRule="auto"/>
       </w:pPr>
     </w:p>
     <w:tbl>
@@ -361,13 +878,17 @@
         <w:tblLook w:firstColumn="1" w:firstRow="1" w:lastColumn="0" w:lastRow="0" w:noHBand="0" w:noVBand="1" w:val="04A0"/>
       </w:tblPr>
       <w:tblGrid>
-        <w:gridCol w:w="4703"/>
-        <w:gridCol w:w="4703"/>
+        <w:gridCol w:w="3173"/>
+        <w:gridCol w:w="3173"/>
+        <w:gridCol w:w="3173"/>
       </w:tblGrid>
       <w:tr>
+        <w:trPr>
+          <w:trHeight w:val="400" w:hRule="atLeast"/>
+        </w:trPr>
         <w:tc>
           <w:tcPr>
-            <w:tcW w:type="dxa" w:w="2835"/>
+            <w:tcW w:type="dxa" w:w="2551"/>
             <w:shd w:val="clear" w:color="auto" w:fill="0F766E"/>
             <w:tcMar>
               <w:top w:w="70" w:type="dxa"/>
@@ -376,10 +897,10 @@
               <w:right w:w="100" w:type="dxa"/>
             </w:tcMar>
             <w:tcBorders>
-              <w:top w:val="none" w:sz="0" w:color="auto"/>
+              <w:top w:val="single" w:sz="4" w:color="0F766E"/>
               <w:bottom w:val="single" w:sz="8" w:color="0F766E"/>
-              <w:left w:val="none" w:sz="0" w:color="auto"/>
-              <w:right w:val="none" w:sz="0" w:color="auto"/>
+              <w:left w:val="single" w:sz="4" w:color="0F766E"/>
+              <w:right w:val="single" w:sz="4" w:color="0F766E"/>
               <w:insideH w:val="none" w:sz="0" w:color="auto"/>
               <w:insideV w:val="none" w:sz="0" w:color="auto"/>
             </w:tcBorders>
@@ -399,7 +920,7 @@
         </w:tc>
         <w:tc>
           <w:tcPr>
-            <w:tcW w:type="dxa" w:w="7087"/>
+            <w:tcW w:type="dxa" w:w="3402"/>
             <w:shd w:val="clear" w:color="auto" w:fill="0F766E"/>
             <w:tcMar>
               <w:top w:w="70" w:type="dxa"/>
@@ -408,10 +929,42 @@
               <w:right w:w="100" w:type="dxa"/>
             </w:tcMar>
             <w:tcBorders>
-              <w:top w:val="none" w:sz="0" w:color="auto"/>
+              <w:top w:val="single" w:sz="4" w:color="0F766E"/>
               <w:bottom w:val="single" w:sz="8" w:color="0F766E"/>
-              <w:left w:val="none" w:sz="0" w:color="auto"/>
-              <w:right w:val="none" w:sz="0" w:color="auto"/>
+              <w:left w:val="single" w:sz="4" w:color="0F766E"/>
+              <w:right w:val="single" w:sz="4" w:color="0F766E"/>
+              <w:insideH w:val="none" w:sz="0" w:color="auto"/>
+              <w:insideV w:val="none" w:sz="0" w:color="auto"/>
+            </w:tcBorders>
+          </w:tcPr>
+          <w:p>
+            <w:r>
+              <w:rPr>
+                <w:rFonts w:ascii="Poppins" w:hAnsi="Poppins" w:eastAsia="Poppins"/>
+                <w:b/>
+                <w:i w:val="0"/>
+                <w:color w:val="FFFFFF"/>
+                <w:sz w:val="16"/>
+              </w:rPr>
+              <w:t>Contains</w:t>
+            </w:r>
+          </w:p>
+        </w:tc>
+        <w:tc>
+          <w:tcPr>
+            <w:tcW w:type="dxa" w:w="3969"/>
+            <w:shd w:val="clear" w:color="auto" w:fill="0F766E"/>
+            <w:tcMar>
+              <w:top w:w="70" w:type="dxa"/>
+              <w:bottom w:w="70" w:type="dxa"/>
+              <w:left w:w="100" w:type="dxa"/>
+              <w:right w:w="100" w:type="dxa"/>
+            </w:tcMar>
+            <w:tcBorders>
+              <w:top w:val="single" w:sz="4" w:color="0F766E"/>
+              <w:bottom w:val="single" w:sz="8" w:color="0F766E"/>
+              <w:left w:val="single" w:sz="4" w:color="0F766E"/>
+              <w:right w:val="single" w:sz="4" w:color="0F766E"/>
               <w:insideH w:val="none" w:sz="0" w:color="auto"/>
               <w:insideV w:val="none" w:sz="0" w:color="auto"/>
             </w:tcBorders>
@@ -433,19 +986,19 @@
       <w:tr>
         <w:tc>
           <w:tcPr>
-            <w:tcW w:type="dxa" w:w="2835"/>
+            <w:tcW w:type="dxa" w:w="2551"/>
             <w:shd w:val="clear" w:color="auto" w:fill="FFFFFF"/>
             <w:tcBorders>
-              <w:top w:val="single" w:sz="4" w:color="CBD5E1"/>
-              <w:bottom w:val="single" w:sz="4" w:color="CBD5E1"/>
-              <w:left w:val="single" w:sz="4" w:color="CBD5E1"/>
-              <w:right w:val="single" w:sz="4" w:color="CBD5E1"/>
+              <w:top w:val="single" w:sz="3" w:color="CBD5E1"/>
+              <w:bottom w:val="single" w:sz="3" w:color="CBD5E1"/>
+              <w:left w:val="single" w:sz="3" w:color="CBD5E1"/>
+              <w:right w:val="single" w:sz="3" w:color="CBD5E1"/>
               <w:insideH w:val="none" w:sz="0" w:color="auto"/>
               <w:insideV w:val="none" w:sz="0" w:color="auto"/>
             </w:tcBorders>
             <w:tcMar>
-              <w:top w:w="55" w:type="dxa"/>
-              <w:bottom w:w="55" w:type="dxa"/>
+              <w:top w:w="60" w:type="dxa"/>
+              <w:bottom w:w="60" w:type="dxa"/>
               <w:left w:w="100" w:type="dxa"/>
               <w:right w:w="100" w:type="dxa"/>
             </w:tcMar>
@@ -453,7 +1006,7 @@
           <w:p>
             <w:r>
               <w:rPr>
-                <w:rFonts w:ascii="Inter" w:hAnsi="Inter" w:eastAsia="Inter"/>
+                <w:rFonts w:ascii="Calibri" w:hAnsi="Calibri" w:eastAsia="Calibri"/>
                 <w:b w:val="0"/>
                 <w:i w:val="0"/>
                 <w:color w:val="0F172A"/>
@@ -465,19 +1018,19 @@
         </w:tc>
         <w:tc>
           <w:tcPr>
-            <w:tcW w:type="dxa" w:w="7087"/>
+            <w:tcW w:type="dxa" w:w="3402"/>
             <w:shd w:val="clear" w:color="auto" w:fill="FFFFFF"/>
             <w:tcBorders>
-              <w:top w:val="single" w:sz="4" w:color="CBD5E1"/>
-              <w:bottom w:val="single" w:sz="4" w:color="CBD5E1"/>
-              <w:left w:val="single" w:sz="4" w:color="CBD5E1"/>
-              <w:right w:val="single" w:sz="4" w:color="CBD5E1"/>
+              <w:top w:val="single" w:sz="3" w:color="CBD5E1"/>
+              <w:bottom w:val="single" w:sz="3" w:color="CBD5E1"/>
+              <w:left w:val="single" w:sz="3" w:color="CBD5E1"/>
+              <w:right w:val="single" w:sz="3" w:color="CBD5E1"/>
               <w:insideH w:val="none" w:sz="0" w:color="auto"/>
               <w:insideV w:val="none" w:sz="0" w:color="auto"/>
             </w:tcBorders>
             <w:tcMar>
-              <w:top w:w="55" w:type="dxa"/>
-              <w:bottom w:w="55" w:type="dxa"/>
+              <w:top w:w="60" w:type="dxa"/>
+              <w:bottom w:w="60" w:type="dxa"/>
               <w:left w:w="100" w:type="dxa"/>
               <w:right w:w="100" w:type="dxa"/>
             </w:tcMar>
@@ -485,13 +1038,45 @@
           <w:p>
             <w:r>
               <w:rPr>
-                <w:rFonts w:ascii="Inter" w:hAnsi="Inter" w:eastAsia="Inter"/>
+                <w:rFonts w:ascii="Calibri" w:hAnsi="Calibri" w:eastAsia="Calibri"/>
                 <w:b w:val="0"/>
                 <w:i w:val="0"/>
                 <w:color w:val="0F172A"/>
                 <w:sz w:val="17"/>
               </w:rPr>
-              <w:t>Orientation, setup walkthrough, and file inventory</w:t>
+              <w:t>Read Me, Install Guide, Asset Manifest</w:t>
+            </w:r>
+          </w:p>
+        </w:tc>
+        <w:tc>
+          <w:tcPr>
+            <w:tcW w:type="dxa" w:w="3969"/>
+            <w:shd w:val="clear" w:color="auto" w:fill="FFFFFF"/>
+            <w:tcBorders>
+              <w:top w:val="single" w:sz="3" w:color="CBD5E1"/>
+              <w:bottom w:val="single" w:sz="3" w:color="CBD5E1"/>
+              <w:left w:val="single" w:sz="3" w:color="CBD5E1"/>
+              <w:right w:val="single" w:sz="3" w:color="CBD5E1"/>
+              <w:insideH w:val="none" w:sz="0" w:color="auto"/>
+              <w:insideV w:val="none" w:sz="0" w:color="auto"/>
+            </w:tcBorders>
+            <w:tcMar>
+              <w:top w:w="60" w:type="dxa"/>
+              <w:bottom w:w="60" w:type="dxa"/>
+              <w:left w:w="100" w:type="dxa"/>
+              <w:right w:w="100" w:type="dxa"/>
+            </w:tcMar>
+          </w:tcPr>
+          <w:p>
+            <w:r>
+              <w:rPr>
+                <w:rFonts w:ascii="Calibri" w:hAnsi="Calibri" w:eastAsia="Calibri"/>
+                <w:b w:val="0"/>
+                <w:i w:val="0"/>
+                <w:color w:val="0F172A"/>
+                <w:sz w:val="17"/>
+              </w:rPr>
+              <w:t>Orientation and setup walkthrough</w:t>
             </w:r>
           </w:p>
         </w:tc>
@@ -499,19 +1084,19 @@
       <w:tr>
         <w:tc>
           <w:tcPr>
-            <w:tcW w:type="dxa" w:w="2835"/>
+            <w:tcW w:type="dxa" w:w="2551"/>
             <w:shd w:val="clear" w:color="auto" w:fill="F8FAFC"/>
             <w:tcBorders>
-              <w:top w:val="single" w:sz="4" w:color="CBD5E1"/>
-              <w:bottom w:val="single" w:sz="4" w:color="CBD5E1"/>
-              <w:left w:val="single" w:sz="4" w:color="CBD5E1"/>
-              <w:right w:val="single" w:sz="4" w:color="CBD5E1"/>
+              <w:top w:val="single" w:sz="3" w:color="CBD5E1"/>
+              <w:bottom w:val="single" w:sz="3" w:color="CBD5E1"/>
+              <w:left w:val="single" w:sz="3" w:color="CBD5E1"/>
+              <w:right w:val="single" w:sz="3" w:color="CBD5E1"/>
               <w:insideH w:val="none" w:sz="0" w:color="auto"/>
               <w:insideV w:val="none" w:sz="0" w:color="auto"/>
             </w:tcBorders>
             <w:tcMar>
-              <w:top w:w="55" w:type="dxa"/>
-              <w:bottom w:w="55" w:type="dxa"/>
+              <w:top w:w="60" w:type="dxa"/>
+              <w:bottom w:w="60" w:type="dxa"/>
               <w:left w:w="100" w:type="dxa"/>
               <w:right w:w="100" w:type="dxa"/>
             </w:tcMar>
@@ -519,7 +1104,7 @@
           <w:p>
             <w:r>
               <w:rPr>
-                <w:rFonts w:ascii="Inter" w:hAnsi="Inter" w:eastAsia="Inter"/>
+                <w:rFonts w:ascii="Calibri" w:hAnsi="Calibri" w:eastAsia="Calibri"/>
                 <w:b w:val="0"/>
                 <w:i w:val="0"/>
                 <w:color w:val="0F172A"/>
@@ -531,19 +1116,19 @@
         </w:tc>
         <w:tc>
           <w:tcPr>
-            <w:tcW w:type="dxa" w:w="7087"/>
+            <w:tcW w:type="dxa" w:w="3402"/>
             <w:shd w:val="clear" w:color="auto" w:fill="F8FAFC"/>
             <w:tcBorders>
-              <w:top w:val="single" w:sz="4" w:color="CBD5E1"/>
-              <w:bottom w:val="single" w:sz="4" w:color="CBD5E1"/>
-              <w:left w:val="single" w:sz="4" w:color="CBD5E1"/>
-              <w:right w:val="single" w:sz="4" w:color="CBD5E1"/>
+              <w:top w:val="single" w:sz="3" w:color="CBD5E1"/>
+              <w:bottom w:val="single" w:sz="3" w:color="CBD5E1"/>
+              <w:left w:val="single" w:sz="3" w:color="CBD5E1"/>
+              <w:right w:val="single" w:sz="3" w:color="CBD5E1"/>
               <w:insideH w:val="none" w:sz="0" w:color="auto"/>
               <w:insideV w:val="none" w:sz="0" w:color="auto"/>
             </w:tcBorders>
             <w:tcMar>
-              <w:top w:w="55" w:type="dxa"/>
-              <w:bottom w:w="55" w:type="dxa"/>
+              <w:top w:w="60" w:type="dxa"/>
+              <w:bottom w:w="60" w:type="dxa"/>
               <w:left w:w="100" w:type="dxa"/>
               <w:right w:w="100" w:type="dxa"/>
             </w:tcMar>
@@ -551,13 +1136,45 @@
           <w:p>
             <w:r>
               <w:rPr>
-                <w:rFonts w:ascii="Inter" w:hAnsi="Inter" w:eastAsia="Inter"/>
+                <w:rFonts w:ascii="Calibri" w:hAnsi="Calibri" w:eastAsia="Calibri"/>
                 <w:b w:val="0"/>
                 <w:i w:val="0"/>
                 <w:color w:val="0F172A"/>
                 <w:sz w:val="17"/>
               </w:rPr>
-              <w:t>Licence, FAQ, version history, support guide</w:t>
+              <w:t>Licence, FAQ, Version History, Support Guide</w:t>
+            </w:r>
+          </w:p>
+        </w:tc>
+        <w:tc>
+          <w:tcPr>
+            <w:tcW w:type="dxa" w:w="3969"/>
+            <w:shd w:val="clear" w:color="auto" w:fill="F8FAFC"/>
+            <w:tcBorders>
+              <w:top w:val="single" w:sz="3" w:color="CBD5E1"/>
+              <w:bottom w:val="single" w:sz="3" w:color="CBD5E1"/>
+              <w:left w:val="single" w:sz="3" w:color="CBD5E1"/>
+              <w:right w:val="single" w:sz="3" w:color="CBD5E1"/>
+              <w:insideH w:val="none" w:sz="0" w:color="auto"/>
+              <w:insideV w:val="none" w:sz="0" w:color="auto"/>
+            </w:tcBorders>
+            <w:tcMar>
+              <w:top w:w="60" w:type="dxa"/>
+              <w:bottom w:w="60" w:type="dxa"/>
+              <w:left w:w="100" w:type="dxa"/>
+              <w:right w:w="100" w:type="dxa"/>
+            </w:tcMar>
+          </w:tcPr>
+          <w:p>
+            <w:r>
+              <w:rPr>
+                <w:rFonts w:ascii="Calibri" w:hAnsi="Calibri" w:eastAsia="Calibri"/>
+                <w:b w:val="0"/>
+                <w:i w:val="0"/>
+                <w:color w:val="0F172A"/>
+                <w:sz w:val="17"/>
+              </w:rPr>
+              <w:t>Legal, support, and product reference</w:t>
             </w:r>
           </w:p>
         </w:tc>
@@ -565,19 +1182,19 @@
       <w:tr>
         <w:tc>
           <w:tcPr>
-            <w:tcW w:type="dxa" w:w="2835"/>
+            <w:tcW w:type="dxa" w:w="2551"/>
             <w:shd w:val="clear" w:color="auto" w:fill="FFFFFF"/>
             <w:tcBorders>
-              <w:top w:val="single" w:sz="4" w:color="CBD5E1"/>
-              <w:bottom w:val="single" w:sz="4" w:color="CBD5E1"/>
-              <w:left w:val="single" w:sz="4" w:color="CBD5E1"/>
-              <w:right w:val="single" w:sz="4" w:color="CBD5E1"/>
+              <w:top w:val="single" w:sz="3" w:color="CBD5E1"/>
+              <w:bottom w:val="single" w:sz="3" w:color="CBD5E1"/>
+              <w:left w:val="single" w:sz="3" w:color="CBD5E1"/>
+              <w:right w:val="single" w:sz="3" w:color="CBD5E1"/>
               <w:insideH w:val="none" w:sz="0" w:color="auto"/>
               <w:insideV w:val="none" w:sz="0" w:color="auto"/>
             </w:tcBorders>
             <w:tcMar>
-              <w:top w:w="55" w:type="dxa"/>
-              <w:bottom w:w="55" w:type="dxa"/>
+              <w:top w:w="60" w:type="dxa"/>
+              <w:bottom w:w="60" w:type="dxa"/>
               <w:left w:w="100" w:type="dxa"/>
               <w:right w:w="100" w:type="dxa"/>
             </w:tcMar>
@@ -585,7 +1202,7 @@
           <w:p>
             <w:r>
               <w:rPr>
-                <w:rFonts w:ascii="Inter" w:hAnsi="Inter" w:eastAsia="Inter"/>
+                <w:rFonts w:ascii="Calibri" w:hAnsi="Calibri" w:eastAsia="Calibri"/>
                 <w:b w:val="0"/>
                 <w:i w:val="0"/>
                 <w:color w:val="0F172A"/>
@@ -597,19 +1214,19 @@
         </w:tc>
         <w:tc>
           <w:tcPr>
-            <w:tcW w:type="dxa" w:w="7087"/>
+            <w:tcW w:type="dxa" w:w="3402"/>
             <w:shd w:val="clear" w:color="auto" w:fill="FFFFFF"/>
             <w:tcBorders>
-              <w:top w:val="single" w:sz="4" w:color="CBD5E1"/>
-              <w:bottom w:val="single" w:sz="4" w:color="CBD5E1"/>
-              <w:left w:val="single" w:sz="4" w:color="CBD5E1"/>
-              <w:right w:val="single" w:sz="4" w:color="CBD5E1"/>
+              <w:top w:val="single" w:sz="3" w:color="CBD5E1"/>
+              <w:bottom w:val="single" w:sz="3" w:color="CBD5E1"/>
+              <w:left w:val="single" w:sz="3" w:color="CBD5E1"/>
+              <w:right w:val="single" w:sz="3" w:color="CBD5E1"/>
               <w:insideH w:val="none" w:sz="0" w:color="auto"/>
               <w:insideV w:val="none" w:sz="0" w:color="auto"/>
             </w:tcBorders>
             <w:tcMar>
-              <w:top w:w="55" w:type="dxa"/>
-              <w:bottom w:w="55" w:type="dxa"/>
+              <w:top w:w="60" w:type="dxa"/>
+              <w:bottom w:w="60" w:type="dxa"/>
               <w:left w:w="100" w:type="dxa"/>
               <w:right w:w="100" w:type="dxa"/>
             </w:tcMar>
@@ -617,13 +1234,45 @@
           <w:p>
             <w:r>
               <w:rPr>
-                <w:rFonts w:ascii="Inter" w:hAnsi="Inter" w:eastAsia="Inter"/>
+                <w:rFonts w:ascii="Calibri" w:hAnsi="Calibri" w:eastAsia="Calibri"/>
                 <w:b w:val="0"/>
                 <w:i w:val="0"/>
                 <w:color w:val="0F172A"/>
                 <w:sz w:val="17"/>
               </w:rPr>
-              <w:t>Excel dashboard — your daily operations hub</w:t>
+              <w:t>Excel dashboard (10 sheets)</w:t>
+            </w:r>
+          </w:p>
+        </w:tc>
+        <w:tc>
+          <w:tcPr>
+            <w:tcW w:type="dxa" w:w="3969"/>
+            <w:shd w:val="clear" w:color="auto" w:fill="FFFFFF"/>
+            <w:tcBorders>
+              <w:top w:val="single" w:sz="3" w:color="CBD5E1"/>
+              <w:bottom w:val="single" w:sz="3" w:color="CBD5E1"/>
+              <w:left w:val="single" w:sz="3" w:color="CBD5E1"/>
+              <w:right w:val="single" w:sz="3" w:color="CBD5E1"/>
+              <w:insideH w:val="none" w:sz="0" w:color="auto"/>
+              <w:insideV w:val="none" w:sz="0" w:color="auto"/>
+            </w:tcBorders>
+            <w:tcMar>
+              <w:top w:w="60" w:type="dxa"/>
+              <w:bottom w:w="60" w:type="dxa"/>
+              <w:left w:w="100" w:type="dxa"/>
+              <w:right w:w="100" w:type="dxa"/>
+            </w:tcMar>
+          </w:tcPr>
+          <w:p>
+            <w:r>
+              <w:rPr>
+                <w:rFonts w:ascii="Calibri" w:hAnsi="Calibri" w:eastAsia="Calibri"/>
+                <w:b w:val="0"/>
+                <w:i w:val="0"/>
+                <w:color w:val="0F172A"/>
+                <w:sz w:val="17"/>
+              </w:rPr>
+              <w:t>Your daily operations hub</w:t>
             </w:r>
           </w:p>
         </w:tc>
@@ -631,19 +1280,19 @@
       <w:tr>
         <w:tc>
           <w:tcPr>
-            <w:tcW w:type="dxa" w:w="2835"/>
+            <w:tcW w:type="dxa" w:w="2551"/>
             <w:shd w:val="clear" w:color="auto" w:fill="F8FAFC"/>
             <w:tcBorders>
-              <w:top w:val="single" w:sz="4" w:color="CBD5E1"/>
-              <w:bottom w:val="single" w:sz="4" w:color="CBD5E1"/>
-              <w:left w:val="single" w:sz="4" w:color="CBD5E1"/>
-              <w:right w:val="single" w:sz="4" w:color="CBD5E1"/>
+              <w:top w:val="single" w:sz="3" w:color="CBD5E1"/>
+              <w:bottom w:val="single" w:sz="3" w:color="CBD5E1"/>
+              <w:left w:val="single" w:sz="3" w:color="CBD5E1"/>
+              <w:right w:val="single" w:sz="3" w:color="CBD5E1"/>
               <w:insideH w:val="none" w:sz="0" w:color="auto"/>
               <w:insideV w:val="none" w:sz="0" w:color="auto"/>
             </w:tcBorders>
             <w:tcMar>
-              <w:top w:w="55" w:type="dxa"/>
-              <w:bottom w:w="55" w:type="dxa"/>
+              <w:top w:w="60" w:type="dxa"/>
+              <w:bottom w:w="60" w:type="dxa"/>
               <w:left w:w="100" w:type="dxa"/>
               <w:right w:w="100" w:type="dxa"/>
             </w:tcMar>
@@ -651,7 +1300,7 @@
           <w:p>
             <w:r>
               <w:rPr>
-                <w:rFonts w:ascii="Inter" w:hAnsi="Inter" w:eastAsia="Inter"/>
+                <w:rFonts w:ascii="Calibri" w:hAnsi="Calibri" w:eastAsia="Calibri"/>
                 <w:b w:val="0"/>
                 <w:i w:val="0"/>
                 <w:color w:val="0F172A"/>
@@ -663,19 +1312,19 @@
         </w:tc>
         <w:tc>
           <w:tcPr>
-            <w:tcW w:type="dxa" w:w="7087"/>
+            <w:tcW w:type="dxa" w:w="3402"/>
             <w:shd w:val="clear" w:color="auto" w:fill="F8FAFC"/>
             <w:tcBorders>
-              <w:top w:val="single" w:sz="4" w:color="CBD5E1"/>
-              <w:bottom w:val="single" w:sz="4" w:color="CBD5E1"/>
-              <w:left w:val="single" w:sz="4" w:color="CBD5E1"/>
-              <w:right w:val="single" w:sz="4" w:color="CBD5E1"/>
+              <w:top w:val="single" w:sz="3" w:color="CBD5E1"/>
+              <w:bottom w:val="single" w:sz="3" w:color="CBD5E1"/>
+              <w:left w:val="single" w:sz="3" w:color="CBD5E1"/>
+              <w:right w:val="single" w:sz="3" w:color="CBD5E1"/>
               <w:insideH w:val="none" w:sz="0" w:color="auto"/>
               <w:insideV w:val="none" w:sz="0" w:color="auto"/>
             </w:tcBorders>
             <w:tcMar>
-              <w:top w:w="55" w:type="dxa"/>
-              <w:bottom w:w="55" w:type="dxa"/>
+              <w:top w:w="60" w:type="dxa"/>
+              <w:bottom w:w="60" w:type="dxa"/>
               <w:left w:w="100" w:type="dxa"/>
               <w:right w:w="100" w:type="dxa"/>
             </w:tcMar>
@@ -683,13 +1332,45 @@
           <w:p>
             <w:r>
               <w:rPr>
-                <w:rFonts w:ascii="Inter" w:hAnsi="Inter" w:eastAsia="Inter"/>
+                <w:rFonts w:ascii="Calibri" w:hAnsi="Calibri" w:eastAsia="Calibri"/>
                 <w:b w:val="0"/>
                 <w:i w:val="0"/>
                 <w:color w:val="0F172A"/>
                 <w:sz w:val="17"/>
               </w:rPr>
-              <w:t>Service guide, proposal, agreement, intake pack, deck</w:t>
+              <w:t>Service Guide, Proposal, Agreement, Intake, Deck</w:t>
+            </w:r>
+          </w:p>
+        </w:tc>
+        <w:tc>
+          <w:tcPr>
+            <w:tcW w:type="dxa" w:w="3969"/>
+            <w:shd w:val="clear" w:color="auto" w:fill="F8FAFC"/>
+            <w:tcBorders>
+              <w:top w:val="single" w:sz="3" w:color="CBD5E1"/>
+              <w:bottom w:val="single" w:sz="3" w:color="CBD5E1"/>
+              <w:left w:val="single" w:sz="3" w:color="CBD5E1"/>
+              <w:right w:val="single" w:sz="3" w:color="CBD5E1"/>
+              <w:insideH w:val="none" w:sz="0" w:color="auto"/>
+              <w:insideV w:val="none" w:sz="0" w:color="auto"/>
+            </w:tcBorders>
+            <w:tcMar>
+              <w:top w:w="60" w:type="dxa"/>
+              <w:bottom w:w="60" w:type="dxa"/>
+              <w:left w:w="100" w:type="dxa"/>
+              <w:right w:w="100" w:type="dxa"/>
+            </w:tcMar>
+          </w:tcPr>
+          <w:p>
+            <w:r>
+              <w:rPr>
+                <w:rFonts w:ascii="Calibri" w:hAnsi="Calibri" w:eastAsia="Calibri"/>
+                <w:b w:val="0"/>
+                <w:i w:val="0"/>
+                <w:color w:val="0F172A"/>
+                <w:sz w:val="17"/>
+              </w:rPr>
+              <w:t>Send-ready client-facing files</w:t>
             </w:r>
           </w:p>
         </w:tc>
@@ -697,19 +1378,19 @@
       <w:tr>
         <w:tc>
           <w:tcPr>
-            <w:tcW w:type="dxa" w:w="2835"/>
+            <w:tcW w:type="dxa" w:w="2551"/>
             <w:shd w:val="clear" w:color="auto" w:fill="FFFFFF"/>
             <w:tcBorders>
-              <w:top w:val="single" w:sz="4" w:color="CBD5E1"/>
-              <w:bottom w:val="single" w:sz="4" w:color="CBD5E1"/>
-              <w:left w:val="single" w:sz="4" w:color="CBD5E1"/>
-              <w:right w:val="single" w:sz="4" w:color="CBD5E1"/>
+              <w:top w:val="single" w:sz="3" w:color="CBD5E1"/>
+              <w:bottom w:val="single" w:sz="3" w:color="CBD5E1"/>
+              <w:left w:val="single" w:sz="3" w:color="CBD5E1"/>
+              <w:right w:val="single" w:sz="3" w:color="CBD5E1"/>
               <w:insideH w:val="none" w:sz="0" w:color="auto"/>
               <w:insideV w:val="none" w:sz="0" w:color="auto"/>
             </w:tcBorders>
             <w:tcMar>
-              <w:top w:w="55" w:type="dxa"/>
-              <w:bottom w:w="55" w:type="dxa"/>
+              <w:top w:w="60" w:type="dxa"/>
+              <w:bottom w:w="60" w:type="dxa"/>
               <w:left w:w="100" w:type="dxa"/>
               <w:right w:w="100" w:type="dxa"/>
             </w:tcMar>
@@ -717,7 +1398,7 @@
           <w:p>
             <w:r>
               <w:rPr>
-                <w:rFonts w:ascii="Inter" w:hAnsi="Inter" w:eastAsia="Inter"/>
+                <w:rFonts w:ascii="Calibri" w:hAnsi="Calibri" w:eastAsia="Calibri"/>
                 <w:b w:val="0"/>
                 <w:i w:val="0"/>
                 <w:color w:val="0F172A"/>
@@ -729,19 +1410,19 @@
         </w:tc>
         <w:tc>
           <w:tcPr>
-            <w:tcW w:type="dxa" w:w="7087"/>
+            <w:tcW w:type="dxa" w:w="3402"/>
             <w:shd w:val="clear" w:color="auto" w:fill="FFFFFF"/>
             <w:tcBorders>
-              <w:top w:val="single" w:sz="4" w:color="CBD5E1"/>
-              <w:bottom w:val="single" w:sz="4" w:color="CBD5E1"/>
-              <w:left w:val="single" w:sz="4" w:color="CBD5E1"/>
-              <w:right w:val="single" w:sz="4" w:color="CBD5E1"/>
+              <w:top w:val="single" w:sz="3" w:color="CBD5E1"/>
+              <w:bottom w:val="single" w:sz="3" w:color="CBD5E1"/>
+              <w:left w:val="single" w:sz="3" w:color="CBD5E1"/>
+              <w:right w:val="single" w:sz="3" w:color="CBD5E1"/>
               <w:insideH w:val="none" w:sz="0" w:color="auto"/>
               <w:insideV w:val="none" w:sz="0" w:color="auto"/>
             </w:tcBorders>
             <w:tcMar>
-              <w:top w:w="55" w:type="dxa"/>
-              <w:bottom w:w="55" w:type="dxa"/>
+              <w:top w:w="60" w:type="dxa"/>
+              <w:bottom w:w="60" w:type="dxa"/>
               <w:left w:w="100" w:type="dxa"/>
               <w:right w:w="100" w:type="dxa"/>
             </w:tcMar>
@@ -749,13 +1430,45 @@
           <w:p>
             <w:r>
               <w:rPr>
-                <w:rFonts w:ascii="Inter" w:hAnsi="Inter" w:eastAsia="Inter"/>
+                <w:rFonts w:ascii="Calibri" w:hAnsi="Calibri" w:eastAsia="Calibri"/>
                 <w:b w:val="0"/>
                 <w:i w:val="0"/>
                 <w:color w:val="0F172A"/>
                 <w:sz w:val="17"/>
               </w:rPr>
-              <w:t>SOPs, checklists, and communication scripts</w:t>
+              <w:t>SOPs, Checklists, Communication Scripts</w:t>
+            </w:r>
+          </w:p>
+        </w:tc>
+        <w:tc>
+          <w:tcPr>
+            <w:tcW w:type="dxa" w:w="3969"/>
+            <w:shd w:val="clear" w:color="auto" w:fill="FFFFFF"/>
+            <w:tcBorders>
+              <w:top w:val="single" w:sz="3" w:color="CBD5E1"/>
+              <w:bottom w:val="single" w:sz="3" w:color="CBD5E1"/>
+              <w:left w:val="single" w:sz="3" w:color="CBD5E1"/>
+              <w:right w:val="single" w:sz="3" w:color="CBD5E1"/>
+              <w:insideH w:val="none" w:sz="0" w:color="auto"/>
+              <w:insideV w:val="none" w:sz="0" w:color="auto"/>
+            </w:tcBorders>
+            <w:tcMar>
+              <w:top w:w="60" w:type="dxa"/>
+              <w:bottom w:w="60" w:type="dxa"/>
+              <w:left w:w="100" w:type="dxa"/>
+              <w:right w:w="100" w:type="dxa"/>
+            </w:tcMar>
+          </w:tcPr>
+          <w:p>
+            <w:r>
+              <w:rPr>
+                <w:rFonts w:ascii="Calibri" w:hAnsi="Calibri" w:eastAsia="Calibri"/>
+                <w:b w:val="0"/>
+                <w:i w:val="0"/>
+                <w:color w:val="0F172A"/>
+                <w:sz w:val="17"/>
+              </w:rPr>
+              <w:t>Internal practice procedures</w:t>
             </w:r>
           </w:p>
         </w:tc>
@@ -763,19 +1476,19 @@
       <w:tr>
         <w:tc>
           <w:tcPr>
-            <w:tcW w:type="dxa" w:w="2835"/>
+            <w:tcW w:type="dxa" w:w="2551"/>
             <w:shd w:val="clear" w:color="auto" w:fill="F8FAFC"/>
             <w:tcBorders>
-              <w:top w:val="single" w:sz="4" w:color="CBD5E1"/>
-              <w:bottom w:val="single" w:sz="4" w:color="CBD5E1"/>
-              <w:left w:val="single" w:sz="4" w:color="CBD5E1"/>
-              <w:right w:val="single" w:sz="4" w:color="CBD5E1"/>
+              <w:top w:val="single" w:sz="3" w:color="CBD5E1"/>
+              <w:bottom w:val="single" w:sz="3" w:color="CBD5E1"/>
+              <w:left w:val="single" w:sz="3" w:color="CBD5E1"/>
+              <w:right w:val="single" w:sz="3" w:color="CBD5E1"/>
               <w:insideH w:val="none" w:sz="0" w:color="auto"/>
               <w:insideV w:val="none" w:sz="0" w:color="auto"/>
             </w:tcBorders>
             <w:tcMar>
-              <w:top w:w="55" w:type="dxa"/>
-              <w:bottom w:w="55" w:type="dxa"/>
+              <w:top w:w="60" w:type="dxa"/>
+              <w:bottom w:w="60" w:type="dxa"/>
               <w:left w:w="100" w:type="dxa"/>
               <w:right w:w="100" w:type="dxa"/>
             </w:tcMar>
@@ -783,7 +1496,7 @@
           <w:p>
             <w:r>
               <w:rPr>
-                <w:rFonts w:ascii="Inter" w:hAnsi="Inter" w:eastAsia="Inter"/>
+                <w:rFonts w:ascii="Calibri" w:hAnsi="Calibri" w:eastAsia="Calibri"/>
                 <w:b w:val="0"/>
                 <w:i w:val="0"/>
                 <w:color w:val="0F172A"/>
@@ -795,19 +1508,19 @@
         </w:tc>
         <w:tc>
           <w:tcPr>
-            <w:tcW w:type="dxa" w:w="7087"/>
+            <w:tcW w:type="dxa" w:w="3402"/>
             <w:shd w:val="clear" w:color="auto" w:fill="F8FAFC"/>
             <w:tcBorders>
-              <w:top w:val="single" w:sz="4" w:color="CBD5E1"/>
-              <w:bottom w:val="single" w:sz="4" w:color="CBD5E1"/>
-              <w:left w:val="single" w:sz="4" w:color="CBD5E1"/>
-              <w:right w:val="single" w:sz="4" w:color="CBD5E1"/>
+              <w:top w:val="single" w:sz="3" w:color="CBD5E1"/>
+              <w:bottom w:val="single" w:sz="3" w:color="CBD5E1"/>
+              <w:left w:val="single" w:sz="3" w:color="CBD5E1"/>
+              <w:right w:val="single" w:sz="3" w:color="CBD5E1"/>
               <w:insideH w:val="none" w:sz="0" w:color="auto"/>
               <w:insideV w:val="none" w:sz="0" w:color="auto"/>
             </w:tcBorders>
             <w:tcMar>
-              <w:top w:w="55" w:type="dxa"/>
-              <w:bottom w:w="55" w:type="dxa"/>
+              <w:top w:w="60" w:type="dxa"/>
+              <w:bottom w:w="60" w:type="dxa"/>
               <w:left w:w="100" w:type="dxa"/>
               <w:right w:w="100" w:type="dxa"/>
             </w:tcMar>
@@ -815,13 +1528,45 @@
           <w:p>
             <w:r>
               <w:rPr>
-                <w:rFonts w:ascii="Inter" w:hAnsi="Inter" w:eastAsia="Inter"/>
+                <w:rFonts w:ascii="Calibri" w:hAnsi="Calibri" w:eastAsia="Calibri"/>
                 <w:b w:val="0"/>
                 <w:i w:val="0"/>
                 <w:color w:val="0F172A"/>
                 <w:sz w:val="17"/>
               </w:rPr>
-              <w:t>7 CSV databases and Notion setup guide</w:t>
+              <w:t>7 CSV databases + Notion Setup Guide</w:t>
+            </w:r>
+          </w:p>
+        </w:tc>
+        <w:tc>
+          <w:tcPr>
+            <w:tcW w:type="dxa" w:w="3969"/>
+            <w:shd w:val="clear" w:color="auto" w:fill="F8FAFC"/>
+            <w:tcBorders>
+              <w:top w:val="single" w:sz="3" w:color="CBD5E1"/>
+              <w:bottom w:val="single" w:sz="3" w:color="CBD5E1"/>
+              <w:left w:val="single" w:sz="3" w:color="CBD5E1"/>
+              <w:right w:val="single" w:sz="3" w:color="CBD5E1"/>
+              <w:insideH w:val="none" w:sz="0" w:color="auto"/>
+              <w:insideV w:val="none" w:sz="0" w:color="auto"/>
+            </w:tcBorders>
+            <w:tcMar>
+              <w:top w:w="60" w:type="dxa"/>
+              <w:bottom w:w="60" w:type="dxa"/>
+              <w:left w:w="100" w:type="dxa"/>
+              <w:right w:w="100" w:type="dxa"/>
+            </w:tcMar>
+          </w:tcPr>
+          <w:p>
+            <w:r>
+              <w:rPr>
+                <w:rFonts w:ascii="Calibri" w:hAnsi="Calibri" w:eastAsia="Calibri"/>
+                <w:b w:val="0"/>
+                <w:i w:val="0"/>
+                <w:color w:val="0F172A"/>
+                <w:sz w:val="17"/>
+              </w:rPr>
+              <w:t>Importable workspace for Notion</w:t>
             </w:r>
           </w:p>
         </w:tc>
@@ -829,7 +1574,12 @@
     </w:tbl>
     <w:p>
       <w:pPr>
-        <w:spacing w:before="0" w:after="120"/>
+        <w:spacing w:before="0" w:after="160" w:line="276" w:lineRule="auto"/>
+      </w:pPr>
+    </w:p>
+    <w:p>
+      <w:pPr>
+        <w:spacing w:before="200" w:after="0" w:line="276" w:lineRule="auto"/>
       </w:pPr>
     </w:p>
     <w:tbl>
@@ -839,10 +1589,945 @@
         <w:tblLook w:firstColumn="1" w:firstRow="1" w:lastColumn="0" w:lastRow="0" w:noHBand="0" w:noVBand="1" w:val="04A0"/>
       </w:tblPr>
       <w:tblGrid>
-        <w:gridCol w:w="4703"/>
-        <w:gridCol w:w="4703"/>
+        <w:gridCol w:w="4759"/>
+        <w:gridCol w:w="4759"/>
       </w:tblGrid>
       <w:tr>
+        <w:trPr>
+          <w:trHeight w:val="480" w:hRule="atLeast"/>
+        </w:trPr>
+        <w:tc>
+          <w:tcPr>
+            <w:tcW w:type="dxa" w:w="907"/>
+            <w:tcBorders>
+              <w:top w:val="none" w:sz="0" w:color="auto"/>
+              <w:bottom w:val="none" w:sz="0" w:color="auto"/>
+              <w:left w:val="none" w:sz="0" w:color="auto"/>
+              <w:right w:val="none" w:sz="0" w:color="auto"/>
+              <w:insideH w:val="none" w:sz="0" w:color="auto"/>
+              <w:insideV w:val="none" w:sz="0" w:color="auto"/>
+            </w:tcBorders>
+            <w:shd w:val="clear" w:color="auto" w:fill="0F766E"/>
+            <w:tcMar>
+              <w:top w:w="100" w:type="dxa"/>
+              <w:bottom w:w="100" w:type="dxa"/>
+              <w:left w:w="140" w:type="dxa"/>
+              <w:right w:w="100" w:type="dxa"/>
+            </w:tcMar>
+            <w:vAlign w:val="center"/>
+          </w:tcPr>
+          <w:p>
+            <w:pPr>
+              <w:jc w:val="center"/>
+            </w:pPr>
+            <w:r>
+              <w:rPr>
+                <w:rFonts w:ascii="Poppins" w:hAnsi="Poppins" w:eastAsia="Poppins"/>
+                <w:b/>
+                <w:i w:val="0"/>
+                <w:color w:val="FFFFFF"/>
+                <w:sz w:val="26"/>
+              </w:rPr>
+              <w:t>02</w:t>
+            </w:r>
+          </w:p>
+        </w:tc>
+        <w:tc>
+          <w:tcPr>
+            <w:tcW w:type="dxa" w:w="4759"/>
+            <w:tcBorders>
+              <w:top w:val="none" w:sz="0" w:color="auto"/>
+              <w:bottom w:val="none" w:sz="0" w:color="auto"/>
+              <w:left w:val="none" w:sz="0" w:color="auto"/>
+              <w:right w:val="none" w:sz="0" w:color="auto"/>
+              <w:insideH w:val="none" w:sz="0" w:color="auto"/>
+              <w:insideV w:val="none" w:sz="0" w:color="auto"/>
+            </w:tcBorders>
+            <w:shd w:val="clear" w:color="auto" w:fill="0F172A"/>
+            <w:tcMar>
+              <w:top w:w="100" w:type="dxa"/>
+              <w:bottom w:w="100" w:type="dxa"/>
+              <w:left w:w="180" w:type="dxa"/>
+              <w:right w:w="120" w:type="dxa"/>
+            </w:tcMar>
+            <w:vAlign w:val="center"/>
+          </w:tcPr>
+          <w:p>
+            <w:r>
+              <w:rPr>
+                <w:rFonts w:ascii="Poppins" w:hAnsi="Poppins" w:eastAsia="Poppins"/>
+                <w:b/>
+                <w:i w:val="0"/>
+                <w:color w:val="0F766E"/>
+                <w:sz w:val="21"/>
+              </w:rPr>
+              <w:t xml:space="preserve">— </w:t>
+            </w:r>
+            <w:r>
+              <w:rPr>
+                <w:rFonts w:ascii="Poppins" w:hAnsi="Poppins" w:eastAsia="Poppins"/>
+                <w:b/>
+                <w:i w:val="0"/>
+                <w:color w:val="FFFFFF"/>
+                <w:sz w:val="21"/>
+              </w:rPr>
+              <w:t>90-MINUTE SETUP SEQUENCE</w:t>
+            </w:r>
+          </w:p>
+        </w:tc>
+      </w:tr>
+    </w:tbl>
+    <w:p>
+      <w:pPr>
+        <w:spacing w:before="0" w:after="120" w:line="276" w:lineRule="auto"/>
+      </w:pPr>
+    </w:p>
+    <w:p>
+      <w:pPr>
+        <w:jc w:val="both"/>
+        <w:spacing w:before="0" w:after="80" w:line="276" w:lineRule="auto"/>
+      </w:pPr>
+      <w:r>
+        <w:rPr>
+          <w:rFonts w:ascii="Calibri" w:hAnsi="Calibri" w:eastAsia="Calibri"/>
+          <w:b w:val="0"/>
+          <w:i w:val="0"/>
+          <w:color w:val="0F172A"/>
+          <w:sz w:val="19"/>
+        </w:rPr>
+        <w:t>Follow these six steps in order. Do not customise files before reading the guides — the sequence is designed to prevent rework.</w:t>
+      </w:r>
+    </w:p>
+    <w:p/>
+    <w:tbl>
+      <w:tblPr>
+        <w:tblW w:type="auto" w:w="0"/>
+        <w:jc w:val="center"/>
+        <w:tblLook w:firstColumn="1" w:firstRow="1" w:lastColumn="0" w:lastRow="0" w:noHBand="0" w:noVBand="1" w:val="04A0"/>
+      </w:tblPr>
+      <w:tblGrid>
+        <w:gridCol w:w="865"/>
+        <w:gridCol w:w="865"/>
+        <w:gridCol w:w="865"/>
+        <w:gridCol w:w="865"/>
+        <w:gridCol w:w="865"/>
+        <w:gridCol w:w="865"/>
+        <w:gridCol w:w="865"/>
+        <w:gridCol w:w="865"/>
+        <w:gridCol w:w="865"/>
+        <w:gridCol w:w="865"/>
+        <w:gridCol w:w="865"/>
+      </w:tblGrid>
+      <w:tr>
+        <w:trPr>
+          <w:trHeight w:val="480" w:hRule="atLeast"/>
+        </w:trPr>
+        <w:tc>
+          <w:tcPr>
+            <w:tcW w:type="dxa" w:w="865"/>
+            <w:tcBorders>
+              <w:top w:val="none" w:sz="0" w:color="auto"/>
+              <w:bottom w:val="none" w:sz="0" w:color="auto"/>
+              <w:left w:val="none" w:sz="0" w:color="auto"/>
+              <w:right w:val="none" w:sz="0" w:color="auto"/>
+              <w:insideH w:val="none" w:sz="0" w:color="auto"/>
+              <w:insideV w:val="none" w:sz="0" w:color="auto"/>
+            </w:tcBorders>
+            <w:shd w:val="clear" w:color="auto" w:fill="0F766E"/>
+            <w:tcMar>
+              <w:top w:w="80" w:type="dxa"/>
+              <w:bottom w:w="55" w:type="dxa"/>
+              <w:left w:w="100" w:type="dxa"/>
+              <w:right w:w="100" w:type="dxa"/>
+            </w:tcMar>
+          </w:tcPr>
+          <w:p>
+            <w:pPr>
+              <w:jc w:val="center"/>
+            </w:pPr>
+            <w:r>
+              <w:rPr>
+                <w:rFonts w:ascii="Poppins" w:hAnsi="Poppins" w:eastAsia="Poppins"/>
+                <w:b/>
+                <w:i w:val="0"/>
+                <w:color w:val="FFFFFF"/>
+                <w:sz w:val="28"/>
+              </w:rPr>
+              <w:t>01</w:t>
+            </w:r>
+          </w:p>
+        </w:tc>
+        <w:tc>
+          <w:tcPr>
+            <w:tcW w:type="dxa" w:w="865"/>
+            <w:tcBorders>
+              <w:top w:val="none" w:sz="0" w:color="auto"/>
+              <w:bottom w:val="none" w:sz="0" w:color="auto"/>
+              <w:left w:val="none" w:sz="0" w:color="auto"/>
+              <w:right w:val="none" w:sz="0" w:color="auto"/>
+              <w:insideH w:val="none" w:sz="0" w:color="auto"/>
+              <w:insideV w:val="none" w:sz="0" w:color="auto"/>
+            </w:tcBorders>
+            <w:tcMar>
+              <w:top w:w="80" w:type="dxa"/>
+              <w:bottom w:w="55" w:type="dxa"/>
+              <w:left w:w="30" w:type="dxa"/>
+              <w:right w:w="30" w:type="dxa"/>
+            </w:tcMar>
+          </w:tcPr>
+          <w:p>
+            <w:pPr>
+              <w:jc w:val="center"/>
+            </w:pPr>
+            <w:r>
+              <w:rPr>
+                <w:rFonts w:ascii="Poppins" w:hAnsi="Poppins" w:eastAsia="Poppins"/>
+                <w:b/>
+                <w:i w:val="0"/>
+                <w:color w:val="0F766E"/>
+                <w:sz w:val="28"/>
+              </w:rPr>
+              <w:t>→</w:t>
+            </w:r>
+          </w:p>
+        </w:tc>
+        <w:tc>
+          <w:tcPr>
+            <w:tcW w:type="dxa" w:w="865"/>
+            <w:tcBorders>
+              <w:top w:val="none" w:sz="0" w:color="auto"/>
+              <w:bottom w:val="none" w:sz="0" w:color="auto"/>
+              <w:left w:val="none" w:sz="0" w:color="auto"/>
+              <w:right w:val="none" w:sz="0" w:color="auto"/>
+              <w:insideH w:val="none" w:sz="0" w:color="auto"/>
+              <w:insideV w:val="none" w:sz="0" w:color="auto"/>
+            </w:tcBorders>
+            <w:shd w:val="clear" w:color="auto" w:fill="0F766E"/>
+            <w:tcMar>
+              <w:top w:w="80" w:type="dxa"/>
+              <w:bottom w:w="55" w:type="dxa"/>
+              <w:left w:w="100" w:type="dxa"/>
+              <w:right w:w="100" w:type="dxa"/>
+            </w:tcMar>
+          </w:tcPr>
+          <w:p>
+            <w:pPr>
+              <w:jc w:val="center"/>
+            </w:pPr>
+            <w:r>
+              <w:rPr>
+                <w:rFonts w:ascii="Poppins" w:hAnsi="Poppins" w:eastAsia="Poppins"/>
+                <w:b/>
+                <w:i w:val="0"/>
+                <w:color w:val="FFFFFF"/>
+                <w:sz w:val="28"/>
+              </w:rPr>
+              <w:t>02</w:t>
+            </w:r>
+          </w:p>
+        </w:tc>
+        <w:tc>
+          <w:tcPr>
+            <w:tcW w:type="dxa" w:w="865"/>
+            <w:tcBorders>
+              <w:top w:val="none" w:sz="0" w:color="auto"/>
+              <w:bottom w:val="none" w:sz="0" w:color="auto"/>
+              <w:left w:val="none" w:sz="0" w:color="auto"/>
+              <w:right w:val="none" w:sz="0" w:color="auto"/>
+              <w:insideH w:val="none" w:sz="0" w:color="auto"/>
+              <w:insideV w:val="none" w:sz="0" w:color="auto"/>
+            </w:tcBorders>
+            <w:tcMar>
+              <w:top w:w="80" w:type="dxa"/>
+              <w:bottom w:w="55" w:type="dxa"/>
+              <w:left w:w="30" w:type="dxa"/>
+              <w:right w:w="30" w:type="dxa"/>
+            </w:tcMar>
+          </w:tcPr>
+          <w:p>
+            <w:pPr>
+              <w:jc w:val="center"/>
+            </w:pPr>
+            <w:r>
+              <w:rPr>
+                <w:rFonts w:ascii="Poppins" w:hAnsi="Poppins" w:eastAsia="Poppins"/>
+                <w:b/>
+                <w:i w:val="0"/>
+                <w:color w:val="0F766E"/>
+                <w:sz w:val="28"/>
+              </w:rPr>
+              <w:t>→</w:t>
+            </w:r>
+          </w:p>
+        </w:tc>
+        <w:tc>
+          <w:tcPr>
+            <w:tcW w:type="dxa" w:w="865"/>
+            <w:tcBorders>
+              <w:top w:val="none" w:sz="0" w:color="auto"/>
+              <w:bottom w:val="none" w:sz="0" w:color="auto"/>
+              <w:left w:val="none" w:sz="0" w:color="auto"/>
+              <w:right w:val="none" w:sz="0" w:color="auto"/>
+              <w:insideH w:val="none" w:sz="0" w:color="auto"/>
+              <w:insideV w:val="none" w:sz="0" w:color="auto"/>
+            </w:tcBorders>
+            <w:shd w:val="clear" w:color="auto" w:fill="0F766E"/>
+            <w:tcMar>
+              <w:top w:w="80" w:type="dxa"/>
+              <w:bottom w:w="55" w:type="dxa"/>
+              <w:left w:w="100" w:type="dxa"/>
+              <w:right w:w="100" w:type="dxa"/>
+            </w:tcMar>
+          </w:tcPr>
+          <w:p>
+            <w:pPr>
+              <w:jc w:val="center"/>
+            </w:pPr>
+            <w:r>
+              <w:rPr>
+                <w:rFonts w:ascii="Poppins" w:hAnsi="Poppins" w:eastAsia="Poppins"/>
+                <w:b/>
+                <w:i w:val="0"/>
+                <w:color w:val="FFFFFF"/>
+                <w:sz w:val="28"/>
+              </w:rPr>
+              <w:t>03</w:t>
+            </w:r>
+          </w:p>
+        </w:tc>
+        <w:tc>
+          <w:tcPr>
+            <w:tcW w:type="dxa" w:w="865"/>
+            <w:tcBorders>
+              <w:top w:val="none" w:sz="0" w:color="auto"/>
+              <w:bottom w:val="none" w:sz="0" w:color="auto"/>
+              <w:left w:val="none" w:sz="0" w:color="auto"/>
+              <w:right w:val="none" w:sz="0" w:color="auto"/>
+              <w:insideH w:val="none" w:sz="0" w:color="auto"/>
+              <w:insideV w:val="none" w:sz="0" w:color="auto"/>
+            </w:tcBorders>
+            <w:tcMar>
+              <w:top w:w="80" w:type="dxa"/>
+              <w:bottom w:w="55" w:type="dxa"/>
+              <w:left w:w="30" w:type="dxa"/>
+              <w:right w:w="30" w:type="dxa"/>
+            </w:tcMar>
+          </w:tcPr>
+          <w:p>
+            <w:pPr>
+              <w:jc w:val="center"/>
+            </w:pPr>
+            <w:r>
+              <w:rPr>
+                <w:rFonts w:ascii="Poppins" w:hAnsi="Poppins" w:eastAsia="Poppins"/>
+                <w:b/>
+                <w:i w:val="0"/>
+                <w:color w:val="0F766E"/>
+                <w:sz w:val="28"/>
+              </w:rPr>
+              <w:t>→</w:t>
+            </w:r>
+          </w:p>
+        </w:tc>
+        <w:tc>
+          <w:tcPr>
+            <w:tcW w:type="dxa" w:w="865"/>
+            <w:tcBorders>
+              <w:top w:val="none" w:sz="0" w:color="auto"/>
+              <w:bottom w:val="none" w:sz="0" w:color="auto"/>
+              <w:left w:val="none" w:sz="0" w:color="auto"/>
+              <w:right w:val="none" w:sz="0" w:color="auto"/>
+              <w:insideH w:val="none" w:sz="0" w:color="auto"/>
+              <w:insideV w:val="none" w:sz="0" w:color="auto"/>
+            </w:tcBorders>
+            <w:shd w:val="clear" w:color="auto" w:fill="0F766E"/>
+            <w:tcMar>
+              <w:top w:w="80" w:type="dxa"/>
+              <w:bottom w:w="55" w:type="dxa"/>
+              <w:left w:w="100" w:type="dxa"/>
+              <w:right w:w="100" w:type="dxa"/>
+            </w:tcMar>
+          </w:tcPr>
+          <w:p>
+            <w:pPr>
+              <w:jc w:val="center"/>
+            </w:pPr>
+            <w:r>
+              <w:rPr>
+                <w:rFonts w:ascii="Poppins" w:hAnsi="Poppins" w:eastAsia="Poppins"/>
+                <w:b/>
+                <w:i w:val="0"/>
+                <w:color w:val="FFFFFF"/>
+                <w:sz w:val="28"/>
+              </w:rPr>
+              <w:t>04</w:t>
+            </w:r>
+          </w:p>
+        </w:tc>
+        <w:tc>
+          <w:tcPr>
+            <w:tcW w:type="dxa" w:w="865"/>
+            <w:tcBorders>
+              <w:top w:val="none" w:sz="0" w:color="auto"/>
+              <w:bottom w:val="none" w:sz="0" w:color="auto"/>
+              <w:left w:val="none" w:sz="0" w:color="auto"/>
+              <w:right w:val="none" w:sz="0" w:color="auto"/>
+              <w:insideH w:val="none" w:sz="0" w:color="auto"/>
+              <w:insideV w:val="none" w:sz="0" w:color="auto"/>
+            </w:tcBorders>
+            <w:tcMar>
+              <w:top w:w="80" w:type="dxa"/>
+              <w:bottom w:w="55" w:type="dxa"/>
+              <w:left w:w="30" w:type="dxa"/>
+              <w:right w:w="30" w:type="dxa"/>
+            </w:tcMar>
+          </w:tcPr>
+          <w:p>
+            <w:pPr>
+              <w:jc w:val="center"/>
+            </w:pPr>
+            <w:r>
+              <w:rPr>
+                <w:rFonts w:ascii="Poppins" w:hAnsi="Poppins" w:eastAsia="Poppins"/>
+                <w:b/>
+                <w:i w:val="0"/>
+                <w:color w:val="0F766E"/>
+                <w:sz w:val="28"/>
+              </w:rPr>
+              <w:t>→</w:t>
+            </w:r>
+          </w:p>
+        </w:tc>
+        <w:tc>
+          <w:tcPr>
+            <w:tcW w:type="dxa" w:w="865"/>
+            <w:tcBorders>
+              <w:top w:val="none" w:sz="0" w:color="auto"/>
+              <w:bottom w:val="none" w:sz="0" w:color="auto"/>
+              <w:left w:val="none" w:sz="0" w:color="auto"/>
+              <w:right w:val="none" w:sz="0" w:color="auto"/>
+              <w:insideH w:val="none" w:sz="0" w:color="auto"/>
+              <w:insideV w:val="none" w:sz="0" w:color="auto"/>
+            </w:tcBorders>
+            <w:shd w:val="clear" w:color="auto" w:fill="0F766E"/>
+            <w:tcMar>
+              <w:top w:w="80" w:type="dxa"/>
+              <w:bottom w:w="55" w:type="dxa"/>
+              <w:left w:w="100" w:type="dxa"/>
+              <w:right w:w="100" w:type="dxa"/>
+            </w:tcMar>
+          </w:tcPr>
+          <w:p>
+            <w:pPr>
+              <w:jc w:val="center"/>
+            </w:pPr>
+            <w:r>
+              <w:rPr>
+                <w:rFonts w:ascii="Poppins" w:hAnsi="Poppins" w:eastAsia="Poppins"/>
+                <w:b/>
+                <w:i w:val="0"/>
+                <w:color w:val="FFFFFF"/>
+                <w:sz w:val="28"/>
+              </w:rPr>
+              <w:t>05</w:t>
+            </w:r>
+          </w:p>
+        </w:tc>
+        <w:tc>
+          <w:tcPr>
+            <w:tcW w:type="dxa" w:w="865"/>
+            <w:tcBorders>
+              <w:top w:val="none" w:sz="0" w:color="auto"/>
+              <w:bottom w:val="none" w:sz="0" w:color="auto"/>
+              <w:left w:val="none" w:sz="0" w:color="auto"/>
+              <w:right w:val="none" w:sz="0" w:color="auto"/>
+              <w:insideH w:val="none" w:sz="0" w:color="auto"/>
+              <w:insideV w:val="none" w:sz="0" w:color="auto"/>
+            </w:tcBorders>
+            <w:tcMar>
+              <w:top w:w="80" w:type="dxa"/>
+              <w:bottom w:w="55" w:type="dxa"/>
+              <w:left w:w="30" w:type="dxa"/>
+              <w:right w:w="30" w:type="dxa"/>
+            </w:tcMar>
+          </w:tcPr>
+          <w:p>
+            <w:pPr>
+              <w:jc w:val="center"/>
+            </w:pPr>
+            <w:r>
+              <w:rPr>
+                <w:rFonts w:ascii="Poppins" w:hAnsi="Poppins" w:eastAsia="Poppins"/>
+                <w:b/>
+                <w:i w:val="0"/>
+                <w:color w:val="0F766E"/>
+                <w:sz w:val="28"/>
+              </w:rPr>
+              <w:t>→</w:t>
+            </w:r>
+          </w:p>
+        </w:tc>
+        <w:tc>
+          <w:tcPr>
+            <w:tcW w:type="dxa" w:w="865"/>
+            <w:tcBorders>
+              <w:top w:val="none" w:sz="0" w:color="auto"/>
+              <w:bottom w:val="none" w:sz="0" w:color="auto"/>
+              <w:left w:val="none" w:sz="0" w:color="auto"/>
+              <w:right w:val="none" w:sz="0" w:color="auto"/>
+              <w:insideH w:val="none" w:sz="0" w:color="auto"/>
+              <w:insideV w:val="none" w:sz="0" w:color="auto"/>
+            </w:tcBorders>
+            <w:shd w:val="clear" w:color="auto" w:fill="0F766E"/>
+            <w:tcMar>
+              <w:top w:w="80" w:type="dxa"/>
+              <w:bottom w:w="55" w:type="dxa"/>
+              <w:left w:w="100" w:type="dxa"/>
+              <w:right w:w="100" w:type="dxa"/>
+            </w:tcMar>
+          </w:tcPr>
+          <w:p>
+            <w:pPr>
+              <w:jc w:val="center"/>
+            </w:pPr>
+            <w:r>
+              <w:rPr>
+                <w:rFonts w:ascii="Poppins" w:hAnsi="Poppins" w:eastAsia="Poppins"/>
+                <w:b/>
+                <w:i w:val="0"/>
+                <w:color w:val="FFFFFF"/>
+                <w:sz w:val="28"/>
+              </w:rPr>
+              <w:t>06</w:t>
+            </w:r>
+          </w:p>
+        </w:tc>
+      </w:tr>
+      <w:tr>
+        <w:trPr>
+          <w:trHeight w:val="560" w:hRule="atLeast"/>
+        </w:trPr>
+        <w:tc>
+          <w:tcPr>
+            <w:tcW w:type="dxa" w:w="865"/>
+            <w:shd w:val="clear" w:color="auto" w:fill="F8FAFC"/>
+            <w:tcBorders>
+              <w:top w:val="single" w:sz="8" w:color="0F766E"/>
+              <w:bottom w:val="none" w:sz="0" w:color="auto"/>
+              <w:left w:val="none" w:sz="0" w:color="auto"/>
+              <w:right w:val="none" w:sz="0" w:color="auto"/>
+              <w:insideH w:val="none" w:sz="0" w:color="auto"/>
+              <w:insideV w:val="none" w:sz="0" w:color="auto"/>
+            </w:tcBorders>
+            <w:tcMar>
+              <w:top w:w="80" w:type="dxa"/>
+              <w:bottom w:w="80" w:type="dxa"/>
+              <w:left w:w="80" w:type="dxa"/>
+              <w:right w:w="80" w:type="dxa"/>
+            </w:tcMar>
+          </w:tcPr>
+          <w:p>
+            <w:pPr>
+              <w:jc w:val="center"/>
+            </w:pPr>
+            <w:r>
+              <w:rPr>
+                <w:rFonts w:ascii="Poppins" w:hAnsi="Poppins" w:eastAsia="Poppins"/>
+                <w:b/>
+                <w:i w:val="0"/>
+                <w:color w:val="0F172A"/>
+                <w:sz w:val="16"/>
+              </w:rPr>
+              <w:t>Read Guides</w:t>
+            </w:r>
+          </w:p>
+          <w:p>
+            <w:pPr>
+              <w:jc w:val="center"/>
+            </w:pPr>
+            <w:r>
+              <w:rPr>
+                <w:rFonts w:ascii="Calibri" w:hAnsi="Calibri" w:eastAsia="Calibri"/>
+                <w:b w:val="0"/>
+                <w:i/>
+                <w:color w:val="64748B"/>
+                <w:sz w:val="15"/>
+              </w:rPr>
+              <w:t>10 min</w:t>
+            </w:r>
+          </w:p>
+        </w:tc>
+        <w:tc>
+          <w:tcPr>
+            <w:tcW w:type="dxa" w:w="865"/>
+            <w:tcBorders>
+              <w:top w:val="none" w:sz="0" w:color="auto"/>
+              <w:bottom w:val="none" w:sz="0" w:color="auto"/>
+              <w:left w:val="none" w:sz="0" w:color="auto"/>
+              <w:right w:val="none" w:sz="0" w:color="auto"/>
+              <w:insideH w:val="none" w:sz="0" w:color="auto"/>
+              <w:insideV w:val="none" w:sz="0" w:color="auto"/>
+            </w:tcBorders>
+            <w:tcMar>
+              <w:top w:w="80" w:type="dxa"/>
+              <w:bottom w:w="80" w:type="dxa"/>
+              <w:left w:w="30" w:type="dxa"/>
+              <w:right w:w="30" w:type="dxa"/>
+            </w:tcMar>
+          </w:tcPr>
+          <w:p/>
+        </w:tc>
+        <w:tc>
+          <w:tcPr>
+            <w:tcW w:type="dxa" w:w="865"/>
+            <w:shd w:val="clear" w:color="auto" w:fill="F8FAFC"/>
+            <w:tcBorders>
+              <w:top w:val="single" w:sz="8" w:color="0F766E"/>
+              <w:bottom w:val="none" w:sz="0" w:color="auto"/>
+              <w:left w:val="none" w:sz="0" w:color="auto"/>
+              <w:right w:val="none" w:sz="0" w:color="auto"/>
+              <w:insideH w:val="none" w:sz="0" w:color="auto"/>
+              <w:insideV w:val="none" w:sz="0" w:color="auto"/>
+            </w:tcBorders>
+            <w:tcMar>
+              <w:top w:w="80" w:type="dxa"/>
+              <w:bottom w:w="80" w:type="dxa"/>
+              <w:left w:w="80" w:type="dxa"/>
+              <w:right w:w="80" w:type="dxa"/>
+            </w:tcMar>
+          </w:tcPr>
+          <w:p>
+            <w:pPr>
+              <w:jc w:val="center"/>
+            </w:pPr>
+            <w:r>
+              <w:rPr>
+                <w:rFonts w:ascii="Poppins" w:hAnsi="Poppins" w:eastAsia="Poppins"/>
+                <w:b/>
+                <w:i w:val="0"/>
+                <w:color w:val="0F172A"/>
+                <w:sz w:val="16"/>
+              </w:rPr>
+              <w:t>Customise Dashboard</w:t>
+            </w:r>
+          </w:p>
+          <w:p>
+            <w:pPr>
+              <w:jc w:val="center"/>
+            </w:pPr>
+            <w:r>
+              <w:rPr>
+                <w:rFonts w:ascii="Calibri" w:hAnsi="Calibri" w:eastAsia="Calibri"/>
+                <w:b w:val="0"/>
+                <w:i/>
+                <w:color w:val="64748B"/>
+                <w:sz w:val="15"/>
+              </w:rPr>
+              <w:t>20 min</w:t>
+            </w:r>
+          </w:p>
+        </w:tc>
+        <w:tc>
+          <w:tcPr>
+            <w:tcW w:type="dxa" w:w="865"/>
+            <w:tcBorders>
+              <w:top w:val="none" w:sz="0" w:color="auto"/>
+              <w:bottom w:val="none" w:sz="0" w:color="auto"/>
+              <w:left w:val="none" w:sz="0" w:color="auto"/>
+              <w:right w:val="none" w:sz="0" w:color="auto"/>
+              <w:insideH w:val="none" w:sz="0" w:color="auto"/>
+              <w:insideV w:val="none" w:sz="0" w:color="auto"/>
+            </w:tcBorders>
+            <w:tcMar>
+              <w:top w:w="80" w:type="dxa"/>
+              <w:bottom w:w="80" w:type="dxa"/>
+              <w:left w:w="30" w:type="dxa"/>
+              <w:right w:w="30" w:type="dxa"/>
+            </w:tcMar>
+          </w:tcPr>
+          <w:p/>
+        </w:tc>
+        <w:tc>
+          <w:tcPr>
+            <w:tcW w:type="dxa" w:w="865"/>
+            <w:shd w:val="clear" w:color="auto" w:fill="F8FAFC"/>
+            <w:tcBorders>
+              <w:top w:val="single" w:sz="8" w:color="0F766E"/>
+              <w:bottom w:val="none" w:sz="0" w:color="auto"/>
+              <w:left w:val="none" w:sz="0" w:color="auto"/>
+              <w:right w:val="none" w:sz="0" w:color="auto"/>
+              <w:insideH w:val="none" w:sz="0" w:color="auto"/>
+              <w:insideV w:val="none" w:sz="0" w:color="auto"/>
+            </w:tcBorders>
+            <w:tcMar>
+              <w:top w:w="80" w:type="dxa"/>
+              <w:bottom w:w="80" w:type="dxa"/>
+              <w:left w:w="80" w:type="dxa"/>
+              <w:right w:w="80" w:type="dxa"/>
+            </w:tcMar>
+          </w:tcPr>
+          <w:p>
+            <w:pPr>
+              <w:jc w:val="center"/>
+            </w:pPr>
+            <w:r>
+              <w:rPr>
+                <w:rFonts w:ascii="Poppins" w:hAnsi="Poppins" w:eastAsia="Poppins"/>
+                <w:b/>
+                <w:i w:val="0"/>
+                <w:color w:val="0F172A"/>
+                <w:sz w:val="16"/>
+              </w:rPr>
+              <w:t>Update Client Docs</w:t>
+            </w:r>
+          </w:p>
+          <w:p>
+            <w:pPr>
+              <w:jc w:val="center"/>
+            </w:pPr>
+            <w:r>
+              <w:rPr>
+                <w:rFonts w:ascii="Calibri" w:hAnsi="Calibri" w:eastAsia="Calibri"/>
+                <w:b w:val="0"/>
+                <w:i/>
+                <w:color w:val="64748B"/>
+                <w:sz w:val="15"/>
+              </w:rPr>
+              <w:t>25 min</w:t>
+            </w:r>
+          </w:p>
+        </w:tc>
+        <w:tc>
+          <w:tcPr>
+            <w:tcW w:type="dxa" w:w="865"/>
+            <w:tcBorders>
+              <w:top w:val="none" w:sz="0" w:color="auto"/>
+              <w:bottom w:val="none" w:sz="0" w:color="auto"/>
+              <w:left w:val="none" w:sz="0" w:color="auto"/>
+              <w:right w:val="none" w:sz="0" w:color="auto"/>
+              <w:insideH w:val="none" w:sz="0" w:color="auto"/>
+              <w:insideV w:val="none" w:sz="0" w:color="auto"/>
+            </w:tcBorders>
+            <w:tcMar>
+              <w:top w:w="80" w:type="dxa"/>
+              <w:bottom w:w="80" w:type="dxa"/>
+              <w:left w:w="30" w:type="dxa"/>
+              <w:right w:w="30" w:type="dxa"/>
+            </w:tcMar>
+          </w:tcPr>
+          <w:p/>
+        </w:tc>
+        <w:tc>
+          <w:tcPr>
+            <w:tcW w:type="dxa" w:w="865"/>
+            <w:shd w:val="clear" w:color="auto" w:fill="F8FAFC"/>
+            <w:tcBorders>
+              <w:top w:val="single" w:sz="8" w:color="0F766E"/>
+              <w:bottom w:val="none" w:sz="0" w:color="auto"/>
+              <w:left w:val="none" w:sz="0" w:color="auto"/>
+              <w:right w:val="none" w:sz="0" w:color="auto"/>
+              <w:insideH w:val="none" w:sz="0" w:color="auto"/>
+              <w:insideV w:val="none" w:sz="0" w:color="auto"/>
+            </w:tcBorders>
+            <w:tcMar>
+              <w:top w:w="80" w:type="dxa"/>
+              <w:bottom w:w="80" w:type="dxa"/>
+              <w:left w:w="80" w:type="dxa"/>
+              <w:right w:w="80" w:type="dxa"/>
+            </w:tcMar>
+          </w:tcPr>
+          <w:p>
+            <w:pPr>
+              <w:jc w:val="center"/>
+            </w:pPr>
+            <w:r>
+              <w:rPr>
+                <w:rFonts w:ascii="Poppins" w:hAnsi="Poppins" w:eastAsia="Poppins"/>
+                <w:b/>
+                <w:i w:val="0"/>
+                <w:color w:val="0F172A"/>
+                <w:sz w:val="16"/>
+              </w:rPr>
+              <w:t>Build Notion</w:t>
+            </w:r>
+          </w:p>
+          <w:p>
+            <w:pPr>
+              <w:jc w:val="center"/>
+            </w:pPr>
+            <w:r>
+              <w:rPr>
+                <w:rFonts w:ascii="Calibri" w:hAnsi="Calibri" w:eastAsia="Calibri"/>
+                <w:b w:val="0"/>
+                <w:i/>
+                <w:color w:val="64748B"/>
+                <w:sz w:val="15"/>
+              </w:rPr>
+              <w:t>15 min</w:t>
+            </w:r>
+          </w:p>
+        </w:tc>
+        <w:tc>
+          <w:tcPr>
+            <w:tcW w:type="dxa" w:w="865"/>
+            <w:tcBorders>
+              <w:top w:val="none" w:sz="0" w:color="auto"/>
+              <w:bottom w:val="none" w:sz="0" w:color="auto"/>
+              <w:left w:val="none" w:sz="0" w:color="auto"/>
+              <w:right w:val="none" w:sz="0" w:color="auto"/>
+              <w:insideH w:val="none" w:sz="0" w:color="auto"/>
+              <w:insideV w:val="none" w:sz="0" w:color="auto"/>
+            </w:tcBorders>
+            <w:tcMar>
+              <w:top w:w="80" w:type="dxa"/>
+              <w:bottom w:w="80" w:type="dxa"/>
+              <w:left w:w="30" w:type="dxa"/>
+              <w:right w:w="30" w:type="dxa"/>
+            </w:tcMar>
+          </w:tcPr>
+          <w:p/>
+        </w:tc>
+        <w:tc>
+          <w:tcPr>
+            <w:tcW w:type="dxa" w:w="865"/>
+            <w:shd w:val="clear" w:color="auto" w:fill="F8FAFC"/>
+            <w:tcBorders>
+              <w:top w:val="single" w:sz="8" w:color="0F766E"/>
+              <w:bottom w:val="none" w:sz="0" w:color="auto"/>
+              <w:left w:val="none" w:sz="0" w:color="auto"/>
+              <w:right w:val="none" w:sz="0" w:color="auto"/>
+              <w:insideH w:val="none" w:sz="0" w:color="auto"/>
+              <w:insideV w:val="none" w:sz="0" w:color="auto"/>
+            </w:tcBorders>
+            <w:tcMar>
+              <w:top w:w="80" w:type="dxa"/>
+              <w:bottom w:w="80" w:type="dxa"/>
+              <w:left w:w="80" w:type="dxa"/>
+              <w:right w:w="80" w:type="dxa"/>
+            </w:tcMar>
+          </w:tcPr>
+          <w:p>
+            <w:pPr>
+              <w:jc w:val="center"/>
+            </w:pPr>
+            <w:r>
+              <w:rPr>
+                <w:rFonts w:ascii="Poppins" w:hAnsi="Poppins" w:eastAsia="Poppins"/>
+                <w:b/>
+                <w:i w:val="0"/>
+                <w:color w:val="0F172A"/>
+                <w:sz w:val="16"/>
+              </w:rPr>
+              <w:t>Validate</w:t>
+            </w:r>
+          </w:p>
+          <w:p>
+            <w:pPr>
+              <w:jc w:val="center"/>
+            </w:pPr>
+            <w:r>
+              <w:rPr>
+                <w:rFonts w:ascii="Calibri" w:hAnsi="Calibri" w:eastAsia="Calibri"/>
+                <w:b w:val="0"/>
+                <w:i/>
+                <w:color w:val="64748B"/>
+                <w:sz w:val="15"/>
+              </w:rPr>
+              <w:t>15 min</w:t>
+            </w:r>
+          </w:p>
+        </w:tc>
+        <w:tc>
+          <w:tcPr>
+            <w:tcW w:type="dxa" w:w="865"/>
+            <w:tcBorders>
+              <w:top w:val="none" w:sz="0" w:color="auto"/>
+              <w:bottom w:val="none" w:sz="0" w:color="auto"/>
+              <w:left w:val="none" w:sz="0" w:color="auto"/>
+              <w:right w:val="none" w:sz="0" w:color="auto"/>
+              <w:insideH w:val="none" w:sz="0" w:color="auto"/>
+              <w:insideV w:val="none" w:sz="0" w:color="auto"/>
+            </w:tcBorders>
+            <w:tcMar>
+              <w:top w:w="80" w:type="dxa"/>
+              <w:bottom w:w="80" w:type="dxa"/>
+              <w:left w:w="30" w:type="dxa"/>
+              <w:right w:w="30" w:type="dxa"/>
+            </w:tcMar>
+          </w:tcPr>
+          <w:p/>
+        </w:tc>
+        <w:tc>
+          <w:tcPr>
+            <w:tcW w:type="dxa" w:w="865"/>
+            <w:shd w:val="clear" w:color="auto" w:fill="F8FAFC"/>
+            <w:tcBorders>
+              <w:top w:val="single" w:sz="8" w:color="0F766E"/>
+              <w:bottom w:val="none" w:sz="0" w:color="auto"/>
+              <w:left w:val="none" w:sz="0" w:color="auto"/>
+              <w:right w:val="none" w:sz="0" w:color="auto"/>
+              <w:insideH w:val="none" w:sz="0" w:color="auto"/>
+              <w:insideV w:val="none" w:sz="0" w:color="auto"/>
+            </w:tcBorders>
+            <w:tcMar>
+              <w:top w:w="80" w:type="dxa"/>
+              <w:bottom w:w="80" w:type="dxa"/>
+              <w:left w:w="80" w:type="dxa"/>
+              <w:right w:w="80" w:type="dxa"/>
+            </w:tcMar>
+          </w:tcPr>
+          <w:p>
+            <w:pPr>
+              <w:jc w:val="center"/>
+            </w:pPr>
+            <w:r>
+              <w:rPr>
+                <w:rFonts w:ascii="Poppins" w:hAnsi="Poppins" w:eastAsia="Poppins"/>
+                <w:b/>
+                <w:i w:val="0"/>
+                <w:color w:val="0F172A"/>
+                <w:sz w:val="16"/>
+              </w:rPr>
+              <w:t>Review Licence</w:t>
+            </w:r>
+          </w:p>
+          <w:p>
+            <w:pPr>
+              <w:jc w:val="center"/>
+            </w:pPr>
+            <w:r>
+              <w:rPr>
+                <w:rFonts w:ascii="Calibri" w:hAnsi="Calibri" w:eastAsia="Calibri"/>
+                <w:b w:val="0"/>
+                <w:i/>
+                <w:color w:val="64748B"/>
+                <w:sz w:val="15"/>
+              </w:rPr>
+              <w:t>5 min</w:t>
+            </w:r>
+          </w:p>
+        </w:tc>
+      </w:tr>
+    </w:tbl>
+    <w:p>
+      <w:pPr>
+        <w:spacing w:before="0" w:after="200" w:line="276" w:lineRule="auto"/>
+      </w:pPr>
+    </w:p>
+    <w:tbl>
+      <w:tblPr>
+        <w:tblW w:type="auto" w:w="0"/>
+        <w:jc w:val="center"/>
+        <w:tblLook w:firstColumn="1" w:firstRow="1" w:lastColumn="0" w:lastRow="0" w:noHBand="0" w:noVBand="1" w:val="04A0"/>
+      </w:tblPr>
+      <w:tblGrid>
+        <w:gridCol w:w="4759"/>
+        <w:gridCol w:w="4759"/>
+      </w:tblGrid>
+      <w:tr>
+        <w:trPr>
+          <w:trHeight w:val="280" w:hRule="atLeast"/>
+        </w:trPr>
         <w:tc>
           <w:tcPr>
             <w:tcW w:type="dxa" w:w="850"/>
@@ -854,114 +2539,26 @@
               <w:insideH w:val="none" w:sz="0" w:color="auto"/>
               <w:insideV w:val="none" w:sz="0" w:color="auto"/>
             </w:tcBorders>
+            <w:shd w:val="clear" w:color="auto" w:fill="0F766E"/>
             <w:tcMar>
-              <w:top w:w="0" w:type="dxa"/>
-              <w:bottom w:w="0" w:type="dxa"/>
-              <w:left w:w="0" w:type="dxa"/>
-              <w:right w:w="60" w:type="dxa"/>
+              <w:top w:w="90" w:type="dxa"/>
+              <w:bottom w:w="90" w:type="dxa"/>
+              <w:left w:w="120" w:type="dxa"/>
+              <w:right w:w="100" w:type="dxa"/>
             </w:tcMar>
+            <w:vAlign w:val="center"/>
           </w:tcPr>
           <w:p>
             <w:pPr>
-              <w:spacing w:before="0" w:after="0"/>
+              <w:jc w:val="center"/>
             </w:pPr>
             <w:r>
               <w:rPr>
                 <w:rFonts w:ascii="Poppins" w:hAnsi="Poppins" w:eastAsia="Poppins"/>
                 <w:b/>
                 <w:i w:val="0"/>
-                <w:color w:val="0F766E"/>
-                <w:sz w:val="20"/>
-              </w:rPr>
-              <w:t>02</w:t>
-            </w:r>
-          </w:p>
-        </w:tc>
-        <w:tc>
-          <w:tcPr>
-            <w:tcW w:type="dxa" w:w="4703"/>
-            <w:tcBorders>
-              <w:top w:val="none" w:sz="0" w:color="auto"/>
-              <w:bottom w:val="none" w:sz="0" w:color="auto"/>
-              <w:left w:val="none" w:sz="0" w:color="auto"/>
-              <w:right w:val="none" w:sz="0" w:color="auto"/>
-              <w:insideH w:val="none" w:sz="0" w:color="auto"/>
-              <w:insideV w:val="none" w:sz="0" w:color="auto"/>
-            </w:tcBorders>
-            <w:tcMar>
-              <w:top w:w="0" w:type="dxa"/>
-              <w:bottom w:w="0" w:type="dxa"/>
-              <w:left w:w="0" w:type="dxa"/>
-              <w:right w:w="0" w:type="dxa"/>
-            </w:tcMar>
-          </w:tcPr>
-          <w:p>
-            <w:pPr>
-              <w:spacing w:before="0" w:after="0"/>
-            </w:pPr>
-            <w:r>
-              <w:rPr>
-                <w:rFonts w:ascii="Poppins" w:hAnsi="Poppins" w:eastAsia="Poppins"/>
-                <w:b/>
-                <w:i w:val="0"/>
-                <w:color w:val="0F172A"/>
-                <w:sz w:val="20"/>
-              </w:rPr>
-              <w:t>—  90-MINUTE SETUP SEQUENCE</w:t>
-            </w:r>
-          </w:p>
-        </w:tc>
-      </w:tr>
-    </w:tbl>
-    <w:p>
-      <w:pPr>
-        <w:spacing w:before="120" w:after="120"/>
-        <w:pBdr>
-          <w:bottom w:val="single" w:sz="8" w:space="1" w:color="0F766E"/>
-        </w:pBdr>
-      </w:pPr>
-    </w:p>
-    <w:tbl>
-      <w:tblPr>
-        <w:tblW w:type="auto" w:w="0"/>
-        <w:jc w:val="center"/>
-        <w:tblLook w:firstColumn="1" w:firstRow="1" w:lastColumn="0" w:lastRow="0" w:noHBand="0" w:noVBand="1" w:val="04A0"/>
-      </w:tblPr>
-      <w:tblGrid>
-        <w:gridCol w:w="4703"/>
-        <w:gridCol w:w="4703"/>
-      </w:tblGrid>
-      <w:tr>
-        <w:tc>
-          <w:tcPr>
-            <w:tcW w:type="dxa" w:w="794"/>
-            <w:tcBorders>
-              <w:top w:val="none" w:sz="0" w:color="auto"/>
-              <w:bottom w:val="none" w:sz="0" w:color="auto"/>
-              <w:left w:val="none" w:sz="0" w:color="auto"/>
-              <w:right w:val="none" w:sz="0" w:color="auto"/>
-              <w:insideH w:val="none" w:sz="0" w:color="auto"/>
-              <w:insideV w:val="none" w:sz="0" w:color="auto"/>
-            </w:tcBorders>
-            <w:tcMar>
-              <w:top w:w="80" w:type="dxa"/>
-              <w:bottom w:w="80" w:type="dxa"/>
-              <w:left w:w="0" w:type="dxa"/>
-              <w:right w:w="80" w:type="dxa"/>
-            </w:tcMar>
-            <w:vAlign w:val="top"/>
-          </w:tcPr>
-          <w:p>
-            <w:pPr>
-              <w:spacing w:before="0" w:after="0"/>
-            </w:pPr>
-            <w:r>
-              <w:rPr>
-                <w:rFonts w:ascii="Poppins" w:hAnsi="Poppins" w:eastAsia="Poppins"/>
-                <w:b/>
-                <w:i w:val="0"/>
-                <w:color w:val="0F766E"/>
-                <w:sz w:val="32"/>
+                <w:color w:val="FFFFFF"/>
+                <w:sz w:val="30"/>
               </w:rPr>
               <w:t>01</w:t>
             </w:r>
@@ -969,12 +2566,12 @@
         </w:tc>
         <w:tc>
           <w:tcPr>
-            <w:tcW w:type="dxa" w:w="4703"/>
+            <w:tcW w:type="dxa" w:w="4759"/>
             <w:tcMar>
-              <w:top w:w="60" w:type="dxa"/>
-              <w:bottom w:w="60" w:type="dxa"/>
-              <w:left w:w="0" w:type="dxa"/>
-              <w:right w:w="0" w:type="dxa"/>
+              <w:top w:w="80" w:type="dxa"/>
+              <w:bottom w:w="80" w:type="dxa"/>
+              <w:left w:w="160" w:type="dxa"/>
+              <w:right w:w="80" w:type="dxa"/>
             </w:tcMar>
             <w:tcBorders>
               <w:top w:val="single" w:sz="4" w:color="CBD5E1"/>
@@ -988,7 +2585,7 @@
           </w:tcPr>
           <w:p>
             <w:pPr>
-              <w:spacing w:before="0" w:after="40"/>
+              <w:spacing w:before="0" w:after="60" w:line="276" w:lineRule="auto"/>
             </w:pPr>
             <w:r>
               <w:rPr>
@@ -1003,17 +2600,17 @@
           </w:p>
           <w:p>
             <w:pPr>
-              <w:spacing w:before="0" w:after="120"/>
+              <w:spacing w:before="0" w:after="120" w:line="276" w:lineRule="auto"/>
             </w:pPr>
             <w:r>
               <w:rPr>
-                <w:rFonts w:ascii="Inter" w:hAnsi="Inter" w:eastAsia="Inter"/>
+                <w:rFonts w:ascii="Calibri" w:hAnsi="Calibri" w:eastAsia="Calibri"/>
                 <w:b w:val="0"/>
                 <w:i w:val="0"/>
                 <w:color w:val="64748B"/>
                 <w:sz w:val="18"/>
               </w:rPr>
-              <w:t>Read this file, then Installation-Guide.pdf in 00-START-HERE. Understand the full system before customising anything.</w:t>
+              <w:t>Read this file, then the Installation-Guide in 00-START-HERE. Understand the full system before customising anything.</w:t>
             </w:r>
           </w:p>
         </w:tc>
@@ -1026,13 +2623,16 @@
         <w:tblLook w:firstColumn="1" w:firstRow="1" w:lastColumn="0" w:lastRow="0" w:noHBand="0" w:noVBand="1" w:val="04A0"/>
       </w:tblPr>
       <w:tblGrid>
-        <w:gridCol w:w="4703"/>
-        <w:gridCol w:w="4703"/>
+        <w:gridCol w:w="4759"/>
+        <w:gridCol w:w="4759"/>
       </w:tblGrid>
       <w:tr>
+        <w:trPr>
+          <w:trHeight w:val="280" w:hRule="atLeast"/>
+        </w:trPr>
         <w:tc>
           <w:tcPr>
-            <w:tcW w:type="dxa" w:w="794"/>
+            <w:tcW w:type="dxa" w:w="850"/>
             <w:tcBorders>
               <w:top w:val="none" w:sz="0" w:color="auto"/>
               <w:bottom w:val="none" w:sz="0" w:color="auto"/>
@@ -1041,25 +2641,26 @@
               <w:insideH w:val="none" w:sz="0" w:color="auto"/>
               <w:insideV w:val="none" w:sz="0" w:color="auto"/>
             </w:tcBorders>
+            <w:shd w:val="clear" w:color="auto" w:fill="0F766E"/>
             <w:tcMar>
-              <w:top w:w="80" w:type="dxa"/>
-              <w:bottom w:w="80" w:type="dxa"/>
-              <w:left w:w="0" w:type="dxa"/>
-              <w:right w:w="80" w:type="dxa"/>
+              <w:top w:w="90" w:type="dxa"/>
+              <w:bottom w:w="90" w:type="dxa"/>
+              <w:left w:w="120" w:type="dxa"/>
+              <w:right w:w="100" w:type="dxa"/>
             </w:tcMar>
-            <w:vAlign w:val="top"/>
+            <w:vAlign w:val="center"/>
           </w:tcPr>
           <w:p>
             <w:pPr>
-              <w:spacing w:before="0" w:after="0"/>
+              <w:jc w:val="center"/>
             </w:pPr>
             <w:r>
               <w:rPr>
                 <w:rFonts w:ascii="Poppins" w:hAnsi="Poppins" w:eastAsia="Poppins"/>
                 <w:b/>
                 <w:i w:val="0"/>
-                <w:color w:val="0F766E"/>
-                <w:sz w:val="32"/>
+                <w:color w:val="FFFFFF"/>
+                <w:sz w:val="30"/>
               </w:rPr>
               <w:t>02</w:t>
             </w:r>
@@ -1067,12 +2668,12 @@
         </w:tc>
         <w:tc>
           <w:tcPr>
-            <w:tcW w:type="dxa" w:w="4703"/>
+            <w:tcW w:type="dxa" w:w="4759"/>
             <w:tcMar>
-              <w:top w:w="60" w:type="dxa"/>
-              <w:bottom w:w="60" w:type="dxa"/>
-              <w:left w:w="0" w:type="dxa"/>
-              <w:right w:w="0" w:type="dxa"/>
+              <w:top w:w="80" w:type="dxa"/>
+              <w:bottom w:w="80" w:type="dxa"/>
+              <w:left w:w="160" w:type="dxa"/>
+              <w:right w:w="80" w:type="dxa"/>
             </w:tcMar>
             <w:tcBorders>
               <w:top w:val="single" w:sz="4" w:color="CBD5E1"/>
@@ -1086,7 +2687,7 @@
           </w:tcPr>
           <w:p>
             <w:pPr>
-              <w:spacing w:before="0" w:after="40"/>
+              <w:spacing w:before="0" w:after="60" w:line="276" w:lineRule="auto"/>
             </w:pPr>
             <w:r>
               <w:rPr>
@@ -1101,17 +2702,17 @@
           </w:p>
           <w:p>
             <w:pPr>
-              <w:spacing w:before="0" w:after="120"/>
+              <w:spacing w:before="0" w:after="120" w:line="276" w:lineRule="auto"/>
             </w:pPr>
             <w:r>
               <w:rPr>
-                <w:rFonts w:ascii="Inter" w:hAnsi="Inter" w:eastAsia="Inter"/>
+                <w:rFonts w:ascii="Calibri" w:hAnsi="Calibri" w:eastAsia="Calibri"/>
                 <w:b w:val="0"/>
                 <w:i w:val="0"/>
                 <w:color w:val="64748B"/>
                 <w:sz w:val="18"/>
               </w:rPr>
-              <w:t>Open 02-Practice-Dashboard/Bookkeeper-Practice-Dashboard-v2.xlsx. Fill in all yellow Setup cells with your practice name, services, and pricing.</w:t>
+              <w:t>Open 02-Practice-Dashboard/Bookkeeper-Practice-Dashboard-v2.xlsx. Fill all amber Setup cells with your practice name, services, and pricing.</w:t>
             </w:r>
           </w:p>
         </w:tc>
@@ -1124,13 +2725,16 @@
         <w:tblLook w:firstColumn="1" w:firstRow="1" w:lastColumn="0" w:lastRow="0" w:noHBand="0" w:noVBand="1" w:val="04A0"/>
       </w:tblPr>
       <w:tblGrid>
-        <w:gridCol w:w="4703"/>
-        <w:gridCol w:w="4703"/>
+        <w:gridCol w:w="4759"/>
+        <w:gridCol w:w="4759"/>
       </w:tblGrid>
       <w:tr>
+        <w:trPr>
+          <w:trHeight w:val="280" w:hRule="atLeast"/>
+        </w:trPr>
         <w:tc>
           <w:tcPr>
-            <w:tcW w:type="dxa" w:w="794"/>
+            <w:tcW w:type="dxa" w:w="850"/>
             <w:tcBorders>
               <w:top w:val="none" w:sz="0" w:color="auto"/>
               <w:bottom w:val="none" w:sz="0" w:color="auto"/>
@@ -1139,25 +2743,26 @@
               <w:insideH w:val="none" w:sz="0" w:color="auto"/>
               <w:insideV w:val="none" w:sz="0" w:color="auto"/>
             </w:tcBorders>
+            <w:shd w:val="clear" w:color="auto" w:fill="0F766E"/>
             <w:tcMar>
-              <w:top w:w="80" w:type="dxa"/>
-              <w:bottom w:w="80" w:type="dxa"/>
-              <w:left w:w="0" w:type="dxa"/>
-              <w:right w:w="80" w:type="dxa"/>
+              <w:top w:w="90" w:type="dxa"/>
+              <w:bottom w:w="90" w:type="dxa"/>
+              <w:left w:w="120" w:type="dxa"/>
+              <w:right w:w="100" w:type="dxa"/>
             </w:tcMar>
-            <w:vAlign w:val="top"/>
+            <w:vAlign w:val="center"/>
           </w:tcPr>
           <w:p>
             <w:pPr>
-              <w:spacing w:before="0" w:after="0"/>
+              <w:jc w:val="center"/>
             </w:pPr>
             <w:r>
               <w:rPr>
                 <w:rFonts w:ascii="Poppins" w:hAnsi="Poppins" w:eastAsia="Poppins"/>
                 <w:b/>
                 <w:i w:val="0"/>
-                <w:color w:val="0F766E"/>
-                <w:sz w:val="32"/>
+                <w:color w:val="FFFFFF"/>
+                <w:sz w:val="30"/>
               </w:rPr>
               <w:t>03</w:t>
             </w:r>
@@ -1165,12 +2770,12 @@
         </w:tc>
         <w:tc>
           <w:tcPr>
-            <w:tcW w:type="dxa" w:w="4703"/>
+            <w:tcW w:type="dxa" w:w="4759"/>
             <w:tcMar>
-              <w:top w:w="60" w:type="dxa"/>
-              <w:bottom w:w="60" w:type="dxa"/>
-              <w:left w:w="0" w:type="dxa"/>
-              <w:right w:w="0" w:type="dxa"/>
+              <w:top w:w="80" w:type="dxa"/>
+              <w:bottom w:w="80" w:type="dxa"/>
+              <w:left w:w="160" w:type="dxa"/>
+              <w:right w:w="80" w:type="dxa"/>
             </w:tcMar>
             <w:tcBorders>
               <w:top w:val="single" w:sz="4" w:color="CBD5E1"/>
@@ -1184,7 +2789,7 @@
           </w:tcPr>
           <w:p>
             <w:pPr>
-              <w:spacing w:before="0" w:after="40"/>
+              <w:spacing w:before="0" w:after="60" w:line="276" w:lineRule="auto"/>
             </w:pPr>
             <w:r>
               <w:rPr>
@@ -1194,22 +2799,22 @@
                 <w:color w:val="0F172A"/>
                 <w:sz w:val="21"/>
               </w:rPr>
-              <w:t>Customise client documents (25 min)</w:t>
+              <w:t>Update client documents (25 min)</w:t>
             </w:r>
           </w:p>
           <w:p>
             <w:pPr>
-              <w:spacing w:before="0" w:after="120"/>
+              <w:spacing w:before="0" w:after="120" w:line="276" w:lineRule="auto"/>
             </w:pPr>
             <w:r>
               <w:rPr>
-                <w:rFonts w:ascii="Inter" w:hAnsi="Inter" w:eastAsia="Inter"/>
+                <w:rFonts w:ascii="Calibri" w:hAnsi="Calibri" w:eastAsia="Calibri"/>
                 <w:b w:val="0"/>
                 <w:i w:val="0"/>
                 <w:color w:val="64748B"/>
                 <w:sz w:val="18"/>
               </w:rPr>
-              <w:t>Replace all [BRACKETED TEXT] in the 5 files in 03-Client-Documents. Use Find &amp; Replace in Word (Ctrl+H).</w:t>
+              <w:t>Replace all [BRACKETED TEXT] in the 5 files in 03-Client-Documents. Use Find &amp; Replace (Ctrl+H or Cmd+H) in Word.</w:t>
             </w:r>
           </w:p>
         </w:tc>
@@ -1222,13 +2827,16 @@
         <w:tblLook w:firstColumn="1" w:firstRow="1" w:lastColumn="0" w:lastRow="0" w:noHBand="0" w:noVBand="1" w:val="04A0"/>
       </w:tblPr>
       <w:tblGrid>
-        <w:gridCol w:w="4703"/>
-        <w:gridCol w:w="4703"/>
+        <w:gridCol w:w="4759"/>
+        <w:gridCol w:w="4759"/>
       </w:tblGrid>
       <w:tr>
+        <w:trPr>
+          <w:trHeight w:val="280" w:hRule="atLeast"/>
+        </w:trPr>
         <w:tc>
           <w:tcPr>
-            <w:tcW w:type="dxa" w:w="794"/>
+            <w:tcW w:type="dxa" w:w="850"/>
             <w:tcBorders>
               <w:top w:val="none" w:sz="0" w:color="auto"/>
               <w:bottom w:val="none" w:sz="0" w:color="auto"/>
@@ -1237,25 +2845,26 @@
               <w:insideH w:val="none" w:sz="0" w:color="auto"/>
               <w:insideV w:val="none" w:sz="0" w:color="auto"/>
             </w:tcBorders>
+            <w:shd w:val="clear" w:color="auto" w:fill="0F766E"/>
             <w:tcMar>
-              <w:top w:w="80" w:type="dxa"/>
-              <w:bottom w:w="80" w:type="dxa"/>
-              <w:left w:w="0" w:type="dxa"/>
-              <w:right w:w="80" w:type="dxa"/>
+              <w:top w:w="90" w:type="dxa"/>
+              <w:bottom w:w="90" w:type="dxa"/>
+              <w:left w:w="120" w:type="dxa"/>
+              <w:right w:w="100" w:type="dxa"/>
             </w:tcMar>
-            <w:vAlign w:val="top"/>
+            <w:vAlign w:val="center"/>
           </w:tcPr>
           <w:p>
             <w:pPr>
-              <w:spacing w:before="0" w:after="0"/>
+              <w:jc w:val="center"/>
             </w:pPr>
             <w:r>
               <w:rPr>
                 <w:rFonts w:ascii="Poppins" w:hAnsi="Poppins" w:eastAsia="Poppins"/>
                 <w:b/>
                 <w:i w:val="0"/>
-                <w:color w:val="0F766E"/>
-                <w:sz w:val="32"/>
+                <w:color w:val="FFFFFF"/>
+                <w:sz w:val="30"/>
               </w:rPr>
               <w:t>04</w:t>
             </w:r>
@@ -1263,12 +2872,12 @@
         </w:tc>
         <w:tc>
           <w:tcPr>
-            <w:tcW w:type="dxa" w:w="4703"/>
+            <w:tcW w:type="dxa" w:w="4759"/>
             <w:tcMar>
-              <w:top w:w="60" w:type="dxa"/>
-              <w:bottom w:w="60" w:type="dxa"/>
-              <w:left w:w="0" w:type="dxa"/>
-              <w:right w:w="0" w:type="dxa"/>
+              <w:top w:w="80" w:type="dxa"/>
+              <w:bottom w:w="80" w:type="dxa"/>
+              <w:left w:w="160" w:type="dxa"/>
+              <w:right w:w="80" w:type="dxa"/>
             </w:tcMar>
             <w:tcBorders>
               <w:top w:val="single" w:sz="4" w:color="CBD5E1"/>
@@ -1282,7 +2891,7 @@
           </w:tcPr>
           <w:p>
             <w:pPr>
-              <w:spacing w:before="0" w:after="40"/>
+              <w:spacing w:before="0" w:after="60" w:line="276" w:lineRule="auto"/>
             </w:pPr>
             <w:r>
               <w:rPr>
@@ -1292,16 +2901,16 @@
                 <w:color w:val="0F172A"/>
                 <w:sz w:val="21"/>
               </w:rPr>
-              <w:t>Build Notion workspace (15 min)</w:t>
+              <w:t>Build your Notion workspace (15 min)</w:t>
             </w:r>
           </w:p>
           <w:p>
             <w:pPr>
-              <w:spacing w:before="0" w:after="120"/>
+              <w:spacing w:before="0" w:after="120" w:line="276" w:lineRule="auto"/>
             </w:pPr>
             <w:r>
               <w:rPr>
-                <w:rFonts w:ascii="Inter" w:hAnsi="Inter" w:eastAsia="Inter"/>
+                <w:rFonts w:ascii="Calibri" w:hAnsi="Calibri" w:eastAsia="Calibri"/>
                 <w:b w:val="0"/>
                 <w:i w:val="0"/>
                 <w:color w:val="64748B"/>
@@ -1320,13 +2929,16 @@
         <w:tblLook w:firstColumn="1" w:firstRow="1" w:lastColumn="0" w:lastRow="0" w:noHBand="0" w:noVBand="1" w:val="04A0"/>
       </w:tblPr>
       <w:tblGrid>
-        <w:gridCol w:w="4703"/>
-        <w:gridCol w:w="4703"/>
+        <w:gridCol w:w="4759"/>
+        <w:gridCol w:w="4759"/>
       </w:tblGrid>
       <w:tr>
+        <w:trPr>
+          <w:trHeight w:val="280" w:hRule="atLeast"/>
+        </w:trPr>
         <w:tc>
           <w:tcPr>
-            <w:tcW w:type="dxa" w:w="794"/>
+            <w:tcW w:type="dxa" w:w="850"/>
             <w:tcBorders>
               <w:top w:val="none" w:sz="0" w:color="auto"/>
               <w:bottom w:val="none" w:sz="0" w:color="auto"/>
@@ -1335,25 +2947,26 @@
               <w:insideH w:val="none" w:sz="0" w:color="auto"/>
               <w:insideV w:val="none" w:sz="0" w:color="auto"/>
             </w:tcBorders>
+            <w:shd w:val="clear" w:color="auto" w:fill="0F766E"/>
             <w:tcMar>
-              <w:top w:w="80" w:type="dxa"/>
-              <w:bottom w:w="80" w:type="dxa"/>
-              <w:left w:w="0" w:type="dxa"/>
-              <w:right w:w="80" w:type="dxa"/>
+              <w:top w:w="90" w:type="dxa"/>
+              <w:bottom w:w="90" w:type="dxa"/>
+              <w:left w:w="120" w:type="dxa"/>
+              <w:right w:w="100" w:type="dxa"/>
             </w:tcMar>
-            <w:vAlign w:val="top"/>
+            <w:vAlign w:val="center"/>
           </w:tcPr>
           <w:p>
             <w:pPr>
-              <w:spacing w:before="0" w:after="0"/>
+              <w:jc w:val="center"/>
             </w:pPr>
             <w:r>
               <w:rPr>
                 <w:rFonts w:ascii="Poppins" w:hAnsi="Poppins" w:eastAsia="Poppins"/>
                 <w:b/>
                 <w:i w:val="0"/>
-                <w:color w:val="0F766E"/>
-                <w:sz w:val="32"/>
+                <w:color w:val="FFFFFF"/>
+                <w:sz w:val="30"/>
               </w:rPr>
               <w:t>05</w:t>
             </w:r>
@@ -1361,12 +2974,12 @@
         </w:tc>
         <w:tc>
           <w:tcPr>
-            <w:tcW w:type="dxa" w:w="4703"/>
+            <w:tcW w:type="dxa" w:w="4759"/>
             <w:tcMar>
-              <w:top w:w="60" w:type="dxa"/>
-              <w:bottom w:w="60" w:type="dxa"/>
-              <w:left w:w="0" w:type="dxa"/>
-              <w:right w:w="0" w:type="dxa"/>
+              <w:top w:w="80" w:type="dxa"/>
+              <w:bottom w:w="80" w:type="dxa"/>
+              <w:left w:w="160" w:type="dxa"/>
+              <w:right w:w="80" w:type="dxa"/>
             </w:tcMar>
             <w:tcBorders>
               <w:top w:val="single" w:sz="4" w:color="CBD5E1"/>
@@ -1380,7 +2993,7 @@
           </w:tcPr>
           <w:p>
             <w:pPr>
-              <w:spacing w:before="0" w:after="40"/>
+              <w:spacing w:before="0" w:after="60" w:line="276" w:lineRule="auto"/>
             </w:pPr>
             <w:r>
               <w:rPr>
@@ -1395,17 +3008,17 @@
           </w:p>
           <w:p>
             <w:pPr>
-              <w:spacing w:before="0" w:after="120"/>
+              <w:spacing w:before="0" w:after="120" w:line="276" w:lineRule="auto"/>
             </w:pPr>
             <w:r>
               <w:rPr>
-                <w:rFonts w:ascii="Inter" w:hAnsi="Inter" w:eastAsia="Inter"/>
+                <w:rFonts w:ascii="Calibri" w:hAnsi="Calibri" w:eastAsia="Calibri"/>
                 <w:b w:val="0"/>
                 <w:i w:val="0"/>
                 <w:color w:val="64748B"/>
                 <w:sz w:val="18"/>
               </w:rPr>
-              <w:t>Add 2–3 sample clients. Confirm KPI cards populate on the Dashboard sheet. Search every DOCX for remaining brackets.</w:t>
+              <w:t>Add 2–3 sample clients. Confirm KPI cards populate on the Dashboard. Search every DOCX for remaining brackets.</w:t>
             </w:r>
           </w:p>
         </w:tc>
@@ -1418,13 +3031,16 @@
         <w:tblLook w:firstColumn="1" w:firstRow="1" w:lastColumn="0" w:lastRow="0" w:noHBand="0" w:noVBand="1" w:val="04A0"/>
       </w:tblPr>
       <w:tblGrid>
-        <w:gridCol w:w="4703"/>
-        <w:gridCol w:w="4703"/>
+        <w:gridCol w:w="4759"/>
+        <w:gridCol w:w="4759"/>
       </w:tblGrid>
       <w:tr>
+        <w:trPr>
+          <w:trHeight w:val="280" w:hRule="atLeast"/>
+        </w:trPr>
         <w:tc>
           <w:tcPr>
-            <w:tcW w:type="dxa" w:w="794"/>
+            <w:tcW w:type="dxa" w:w="850"/>
             <w:tcBorders>
               <w:top w:val="none" w:sz="0" w:color="auto"/>
               <w:bottom w:val="none" w:sz="0" w:color="auto"/>
@@ -1433,25 +3049,26 @@
               <w:insideH w:val="none" w:sz="0" w:color="auto"/>
               <w:insideV w:val="none" w:sz="0" w:color="auto"/>
             </w:tcBorders>
+            <w:shd w:val="clear" w:color="auto" w:fill="0F766E"/>
             <w:tcMar>
-              <w:top w:w="80" w:type="dxa"/>
-              <w:bottom w:w="80" w:type="dxa"/>
-              <w:left w:w="0" w:type="dxa"/>
-              <w:right w:w="80" w:type="dxa"/>
+              <w:top w:w="90" w:type="dxa"/>
+              <w:bottom w:w="90" w:type="dxa"/>
+              <w:left w:w="120" w:type="dxa"/>
+              <w:right w:w="100" w:type="dxa"/>
             </w:tcMar>
-            <w:vAlign w:val="top"/>
+            <w:vAlign w:val="center"/>
           </w:tcPr>
           <w:p>
             <w:pPr>
-              <w:spacing w:before="0" w:after="0"/>
+              <w:jc w:val="center"/>
             </w:pPr>
             <w:r>
               <w:rPr>
                 <w:rFonts w:ascii="Poppins" w:hAnsi="Poppins" w:eastAsia="Poppins"/>
                 <w:b/>
                 <w:i w:val="0"/>
-                <w:color w:val="0F766E"/>
-                <w:sz w:val="32"/>
+                <w:color w:val="FFFFFF"/>
+                <w:sz w:val="30"/>
               </w:rPr>
               <w:t>06</w:t>
             </w:r>
@@ -1459,12 +3076,12 @@
         </w:tc>
         <w:tc>
           <w:tcPr>
-            <w:tcW w:type="dxa" w:w="4703"/>
+            <w:tcW w:type="dxa" w:w="4759"/>
             <w:tcMar>
-              <w:top w:w="60" w:type="dxa"/>
-              <w:bottom w:w="60" w:type="dxa"/>
-              <w:left w:w="0" w:type="dxa"/>
-              <w:right w:w="0" w:type="dxa"/>
+              <w:top w:w="80" w:type="dxa"/>
+              <w:bottom w:w="80" w:type="dxa"/>
+              <w:left w:w="160" w:type="dxa"/>
+              <w:right w:w="80" w:type="dxa"/>
             </w:tcMar>
             <w:tcBorders>
               <w:top w:val="single" w:sz="4" w:color="CBD5E1"/>
@@ -1478,7 +3095,7 @@
           </w:tcPr>
           <w:p>
             <w:pPr>
-              <w:spacing w:before="0" w:after="40"/>
+              <w:spacing w:before="0" w:after="60" w:line="276" w:lineRule="auto"/>
             </w:pPr>
             <w:r>
               <w:rPr>
@@ -1493,11 +3110,11 @@
           </w:p>
           <w:p>
             <w:pPr>
-              <w:spacing w:before="0" w:after="120"/>
+              <w:spacing w:before="0" w:after="120" w:line="276" w:lineRule="auto"/>
             </w:pPr>
             <w:r>
               <w:rPr>
-                <w:rFonts w:ascii="Inter" w:hAnsi="Inter" w:eastAsia="Inter"/>
+                <w:rFonts w:ascii="Calibri" w:hAnsi="Calibri" w:eastAsia="Calibri"/>
                 <w:b w:val="0"/>
                 <w:i w:val="0"/>
                 <w:color w:val="64748B"/>
@@ -1509,6 +3126,11 @@
         </w:tc>
       </w:tr>
     </w:tbl>
+    <w:p>
+      <w:pPr>
+        <w:spacing w:before="200" w:after="0" w:line="276" w:lineRule="auto"/>
+      </w:pPr>
+    </w:p>
     <w:tbl>
       <w:tblPr>
         <w:tblW w:type="auto" w:w="0"/>
@@ -1516,13 +3138,16 @@
         <w:tblLook w:firstColumn="1" w:firstRow="1" w:lastColumn="0" w:lastRow="0" w:noHBand="0" w:noVBand="1" w:val="04A0"/>
       </w:tblPr>
       <w:tblGrid>
-        <w:gridCol w:w="4703"/>
-        <w:gridCol w:w="4703"/>
+        <w:gridCol w:w="4759"/>
+        <w:gridCol w:w="4759"/>
       </w:tblGrid>
       <w:tr>
+        <w:trPr>
+          <w:trHeight w:val="480" w:hRule="atLeast"/>
+        </w:trPr>
         <w:tc>
           <w:tcPr>
-            <w:tcW w:type="dxa" w:w="850"/>
+            <w:tcW w:type="dxa" w:w="907"/>
             <w:tcBorders>
               <w:top w:val="none" w:sz="0" w:color="auto"/>
               <w:bottom w:val="none" w:sz="0" w:color="auto"/>
@@ -1531,24 +3156,26 @@
               <w:insideH w:val="none" w:sz="0" w:color="auto"/>
               <w:insideV w:val="none" w:sz="0" w:color="auto"/>
             </w:tcBorders>
+            <w:shd w:val="clear" w:color="auto" w:fill="0F766E"/>
             <w:tcMar>
-              <w:top w:w="0" w:type="dxa"/>
-              <w:bottom w:w="0" w:type="dxa"/>
-              <w:left w:w="0" w:type="dxa"/>
-              <w:right w:w="60" w:type="dxa"/>
+              <w:top w:w="100" w:type="dxa"/>
+              <w:bottom w:w="100" w:type="dxa"/>
+              <w:left w:w="140" w:type="dxa"/>
+              <w:right w:w="100" w:type="dxa"/>
             </w:tcMar>
+            <w:vAlign w:val="center"/>
           </w:tcPr>
           <w:p>
             <w:pPr>
-              <w:spacing w:before="0" w:after="0"/>
+              <w:jc w:val="center"/>
             </w:pPr>
             <w:r>
               <w:rPr>
                 <w:rFonts w:ascii="Poppins" w:hAnsi="Poppins" w:eastAsia="Poppins"/>
                 <w:b/>
                 <w:i w:val="0"/>
-                <w:color w:val="0F766E"/>
-                <w:sz w:val="20"/>
+                <w:color w:val="FFFFFF"/>
+                <w:sz w:val="26"/>
               </w:rPr>
               <w:t>03</w:t>
             </w:r>
@@ -1556,7 +3183,7 @@
         </w:tc>
         <w:tc>
           <w:tcPr>
-            <w:tcW w:type="dxa" w:w="4703"/>
+            <w:tcW w:type="dxa" w:w="4759"/>
             <w:tcBorders>
               <w:top w:val="none" w:sz="0" w:color="auto"/>
               <w:bottom w:val="none" w:sz="0" w:color="auto"/>
@@ -1565,26 +3192,35 @@
               <w:insideH w:val="none" w:sz="0" w:color="auto"/>
               <w:insideV w:val="none" w:sz="0" w:color="auto"/>
             </w:tcBorders>
+            <w:shd w:val="clear" w:color="auto" w:fill="0F172A"/>
             <w:tcMar>
-              <w:top w:w="0" w:type="dxa"/>
-              <w:bottom w:w="0" w:type="dxa"/>
-              <w:left w:w="0" w:type="dxa"/>
-              <w:right w:w="0" w:type="dxa"/>
+              <w:top w:w="100" w:type="dxa"/>
+              <w:bottom w:w="100" w:type="dxa"/>
+              <w:left w:w="180" w:type="dxa"/>
+              <w:right w:w="120" w:type="dxa"/>
             </w:tcMar>
+            <w:vAlign w:val="center"/>
           </w:tcPr>
           <w:p>
-            <w:pPr>
-              <w:spacing w:before="0" w:after="0"/>
-            </w:pPr>
             <w:r>
               <w:rPr>
                 <w:rFonts w:ascii="Poppins" w:hAnsi="Poppins" w:eastAsia="Poppins"/>
                 <w:b/>
                 <w:i w:val="0"/>
-                <w:color w:val="0F172A"/>
-                <w:sz w:val="20"/>
+                <w:color w:val="0F766E"/>
+                <w:sz w:val="21"/>
               </w:rPr>
-              <w:t>—  CORE CLIENT WORKFLOW</w:t>
+              <w:t xml:space="preserve">— </w:t>
+            </w:r>
+            <w:r>
+              <w:rPr>
+                <w:rFonts w:ascii="Poppins" w:hAnsi="Poppins" w:eastAsia="Poppins"/>
+                <w:b/>
+                <w:i w:val="0"/>
+                <w:color w:val="FFFFFF"/>
+                <w:sz w:val="21"/>
+              </w:rPr>
+              <w:t>CORE CLIENT WORKFLOW</w:t>
             </w:r>
           </w:p>
         </w:tc>
@@ -1592,12 +3228,26 @@
     </w:tbl>
     <w:p>
       <w:pPr>
-        <w:spacing w:before="120" w:after="120"/>
-        <w:pBdr>
-          <w:bottom w:val="single" w:sz="8" w:space="1" w:color="0F766E"/>
-        </w:pBdr>
+        <w:spacing w:before="0" w:after="120" w:line="276" w:lineRule="auto"/>
       </w:pPr>
     </w:p>
+    <w:p>
+      <w:pPr>
+        <w:jc w:val="both"/>
+        <w:spacing w:before="0" w:after="80" w:line="276" w:lineRule="auto"/>
+      </w:pPr>
+      <w:r>
+        <w:rPr>
+          <w:rFonts w:ascii="Calibri" w:hAnsi="Calibri" w:eastAsia="Calibri"/>
+          <w:b w:val="0"/>
+          <w:i w:val="0"/>
+          <w:color w:val="0F172A"/>
+          <w:sz w:val="19"/>
+        </w:rPr>
+        <w:t>Every client engagement follows this sequence. The system provides a file or tool for every stage.</w:t>
+      </w:r>
+    </w:p>
+    <w:p/>
     <w:tbl>
       <w:tblPr>
         <w:tblStyle w:val="TableGrid"/>
@@ -1606,14 +3256,17 @@
         <w:tblLook w:firstColumn="1" w:firstRow="1" w:lastColumn="0" w:lastRow="0" w:noHBand="0" w:noVBand="1" w:val="04A0"/>
       </w:tblPr>
       <w:tblGrid>
-        <w:gridCol w:w="3135"/>
-        <w:gridCol w:w="3135"/>
-        <w:gridCol w:w="3135"/>
+        <w:gridCol w:w="3173"/>
+        <w:gridCol w:w="3173"/>
+        <w:gridCol w:w="3173"/>
       </w:tblGrid>
       <w:tr>
+        <w:trPr>
+          <w:trHeight w:val="400" w:hRule="atLeast"/>
+        </w:trPr>
         <w:tc>
           <w:tcPr>
-            <w:tcW w:type="dxa" w:w="1984"/>
+            <w:tcW w:type="dxa" w:w="1701"/>
             <w:shd w:val="clear" w:color="auto" w:fill="0F766E"/>
             <w:tcMar>
               <w:top w:w="70" w:type="dxa"/>
@@ -1622,10 +3275,10 @@
               <w:right w:w="100" w:type="dxa"/>
             </w:tcMar>
             <w:tcBorders>
-              <w:top w:val="none" w:sz="0" w:color="auto"/>
+              <w:top w:val="single" w:sz="4" w:color="0F766E"/>
               <w:bottom w:val="single" w:sz="8" w:color="0F766E"/>
-              <w:left w:val="none" w:sz="0" w:color="auto"/>
-              <w:right w:val="none" w:sz="0" w:color="auto"/>
+              <w:left w:val="single" w:sz="4" w:color="0F766E"/>
+              <w:right w:val="single" w:sz="4" w:color="0F766E"/>
               <w:insideH w:val="none" w:sz="0" w:color="auto"/>
               <w:insideV w:val="none" w:sz="0" w:color="auto"/>
             </w:tcBorders>
@@ -1645,7 +3298,7 @@
         </w:tc>
         <w:tc>
           <w:tcPr>
-            <w:tcW w:type="dxa" w:w="4252"/>
+            <w:tcW w:type="dxa" w:w="4535"/>
             <w:shd w:val="clear" w:color="auto" w:fill="0F766E"/>
             <w:tcMar>
               <w:top w:w="70" w:type="dxa"/>
@@ -1654,10 +3307,10 @@
               <w:right w:w="100" w:type="dxa"/>
             </w:tcMar>
             <w:tcBorders>
-              <w:top w:val="none" w:sz="0" w:color="auto"/>
+              <w:top w:val="single" w:sz="4" w:color="0F766E"/>
               <w:bottom w:val="single" w:sz="8" w:color="0F766E"/>
-              <w:left w:val="none" w:sz="0" w:color="auto"/>
-              <w:right w:val="none" w:sz="0" w:color="auto"/>
+              <w:left w:val="single" w:sz="4" w:color="0F766E"/>
+              <w:right w:val="single" w:sz="4" w:color="0F766E"/>
               <w:insideH w:val="none" w:sz="0" w:color="auto"/>
               <w:insideV w:val="none" w:sz="0" w:color="auto"/>
             </w:tcBorders>
@@ -1671,7 +3324,7 @@
                 <w:color w:val="FFFFFF"/>
                 <w:sz w:val="16"/>
               </w:rPr>
-              <w:t>Action</w:t>
+              <w:t>What Happens</w:t>
             </w:r>
           </w:p>
         </w:tc>
@@ -1686,10 +3339,10 @@
               <w:right w:w="100" w:type="dxa"/>
             </w:tcMar>
             <w:tcBorders>
-              <w:top w:val="none" w:sz="0" w:color="auto"/>
+              <w:top w:val="single" w:sz="4" w:color="0F766E"/>
               <w:bottom w:val="single" w:sz="8" w:color="0F766E"/>
-              <w:left w:val="none" w:sz="0" w:color="auto"/>
-              <w:right w:val="none" w:sz="0" w:color="auto"/>
+              <w:left w:val="single" w:sz="4" w:color="0F766E"/>
+              <w:right w:val="single" w:sz="4" w:color="0F766E"/>
               <w:insideH w:val="none" w:sz="0" w:color="auto"/>
               <w:insideV w:val="none" w:sz="0" w:color="auto"/>
             </w:tcBorders>
@@ -1703,7 +3356,7 @@
                 <w:color w:val="FFFFFF"/>
                 <w:sz w:val="16"/>
               </w:rPr>
-              <w:t>File</w:t>
+              <w:t>System File</w:t>
             </w:r>
           </w:p>
         </w:tc>
@@ -1711,19 +3364,19 @@
       <w:tr>
         <w:tc>
           <w:tcPr>
-            <w:tcW w:type="dxa" w:w="1984"/>
+            <w:tcW w:type="dxa" w:w="1701"/>
             <w:shd w:val="clear" w:color="auto" w:fill="FFFFFF"/>
             <w:tcBorders>
-              <w:top w:val="single" w:sz="4" w:color="CBD5E1"/>
-              <w:bottom w:val="single" w:sz="4" w:color="CBD5E1"/>
-              <w:left w:val="single" w:sz="4" w:color="CBD5E1"/>
-              <w:right w:val="single" w:sz="4" w:color="CBD5E1"/>
+              <w:top w:val="single" w:sz="3" w:color="CBD5E1"/>
+              <w:bottom w:val="single" w:sz="3" w:color="CBD5E1"/>
+              <w:left w:val="single" w:sz="3" w:color="CBD5E1"/>
+              <w:right w:val="single" w:sz="3" w:color="CBD5E1"/>
               <w:insideH w:val="none" w:sz="0" w:color="auto"/>
               <w:insideV w:val="none" w:sz="0" w:color="auto"/>
             </w:tcBorders>
             <w:tcMar>
-              <w:top w:w="55" w:type="dxa"/>
-              <w:bottom w:w="55" w:type="dxa"/>
+              <w:top w:w="60" w:type="dxa"/>
+              <w:bottom w:w="60" w:type="dxa"/>
               <w:left w:w="100" w:type="dxa"/>
               <w:right w:w="100" w:type="dxa"/>
             </w:tcMar>
@@ -1731,31 +3384,31 @@
           <w:p>
             <w:r>
               <w:rPr>
-                <w:rFonts w:ascii="Inter" w:hAnsi="Inter" w:eastAsia="Inter"/>
+                <w:rFonts w:ascii="Calibri" w:hAnsi="Calibri" w:eastAsia="Calibri"/>
                 <w:b w:val="0"/>
                 <w:i w:val="0"/>
                 <w:color w:val="0F172A"/>
                 <w:sz w:val="17"/>
               </w:rPr>
-              <w:t>Lead</w:t>
+              <w:t>01  Lead</w:t>
             </w:r>
           </w:p>
         </w:tc>
         <w:tc>
           <w:tcPr>
-            <w:tcW w:type="dxa" w:w="4252"/>
+            <w:tcW w:type="dxa" w:w="4535"/>
             <w:shd w:val="clear" w:color="auto" w:fill="FFFFFF"/>
             <w:tcBorders>
-              <w:top w:val="single" w:sz="4" w:color="CBD5E1"/>
-              <w:bottom w:val="single" w:sz="4" w:color="CBD5E1"/>
-              <w:left w:val="single" w:sz="4" w:color="CBD5E1"/>
-              <w:right w:val="single" w:sz="4" w:color="CBD5E1"/>
+              <w:top w:val="single" w:sz="3" w:color="CBD5E1"/>
+              <w:bottom w:val="single" w:sz="3" w:color="CBD5E1"/>
+              <w:left w:val="single" w:sz="3" w:color="CBD5E1"/>
+              <w:right w:val="single" w:sz="3" w:color="CBD5E1"/>
               <w:insideH w:val="none" w:sz="0" w:color="auto"/>
               <w:insideV w:val="none" w:sz="0" w:color="auto"/>
             </w:tcBorders>
             <w:tcMar>
-              <w:top w:w="55" w:type="dxa"/>
-              <w:bottom w:w="55" w:type="dxa"/>
+              <w:top w:w="60" w:type="dxa"/>
+              <w:bottom w:w="60" w:type="dxa"/>
               <w:left w:w="100" w:type="dxa"/>
               <w:right w:w="100" w:type="dxa"/>
             </w:tcMar>
@@ -1763,13 +3416,13 @@
           <w:p>
             <w:r>
               <w:rPr>
-                <w:rFonts w:ascii="Inter" w:hAnsi="Inter" w:eastAsia="Inter"/>
+                <w:rFonts w:ascii="Calibri" w:hAnsi="Calibri" w:eastAsia="Calibri"/>
                 <w:b w:val="0"/>
                 <w:i w:val="0"/>
                 <w:color w:val="0F172A"/>
                 <w:sz w:val="17"/>
               </w:rPr>
-              <w:t>Qualify entity, volume, software, complexity, urgency</w:t>
+              <w:t>Qualify entity type, volume, software, complexity, and urgency</w:t>
             </w:r>
           </w:p>
         </w:tc>
@@ -1778,16 +3431,16 @@
             <w:tcW w:type="dxa" w:w="3685"/>
             <w:shd w:val="clear" w:color="auto" w:fill="FFFFFF"/>
             <w:tcBorders>
-              <w:top w:val="single" w:sz="4" w:color="CBD5E1"/>
-              <w:bottom w:val="single" w:sz="4" w:color="CBD5E1"/>
-              <w:left w:val="single" w:sz="4" w:color="CBD5E1"/>
-              <w:right w:val="single" w:sz="4" w:color="CBD5E1"/>
+              <w:top w:val="single" w:sz="3" w:color="CBD5E1"/>
+              <w:bottom w:val="single" w:sz="3" w:color="CBD5E1"/>
+              <w:left w:val="single" w:sz="3" w:color="CBD5E1"/>
+              <w:right w:val="single" w:sz="3" w:color="CBD5E1"/>
               <w:insideH w:val="none" w:sz="0" w:color="auto"/>
               <w:insideV w:val="none" w:sz="0" w:color="auto"/>
             </w:tcBorders>
             <w:tcMar>
-              <w:top w:w="55" w:type="dxa"/>
-              <w:bottom w:w="55" w:type="dxa"/>
+              <w:top w:w="60" w:type="dxa"/>
+              <w:bottom w:w="60" w:type="dxa"/>
               <w:left w:w="100" w:type="dxa"/>
               <w:right w:w="100" w:type="dxa"/>
             </w:tcMar>
@@ -1795,13 +3448,13 @@
           <w:p>
             <w:r>
               <w:rPr>
-                <w:rFonts w:ascii="Inter" w:hAnsi="Inter" w:eastAsia="Inter"/>
+                <w:rFonts w:ascii="Calibri" w:hAnsi="Calibri" w:eastAsia="Calibri"/>
                 <w:b w:val="0"/>
                 <w:i w:val="0"/>
                 <w:color w:val="0F172A"/>
                 <w:sz w:val="17"/>
               </w:rPr>
-              <w:t>Lead Pipeline (Dashboard)</w:t>
+              <w:t>Dashboard — Lead Pipeline</w:t>
             </w:r>
           </w:p>
         </w:tc>
@@ -1809,19 +3462,19 @@
       <w:tr>
         <w:tc>
           <w:tcPr>
-            <w:tcW w:type="dxa" w:w="1984"/>
+            <w:tcW w:type="dxa" w:w="1701"/>
             <w:shd w:val="clear" w:color="auto" w:fill="F8FAFC"/>
             <w:tcBorders>
-              <w:top w:val="single" w:sz="4" w:color="CBD5E1"/>
-              <w:bottom w:val="single" w:sz="4" w:color="CBD5E1"/>
-              <w:left w:val="single" w:sz="4" w:color="CBD5E1"/>
-              <w:right w:val="single" w:sz="4" w:color="CBD5E1"/>
+              <w:top w:val="single" w:sz="3" w:color="CBD5E1"/>
+              <w:bottom w:val="single" w:sz="3" w:color="CBD5E1"/>
+              <w:left w:val="single" w:sz="3" w:color="CBD5E1"/>
+              <w:right w:val="single" w:sz="3" w:color="CBD5E1"/>
               <w:insideH w:val="none" w:sz="0" w:color="auto"/>
               <w:insideV w:val="none" w:sz="0" w:color="auto"/>
             </w:tcBorders>
             <w:tcMar>
-              <w:top w:w="55" w:type="dxa"/>
-              <w:bottom w:w="55" w:type="dxa"/>
+              <w:top w:w="60" w:type="dxa"/>
+              <w:bottom w:w="60" w:type="dxa"/>
               <w:left w:w="100" w:type="dxa"/>
               <w:right w:w="100" w:type="dxa"/>
             </w:tcMar>
@@ -1829,31 +3482,31 @@
           <w:p>
             <w:r>
               <w:rPr>
-                <w:rFonts w:ascii="Inter" w:hAnsi="Inter" w:eastAsia="Inter"/>
+                <w:rFonts w:ascii="Calibri" w:hAnsi="Calibri" w:eastAsia="Calibri"/>
                 <w:b w:val="0"/>
                 <w:i w:val="0"/>
                 <w:color w:val="0F172A"/>
                 <w:sz w:val="17"/>
               </w:rPr>
-              <w:t>Diagnostic</w:t>
+              <w:t>02  Diagnostic</w:t>
             </w:r>
           </w:p>
         </w:tc>
         <w:tc>
           <w:tcPr>
-            <w:tcW w:type="dxa" w:w="4252"/>
+            <w:tcW w:type="dxa" w:w="4535"/>
             <w:shd w:val="clear" w:color="auto" w:fill="F8FAFC"/>
             <w:tcBorders>
-              <w:top w:val="single" w:sz="4" w:color="CBD5E1"/>
-              <w:bottom w:val="single" w:sz="4" w:color="CBD5E1"/>
-              <w:left w:val="single" w:sz="4" w:color="CBD5E1"/>
-              <w:right w:val="single" w:sz="4" w:color="CBD5E1"/>
+              <w:top w:val="single" w:sz="3" w:color="CBD5E1"/>
+              <w:bottom w:val="single" w:sz="3" w:color="CBD5E1"/>
+              <w:left w:val="single" w:sz="3" w:color="CBD5E1"/>
+              <w:right w:val="single" w:sz="3" w:color="CBD5E1"/>
               <w:insideH w:val="none" w:sz="0" w:color="auto"/>
               <w:insideV w:val="none" w:sz="0" w:color="auto"/>
             </w:tcBorders>
             <w:tcMar>
-              <w:top w:w="55" w:type="dxa"/>
-              <w:bottom w:w="55" w:type="dxa"/>
+              <w:top w:w="60" w:type="dxa"/>
+              <w:bottom w:w="60" w:type="dxa"/>
               <w:left w:w="100" w:type="dxa"/>
               <w:right w:w="100" w:type="dxa"/>
             </w:tcMar>
@@ -1861,7 +3514,7 @@
           <w:p>
             <w:r>
               <w:rPr>
-                <w:rFonts w:ascii="Inter" w:hAnsi="Inter" w:eastAsia="Inter"/>
+                <w:rFonts w:ascii="Calibri" w:hAnsi="Calibri" w:eastAsia="Calibri"/>
                 <w:b w:val="0"/>
                 <w:i w:val="0"/>
                 <w:color w:val="0F172A"/>
@@ -1876,16 +3529,16 @@
             <w:tcW w:type="dxa" w:w="3685"/>
             <w:shd w:val="clear" w:color="auto" w:fill="F8FAFC"/>
             <w:tcBorders>
-              <w:top w:val="single" w:sz="4" w:color="CBD5E1"/>
-              <w:bottom w:val="single" w:sz="4" w:color="CBD5E1"/>
-              <w:left w:val="single" w:sz="4" w:color="CBD5E1"/>
-              <w:right w:val="single" w:sz="4" w:color="CBD5E1"/>
+              <w:top w:val="single" w:sz="3" w:color="CBD5E1"/>
+              <w:bottom w:val="single" w:sz="3" w:color="CBD5E1"/>
+              <w:left w:val="single" w:sz="3" w:color="CBD5E1"/>
+              <w:right w:val="single" w:sz="3" w:color="CBD5E1"/>
               <w:insideH w:val="none" w:sz="0" w:color="auto"/>
               <w:insideV w:val="none" w:sz="0" w:color="auto"/>
             </w:tcBorders>
             <w:tcMar>
-              <w:top w:w="55" w:type="dxa"/>
-              <w:bottom w:w="55" w:type="dxa"/>
+              <w:top w:w="60" w:type="dxa"/>
+              <w:bottom w:w="60" w:type="dxa"/>
               <w:left w:w="100" w:type="dxa"/>
               <w:right w:w="100" w:type="dxa"/>
             </w:tcMar>
@@ -1893,7 +3546,7 @@
           <w:p>
             <w:r>
               <w:rPr>
-                <w:rFonts w:ascii="Inter" w:hAnsi="Inter" w:eastAsia="Inter"/>
+                <w:rFonts w:ascii="Calibri" w:hAnsi="Calibri" w:eastAsia="Calibri"/>
                 <w:b w:val="0"/>
                 <w:i w:val="0"/>
                 <w:color w:val="0F172A"/>
@@ -1907,19 +3560,19 @@
       <w:tr>
         <w:tc>
           <w:tcPr>
-            <w:tcW w:type="dxa" w:w="1984"/>
+            <w:tcW w:type="dxa" w:w="1701"/>
             <w:shd w:val="clear" w:color="auto" w:fill="FFFFFF"/>
             <w:tcBorders>
-              <w:top w:val="single" w:sz="4" w:color="CBD5E1"/>
-              <w:bottom w:val="single" w:sz="4" w:color="CBD5E1"/>
-              <w:left w:val="single" w:sz="4" w:color="CBD5E1"/>
-              <w:right w:val="single" w:sz="4" w:color="CBD5E1"/>
+              <w:top w:val="single" w:sz="3" w:color="CBD5E1"/>
+              <w:bottom w:val="single" w:sz="3" w:color="CBD5E1"/>
+              <w:left w:val="single" w:sz="3" w:color="CBD5E1"/>
+              <w:right w:val="single" w:sz="3" w:color="CBD5E1"/>
               <w:insideH w:val="none" w:sz="0" w:color="auto"/>
               <w:insideV w:val="none" w:sz="0" w:color="auto"/>
             </w:tcBorders>
             <w:tcMar>
-              <w:top w:w="55" w:type="dxa"/>
-              <w:bottom w:w="55" w:type="dxa"/>
+              <w:top w:w="60" w:type="dxa"/>
+              <w:bottom w:w="60" w:type="dxa"/>
               <w:left w:w="100" w:type="dxa"/>
               <w:right w:w="100" w:type="dxa"/>
             </w:tcMar>
@@ -1927,31 +3580,31 @@
           <w:p>
             <w:r>
               <w:rPr>
-                <w:rFonts w:ascii="Inter" w:hAnsi="Inter" w:eastAsia="Inter"/>
+                <w:rFonts w:ascii="Calibri" w:hAnsi="Calibri" w:eastAsia="Calibri"/>
                 <w:b w:val="0"/>
                 <w:i w:val="0"/>
                 <w:color w:val="0F172A"/>
                 <w:sz w:val="17"/>
               </w:rPr>
-              <w:t>Proposal</w:t>
+              <w:t>03  Proposal</w:t>
             </w:r>
           </w:p>
         </w:tc>
         <w:tc>
           <w:tcPr>
-            <w:tcW w:type="dxa" w:w="4252"/>
+            <w:tcW w:type="dxa" w:w="4535"/>
             <w:shd w:val="clear" w:color="auto" w:fill="FFFFFF"/>
             <w:tcBorders>
-              <w:top w:val="single" w:sz="4" w:color="CBD5E1"/>
-              <w:bottom w:val="single" w:sz="4" w:color="CBD5E1"/>
-              <w:left w:val="single" w:sz="4" w:color="CBD5E1"/>
-              <w:right w:val="single" w:sz="4" w:color="CBD5E1"/>
+              <w:top w:val="single" w:sz="3" w:color="CBD5E1"/>
+              <w:bottom w:val="single" w:sz="3" w:color="CBD5E1"/>
+              <w:left w:val="single" w:sz="3" w:color="CBD5E1"/>
+              <w:right w:val="single" w:sz="3" w:color="CBD5E1"/>
               <w:insideH w:val="none" w:sz="0" w:color="auto"/>
               <w:insideV w:val="none" w:sz="0" w:color="auto"/>
             </w:tcBorders>
             <w:tcMar>
-              <w:top w:w="55" w:type="dxa"/>
-              <w:bottom w:w="55" w:type="dxa"/>
+              <w:top w:w="60" w:type="dxa"/>
+              <w:bottom w:w="60" w:type="dxa"/>
               <w:left w:w="100" w:type="dxa"/>
               <w:right w:w="100" w:type="dxa"/>
             </w:tcMar>
@@ -1959,13 +3612,13 @@
           <w:p>
             <w:r>
               <w:rPr>
-                <w:rFonts w:ascii="Inter" w:hAnsi="Inter" w:eastAsia="Inter"/>
+                <w:rFonts w:ascii="Calibri" w:hAnsi="Calibri" w:eastAsia="Calibri"/>
                 <w:b w:val="0"/>
                 <w:i w:val="0"/>
                 <w:color w:val="0F172A"/>
                 <w:sz w:val="17"/>
               </w:rPr>
-              <w:t>Define scope, assumptions, cleanup, and recurring fee</w:t>
+              <w:t>Define scope, assumptions, cleanup, and monthly fee</w:t>
             </w:r>
           </w:p>
         </w:tc>
@@ -1974,16 +3627,16 @@
             <w:tcW w:type="dxa" w:w="3685"/>
             <w:shd w:val="clear" w:color="auto" w:fill="FFFFFF"/>
             <w:tcBorders>
-              <w:top w:val="single" w:sz="4" w:color="CBD5E1"/>
-              <w:bottom w:val="single" w:sz="4" w:color="CBD5E1"/>
-              <w:left w:val="single" w:sz="4" w:color="CBD5E1"/>
-              <w:right w:val="single" w:sz="4" w:color="CBD5E1"/>
+              <w:top w:val="single" w:sz="3" w:color="CBD5E1"/>
+              <w:bottom w:val="single" w:sz="3" w:color="CBD5E1"/>
+              <w:left w:val="single" w:sz="3" w:color="CBD5E1"/>
+              <w:right w:val="single" w:sz="3" w:color="CBD5E1"/>
               <w:insideH w:val="none" w:sz="0" w:color="auto"/>
               <w:insideV w:val="none" w:sz="0" w:color="auto"/>
             </w:tcBorders>
             <w:tcMar>
-              <w:top w:w="55" w:type="dxa"/>
-              <w:bottom w:w="55" w:type="dxa"/>
+              <w:top w:w="60" w:type="dxa"/>
+              <w:bottom w:w="60" w:type="dxa"/>
               <w:left w:w="100" w:type="dxa"/>
               <w:right w:w="100" w:type="dxa"/>
             </w:tcMar>
@@ -1991,7 +3644,7 @@
           <w:p>
             <w:r>
               <w:rPr>
-                <w:rFonts w:ascii="Inter" w:hAnsi="Inter" w:eastAsia="Inter"/>
+                <w:rFonts w:ascii="Calibri" w:hAnsi="Calibri" w:eastAsia="Calibri"/>
                 <w:b w:val="0"/>
                 <w:i w:val="0"/>
                 <w:color w:val="0F172A"/>
@@ -2005,19 +3658,19 @@
       <w:tr>
         <w:tc>
           <w:tcPr>
-            <w:tcW w:type="dxa" w:w="1984"/>
+            <w:tcW w:type="dxa" w:w="1701"/>
             <w:shd w:val="clear" w:color="auto" w:fill="F8FAFC"/>
             <w:tcBorders>
-              <w:top w:val="single" w:sz="4" w:color="CBD5E1"/>
-              <w:bottom w:val="single" w:sz="4" w:color="CBD5E1"/>
-              <w:left w:val="single" w:sz="4" w:color="CBD5E1"/>
-              <w:right w:val="single" w:sz="4" w:color="CBD5E1"/>
+              <w:top w:val="single" w:sz="3" w:color="CBD5E1"/>
+              <w:bottom w:val="single" w:sz="3" w:color="CBD5E1"/>
+              <w:left w:val="single" w:sz="3" w:color="CBD5E1"/>
+              <w:right w:val="single" w:sz="3" w:color="CBD5E1"/>
               <w:insideH w:val="none" w:sz="0" w:color="auto"/>
               <w:insideV w:val="none" w:sz="0" w:color="auto"/>
             </w:tcBorders>
             <w:tcMar>
-              <w:top w:w="55" w:type="dxa"/>
-              <w:bottom w:w="55" w:type="dxa"/>
+              <w:top w:w="60" w:type="dxa"/>
+              <w:bottom w:w="60" w:type="dxa"/>
               <w:left w:w="100" w:type="dxa"/>
               <w:right w:w="100" w:type="dxa"/>
             </w:tcMar>
@@ -2025,31 +3678,31 @@
           <w:p>
             <w:r>
               <w:rPr>
-                <w:rFonts w:ascii="Inter" w:hAnsi="Inter" w:eastAsia="Inter"/>
+                <w:rFonts w:ascii="Calibri" w:hAnsi="Calibri" w:eastAsia="Calibri"/>
                 <w:b w:val="0"/>
                 <w:i w:val="0"/>
                 <w:color w:val="0F172A"/>
                 <w:sz w:val="17"/>
               </w:rPr>
-              <w:t>Engagement</w:t>
+              <w:t>04  Engagement</w:t>
             </w:r>
           </w:p>
         </w:tc>
         <w:tc>
           <w:tcPr>
-            <w:tcW w:type="dxa" w:w="4252"/>
+            <w:tcW w:type="dxa" w:w="4535"/>
             <w:shd w:val="clear" w:color="auto" w:fill="F8FAFC"/>
             <w:tcBorders>
-              <w:top w:val="single" w:sz="4" w:color="CBD5E1"/>
-              <w:bottom w:val="single" w:sz="4" w:color="CBD5E1"/>
-              <w:left w:val="single" w:sz="4" w:color="CBD5E1"/>
-              <w:right w:val="single" w:sz="4" w:color="CBD5E1"/>
+              <w:top w:val="single" w:sz="3" w:color="CBD5E1"/>
+              <w:bottom w:val="single" w:sz="3" w:color="CBD5E1"/>
+              <w:left w:val="single" w:sz="3" w:color="CBD5E1"/>
+              <w:right w:val="single" w:sz="3" w:color="CBD5E1"/>
               <w:insideH w:val="none" w:sz="0" w:color="auto"/>
               <w:insideV w:val="none" w:sz="0" w:color="auto"/>
             </w:tcBorders>
             <w:tcMar>
-              <w:top w:w="55" w:type="dxa"/>
-              <w:bottom w:w="55" w:type="dxa"/>
+              <w:top w:w="60" w:type="dxa"/>
+              <w:bottom w:w="60" w:type="dxa"/>
               <w:left w:w="100" w:type="dxa"/>
               <w:right w:w="100" w:type="dxa"/>
             </w:tcMar>
@@ -2057,7 +3710,7 @@
           <w:p>
             <w:r>
               <w:rPr>
-                <w:rFonts w:ascii="Inter" w:hAnsi="Inter" w:eastAsia="Inter"/>
+                <w:rFonts w:ascii="Calibri" w:hAnsi="Calibri" w:eastAsia="Calibri"/>
                 <w:b w:val="0"/>
                 <w:i w:val="0"/>
                 <w:color w:val="0F172A"/>
@@ -2072,16 +3725,16 @@
             <w:tcW w:type="dxa" w:w="3685"/>
             <w:shd w:val="clear" w:color="auto" w:fill="F8FAFC"/>
             <w:tcBorders>
-              <w:top w:val="single" w:sz="4" w:color="CBD5E1"/>
-              <w:bottom w:val="single" w:sz="4" w:color="CBD5E1"/>
-              <w:left w:val="single" w:sz="4" w:color="CBD5E1"/>
-              <w:right w:val="single" w:sz="4" w:color="CBD5E1"/>
+              <w:top w:val="single" w:sz="3" w:color="CBD5E1"/>
+              <w:bottom w:val="single" w:sz="3" w:color="CBD5E1"/>
+              <w:left w:val="single" w:sz="3" w:color="CBD5E1"/>
+              <w:right w:val="single" w:sz="3" w:color="CBD5E1"/>
               <w:insideH w:val="none" w:sz="0" w:color="auto"/>
               <w:insideV w:val="none" w:sz="0" w:color="auto"/>
             </w:tcBorders>
             <w:tcMar>
-              <w:top w:w="55" w:type="dxa"/>
-              <w:bottom w:w="55" w:type="dxa"/>
+              <w:top w:w="60" w:type="dxa"/>
+              <w:bottom w:w="60" w:type="dxa"/>
               <w:left w:w="100" w:type="dxa"/>
               <w:right w:w="100" w:type="dxa"/>
             </w:tcMar>
@@ -2089,7 +3742,7 @@
           <w:p>
             <w:r>
               <w:rPr>
-                <w:rFonts w:ascii="Inter" w:hAnsi="Inter" w:eastAsia="Inter"/>
+                <w:rFonts w:ascii="Calibri" w:hAnsi="Calibri" w:eastAsia="Calibri"/>
                 <w:b w:val="0"/>
                 <w:i w:val="0"/>
                 <w:color w:val="0F172A"/>
@@ -2103,19 +3756,19 @@
       <w:tr>
         <w:tc>
           <w:tcPr>
-            <w:tcW w:type="dxa" w:w="1984"/>
+            <w:tcW w:type="dxa" w:w="1701"/>
             <w:shd w:val="clear" w:color="auto" w:fill="FFFFFF"/>
             <w:tcBorders>
-              <w:top w:val="single" w:sz="4" w:color="CBD5E1"/>
-              <w:bottom w:val="single" w:sz="4" w:color="CBD5E1"/>
-              <w:left w:val="single" w:sz="4" w:color="CBD5E1"/>
-              <w:right w:val="single" w:sz="4" w:color="CBD5E1"/>
+              <w:top w:val="single" w:sz="3" w:color="CBD5E1"/>
+              <w:bottom w:val="single" w:sz="3" w:color="CBD5E1"/>
+              <w:left w:val="single" w:sz="3" w:color="CBD5E1"/>
+              <w:right w:val="single" w:sz="3" w:color="CBD5E1"/>
               <w:insideH w:val="none" w:sz="0" w:color="auto"/>
               <w:insideV w:val="none" w:sz="0" w:color="auto"/>
             </w:tcBorders>
             <w:tcMar>
-              <w:top w:w="55" w:type="dxa"/>
-              <w:bottom w:w="55" w:type="dxa"/>
+              <w:top w:w="60" w:type="dxa"/>
+              <w:bottom w:w="60" w:type="dxa"/>
               <w:left w:w="100" w:type="dxa"/>
               <w:right w:w="100" w:type="dxa"/>
             </w:tcMar>
@@ -2123,31 +3776,31 @@
           <w:p>
             <w:r>
               <w:rPr>
-                <w:rFonts w:ascii="Inter" w:hAnsi="Inter" w:eastAsia="Inter"/>
+                <w:rFonts w:ascii="Calibri" w:hAnsi="Calibri" w:eastAsia="Calibri"/>
                 <w:b w:val="0"/>
                 <w:i w:val="0"/>
                 <w:color w:val="0F172A"/>
                 <w:sz w:val="17"/>
               </w:rPr>
-              <w:t>Onboarding</w:t>
+              <w:t>05  Onboarding</w:t>
             </w:r>
           </w:p>
         </w:tc>
         <w:tc>
           <w:tcPr>
-            <w:tcW w:type="dxa" w:w="4252"/>
+            <w:tcW w:type="dxa" w:w="4535"/>
             <w:shd w:val="clear" w:color="auto" w:fill="FFFFFF"/>
             <w:tcBorders>
-              <w:top w:val="single" w:sz="4" w:color="CBD5E1"/>
-              <w:bottom w:val="single" w:sz="4" w:color="CBD5E1"/>
-              <w:left w:val="single" w:sz="4" w:color="CBD5E1"/>
-              <w:right w:val="single" w:sz="4" w:color="CBD5E1"/>
+              <w:top w:val="single" w:sz="3" w:color="CBD5E1"/>
+              <w:bottom w:val="single" w:sz="3" w:color="CBD5E1"/>
+              <w:left w:val="single" w:sz="3" w:color="CBD5E1"/>
+              <w:right w:val="single" w:sz="3" w:color="CBD5E1"/>
               <w:insideH w:val="none" w:sz="0" w:color="auto"/>
               <w:insideV w:val="none" w:sz="0" w:color="auto"/>
             </w:tcBorders>
             <w:tcMar>
-              <w:top w:w="55" w:type="dxa"/>
-              <w:bottom w:w="55" w:type="dxa"/>
+              <w:top w:w="60" w:type="dxa"/>
+              <w:bottom w:w="60" w:type="dxa"/>
               <w:left w:w="100" w:type="dxa"/>
               <w:right w:w="100" w:type="dxa"/>
             </w:tcMar>
@@ -2155,7 +3808,7 @@
           <w:p>
             <w:r>
               <w:rPr>
-                <w:rFonts w:ascii="Inter" w:hAnsi="Inter" w:eastAsia="Inter"/>
+                <w:rFonts w:ascii="Calibri" w:hAnsi="Calibri" w:eastAsia="Calibri"/>
                 <w:b w:val="0"/>
                 <w:i w:val="0"/>
                 <w:color w:val="0F172A"/>
@@ -2170,16 +3823,16 @@
             <w:tcW w:type="dxa" w:w="3685"/>
             <w:shd w:val="clear" w:color="auto" w:fill="FFFFFF"/>
             <w:tcBorders>
-              <w:top w:val="single" w:sz="4" w:color="CBD5E1"/>
-              <w:bottom w:val="single" w:sz="4" w:color="CBD5E1"/>
-              <w:left w:val="single" w:sz="4" w:color="CBD5E1"/>
-              <w:right w:val="single" w:sz="4" w:color="CBD5E1"/>
+              <w:top w:val="single" w:sz="3" w:color="CBD5E1"/>
+              <w:bottom w:val="single" w:sz="3" w:color="CBD5E1"/>
+              <w:left w:val="single" w:sz="3" w:color="CBD5E1"/>
+              <w:right w:val="single" w:sz="3" w:color="CBD5E1"/>
               <w:insideH w:val="none" w:sz="0" w:color="auto"/>
               <w:insideV w:val="none" w:sz="0" w:color="auto"/>
             </w:tcBorders>
             <w:tcMar>
-              <w:top w:w="55" w:type="dxa"/>
-              <w:bottom w:w="55" w:type="dxa"/>
+              <w:top w:w="60" w:type="dxa"/>
+              <w:bottom w:w="60" w:type="dxa"/>
               <w:left w:w="100" w:type="dxa"/>
               <w:right w:w="100" w:type="dxa"/>
             </w:tcMar>
@@ -2187,7 +3840,7 @@
           <w:p>
             <w:r>
               <w:rPr>
-                <w:rFonts w:ascii="Inter" w:hAnsi="Inter" w:eastAsia="Inter"/>
+                <w:rFonts w:ascii="Calibri" w:hAnsi="Calibri" w:eastAsia="Calibri"/>
                 <w:b w:val="0"/>
                 <w:i w:val="0"/>
                 <w:color w:val="0F172A"/>
@@ -2201,19 +3854,19 @@
       <w:tr>
         <w:tc>
           <w:tcPr>
-            <w:tcW w:type="dxa" w:w="1984"/>
+            <w:tcW w:type="dxa" w:w="1701"/>
             <w:shd w:val="clear" w:color="auto" w:fill="F8FAFC"/>
             <w:tcBorders>
-              <w:top w:val="single" w:sz="4" w:color="CBD5E1"/>
-              <w:bottom w:val="single" w:sz="4" w:color="CBD5E1"/>
-              <w:left w:val="single" w:sz="4" w:color="CBD5E1"/>
-              <w:right w:val="single" w:sz="4" w:color="CBD5E1"/>
+              <w:top w:val="single" w:sz="3" w:color="CBD5E1"/>
+              <w:bottom w:val="single" w:sz="3" w:color="CBD5E1"/>
+              <w:left w:val="single" w:sz="3" w:color="CBD5E1"/>
+              <w:right w:val="single" w:sz="3" w:color="CBD5E1"/>
               <w:insideH w:val="none" w:sz="0" w:color="auto"/>
               <w:insideV w:val="none" w:sz="0" w:color="auto"/>
             </w:tcBorders>
             <w:tcMar>
-              <w:top w:w="55" w:type="dxa"/>
-              <w:bottom w:w="55" w:type="dxa"/>
+              <w:top w:w="60" w:type="dxa"/>
+              <w:bottom w:w="60" w:type="dxa"/>
               <w:left w:w="100" w:type="dxa"/>
               <w:right w:w="100" w:type="dxa"/>
             </w:tcMar>
@@ -2221,31 +3874,31 @@
           <w:p>
             <w:r>
               <w:rPr>
-                <w:rFonts w:ascii="Inter" w:hAnsi="Inter" w:eastAsia="Inter"/>
+                <w:rFonts w:ascii="Calibri" w:hAnsi="Calibri" w:eastAsia="Calibri"/>
                 <w:b w:val="0"/>
                 <w:i w:val="0"/>
                 <w:color w:val="0F172A"/>
                 <w:sz w:val="17"/>
               </w:rPr>
-              <w:t>Monthly Close</w:t>
+              <w:t>06  Monthly Close</w:t>
             </w:r>
           </w:p>
         </w:tc>
         <w:tc>
           <w:tcPr>
-            <w:tcW w:type="dxa" w:w="4252"/>
+            <w:tcW w:type="dxa" w:w="4535"/>
             <w:shd w:val="clear" w:color="auto" w:fill="F8FAFC"/>
             <w:tcBorders>
-              <w:top w:val="single" w:sz="4" w:color="CBD5E1"/>
-              <w:bottom w:val="single" w:sz="4" w:color="CBD5E1"/>
-              <w:left w:val="single" w:sz="4" w:color="CBD5E1"/>
-              <w:right w:val="single" w:sz="4" w:color="CBD5E1"/>
+              <w:top w:val="single" w:sz="3" w:color="CBD5E1"/>
+              <w:bottom w:val="single" w:sz="3" w:color="CBD5E1"/>
+              <w:left w:val="single" w:sz="3" w:color="CBD5E1"/>
+              <w:right w:val="single" w:sz="3" w:color="CBD5E1"/>
               <w:insideH w:val="none" w:sz="0" w:color="auto"/>
               <w:insideV w:val="none" w:sz="0" w:color="auto"/>
             </w:tcBorders>
             <w:tcMar>
-              <w:top w:w="55" w:type="dxa"/>
-              <w:bottom w:w="55" w:type="dxa"/>
+              <w:top w:w="60" w:type="dxa"/>
+              <w:bottom w:w="60" w:type="dxa"/>
               <w:left w:w="100" w:type="dxa"/>
               <w:right w:w="100" w:type="dxa"/>
             </w:tcMar>
@@ -2253,7 +3906,7 @@
           <w:p>
             <w:r>
               <w:rPr>
-                <w:rFonts w:ascii="Inter" w:hAnsi="Inter" w:eastAsia="Inter"/>
+                <w:rFonts w:ascii="Calibri" w:hAnsi="Calibri" w:eastAsia="Calibri"/>
                 <w:b w:val="0"/>
                 <w:i w:val="0"/>
                 <w:color w:val="0F172A"/>
@@ -2268,16 +3921,16 @@
             <w:tcW w:type="dxa" w:w="3685"/>
             <w:shd w:val="clear" w:color="auto" w:fill="F8FAFC"/>
             <w:tcBorders>
-              <w:top w:val="single" w:sz="4" w:color="CBD5E1"/>
-              <w:bottom w:val="single" w:sz="4" w:color="CBD5E1"/>
-              <w:left w:val="single" w:sz="4" w:color="CBD5E1"/>
-              <w:right w:val="single" w:sz="4" w:color="CBD5E1"/>
+              <w:top w:val="single" w:sz="3" w:color="CBD5E1"/>
+              <w:bottom w:val="single" w:sz="3" w:color="CBD5E1"/>
+              <w:left w:val="single" w:sz="3" w:color="CBD5E1"/>
+              <w:right w:val="single" w:sz="3" w:color="CBD5E1"/>
               <w:insideH w:val="none" w:sz="0" w:color="auto"/>
               <w:insideV w:val="none" w:sz="0" w:color="auto"/>
             </w:tcBorders>
             <w:tcMar>
-              <w:top w:w="55" w:type="dxa"/>
-              <w:bottom w:w="55" w:type="dxa"/>
+              <w:top w:w="60" w:type="dxa"/>
+              <w:bottom w:w="60" w:type="dxa"/>
               <w:left w:w="100" w:type="dxa"/>
               <w:right w:w="100" w:type="dxa"/>
             </w:tcMar>
@@ -2285,7 +3938,7 @@
           <w:p>
             <w:r>
               <w:rPr>
-                <w:rFonts w:ascii="Inter" w:hAnsi="Inter" w:eastAsia="Inter"/>
+                <w:rFonts w:ascii="Calibri" w:hAnsi="Calibri" w:eastAsia="Calibri"/>
                 <w:b w:val="0"/>
                 <w:i w:val="0"/>
                 <w:color w:val="0F172A"/>
@@ -2299,19 +3952,19 @@
       <w:tr>
         <w:tc>
           <w:tcPr>
-            <w:tcW w:type="dxa" w:w="1984"/>
+            <w:tcW w:type="dxa" w:w="1701"/>
             <w:shd w:val="clear" w:color="auto" w:fill="FFFFFF"/>
             <w:tcBorders>
-              <w:top w:val="single" w:sz="4" w:color="CBD5E1"/>
-              <w:bottom w:val="single" w:sz="4" w:color="CBD5E1"/>
-              <w:left w:val="single" w:sz="4" w:color="CBD5E1"/>
-              <w:right w:val="single" w:sz="4" w:color="CBD5E1"/>
+              <w:top w:val="single" w:sz="3" w:color="CBD5E1"/>
+              <w:bottom w:val="single" w:sz="3" w:color="CBD5E1"/>
+              <w:left w:val="single" w:sz="3" w:color="CBD5E1"/>
+              <w:right w:val="single" w:sz="3" w:color="CBD5E1"/>
               <w:insideH w:val="none" w:sz="0" w:color="auto"/>
               <w:insideV w:val="none" w:sz="0" w:color="auto"/>
             </w:tcBorders>
             <w:tcMar>
-              <w:top w:w="55" w:type="dxa"/>
-              <w:bottom w:w="55" w:type="dxa"/>
+              <w:top w:w="60" w:type="dxa"/>
+              <w:bottom w:w="60" w:type="dxa"/>
               <w:left w:w="100" w:type="dxa"/>
               <w:right w:w="100" w:type="dxa"/>
             </w:tcMar>
@@ -2319,31 +3972,31 @@
           <w:p>
             <w:r>
               <w:rPr>
-                <w:rFonts w:ascii="Inter" w:hAnsi="Inter" w:eastAsia="Inter"/>
+                <w:rFonts w:ascii="Calibri" w:hAnsi="Calibri" w:eastAsia="Calibri"/>
                 <w:b w:val="0"/>
                 <w:i w:val="0"/>
                 <w:color w:val="0F172A"/>
                 <w:sz w:val="17"/>
               </w:rPr>
-              <w:t>Report Delivery</w:t>
+              <w:t>07  Delivery</w:t>
             </w:r>
           </w:p>
         </w:tc>
         <w:tc>
           <w:tcPr>
-            <w:tcW w:type="dxa" w:w="4252"/>
+            <w:tcW w:type="dxa" w:w="4535"/>
             <w:shd w:val="clear" w:color="auto" w:fill="FFFFFF"/>
             <w:tcBorders>
-              <w:top w:val="single" w:sz="4" w:color="CBD5E1"/>
-              <w:bottom w:val="single" w:sz="4" w:color="CBD5E1"/>
-              <w:left w:val="single" w:sz="4" w:color="CBD5E1"/>
-              <w:right w:val="single" w:sz="4" w:color="CBD5E1"/>
+              <w:top w:val="single" w:sz="3" w:color="CBD5E1"/>
+              <w:bottom w:val="single" w:sz="3" w:color="CBD5E1"/>
+              <w:left w:val="single" w:sz="3" w:color="CBD5E1"/>
+              <w:right w:val="single" w:sz="3" w:color="CBD5E1"/>
               <w:insideH w:val="none" w:sz="0" w:color="auto"/>
               <w:insideV w:val="none" w:sz="0" w:color="auto"/>
             </w:tcBorders>
             <w:tcMar>
-              <w:top w:w="55" w:type="dxa"/>
-              <w:bottom w:w="55" w:type="dxa"/>
+              <w:top w:w="60" w:type="dxa"/>
+              <w:bottom w:w="60" w:type="dxa"/>
               <w:left w:w="100" w:type="dxa"/>
               <w:right w:w="100" w:type="dxa"/>
             </w:tcMar>
@@ -2351,7 +4004,7 @@
           <w:p>
             <w:r>
               <w:rPr>
-                <w:rFonts w:ascii="Inter" w:hAnsi="Inter" w:eastAsia="Inter"/>
+                <w:rFonts w:ascii="Calibri" w:hAnsi="Calibri" w:eastAsia="Calibri"/>
                 <w:b w:val="0"/>
                 <w:i w:val="0"/>
                 <w:color w:val="0F172A"/>
@@ -2366,16 +4019,16 @@
             <w:tcW w:type="dxa" w:w="3685"/>
             <w:shd w:val="clear" w:color="auto" w:fill="FFFFFF"/>
             <w:tcBorders>
-              <w:top w:val="single" w:sz="4" w:color="CBD5E1"/>
-              <w:bottom w:val="single" w:sz="4" w:color="CBD5E1"/>
-              <w:left w:val="single" w:sz="4" w:color="CBD5E1"/>
-              <w:right w:val="single" w:sz="4" w:color="CBD5E1"/>
+              <w:top w:val="single" w:sz="3" w:color="CBD5E1"/>
+              <w:bottom w:val="single" w:sz="3" w:color="CBD5E1"/>
+              <w:left w:val="single" w:sz="3" w:color="CBD5E1"/>
+              <w:right w:val="single" w:sz="3" w:color="CBD5E1"/>
               <w:insideH w:val="none" w:sz="0" w:color="auto"/>
               <w:insideV w:val="none" w:sz="0" w:color="auto"/>
             </w:tcBorders>
             <w:tcMar>
-              <w:top w:w="55" w:type="dxa"/>
-              <w:bottom w:w="55" w:type="dxa"/>
+              <w:top w:w="60" w:type="dxa"/>
+              <w:bottom w:w="60" w:type="dxa"/>
               <w:left w:w="100" w:type="dxa"/>
               <w:right w:w="100" w:type="dxa"/>
             </w:tcMar>
@@ -2383,7 +4036,7 @@
           <w:p>
             <w:r>
               <w:rPr>
-                <w:rFonts w:ascii="Inter" w:hAnsi="Inter" w:eastAsia="Inter"/>
+                <w:rFonts w:ascii="Calibri" w:hAnsi="Calibri" w:eastAsia="Calibri"/>
                 <w:b w:val="0"/>
                 <w:i w:val="0"/>
                 <w:color w:val="0F172A"/>
@@ -2397,7 +4050,7 @@
     </w:tbl>
     <w:p>
       <w:pPr>
-        <w:spacing w:before="0" w:after="120"/>
+        <w:spacing w:before="0" w:after="160" w:line="276" w:lineRule="auto"/>
       </w:pPr>
     </w:p>
     <w:tbl>
@@ -2407,46 +4060,31 @@
         <w:tblLook w:firstColumn="1" w:firstRow="1" w:lastColumn="0" w:lastRow="0" w:noHBand="0" w:noVBand="1" w:val="04A0"/>
       </w:tblPr>
       <w:tblGrid>
-        <w:gridCol w:w="9406"/>
+        <w:gridCol w:w="9518"/>
       </w:tblGrid>
       <w:tr>
         <w:tc>
           <w:tcPr>
-            <w:tcW w:type="dxa" w:w="9406"/>
+            <w:tcW w:type="dxa" w:w="9518"/>
             <w:shd w:val="clear" w:color="auto" w:fill="FFFBEB"/>
             <w:tcMar>
-              <w:top w:w="100" w:type="dxa"/>
-              <w:bottom w:w="100" w:type="dxa"/>
-              <w:left w:w="160" w:type="dxa"/>
-              <w:right w:w="160" w:type="dxa"/>
+              <w:top w:w="110" w:type="dxa"/>
+              <w:bottom w:w="110" w:type="dxa"/>
+              <w:left w:w="170" w:type="dxa"/>
+              <w:right w:w="170" w:type="dxa"/>
             </w:tcMar>
             <w:tcBorders>
-              <w:left w:val="single" w:sz="14" w:color="D97706"/>
+              <w:top w:val="single" w:sz="4" w:color="CBD5E1"/>
+              <w:bottom w:val="single" w:sz="4" w:color="CBD5E1"/>
+              <w:left w:val="single" w:sz="16" w:color="D97706"/>
+              <w:right w:val="single" w:sz="4" w:color="CBD5E1"/>
               <w:insideH w:val="none" w:sz="0" w:color="auto"/>
               <w:insideV w:val="none" w:sz="0" w:color="auto"/>
-              <w:top w:val="single" w:sz="4" w:color="CBD5E1"/>
-              <w:right w:val="single" w:sz="4" w:color="CBD5E1"/>
-              <w:bottom w:val="single" w:sz="4" w:color="CBD5E1"/>
             </w:tcBorders>
           </w:tcPr>
           <w:p>
             <w:pPr>
-              <w:spacing w:before="0" w:after="0"/>
-            </w:pPr>
-            <w:r>
-              <w:rPr>
-                <w:rFonts w:ascii="Inter" w:hAnsi="Inter" w:eastAsia="Inter"/>
-                <w:b w:val="0"/>
-                <w:i w:val="0"/>
-                <w:color w:val="0F172A"/>
-                <w:sz w:val="18"/>
-              </w:rPr>
-              <w:t>This product supports bookkeeping operations only. It does not constitute accounting, tax, legal, audit, assurance, payroll, or regulatory advice. Adapt all files to your credentials, jurisdiction, and permitted professional scope before use.</w:t>
-            </w:r>
-          </w:p>
-          <w:p>
-            <w:pPr>
-              <w:spacing w:before="0" w:after="80"/>
+              <w:spacing w:before="0" w:after="100" w:line="276" w:lineRule="auto"/>
             </w:pPr>
             <w:r>
               <w:rPr>
@@ -2459,19 +4097,34 @@
               <w:t>PROFESSIONAL SCOPE — READ BEFORE CLIENT USE</w:t>
             </w:r>
           </w:p>
+          <w:p>
+            <w:pPr>
+              <w:spacing w:before="0" w:after="0" w:line="276" w:lineRule="auto"/>
+            </w:pPr>
+            <w:r>
+              <w:rPr>
+                <w:rFonts w:ascii="Calibri" w:hAnsi="Calibri" w:eastAsia="Calibri"/>
+                <w:b w:val="0"/>
+                <w:i w:val="0"/>
+                <w:color w:val="0F172A"/>
+                <w:sz w:val="18"/>
+              </w:rPr>
+              <w:t>This product supports bookkeeping operations only. It does not constitute accounting, tax, legal, audit, assurance, payroll, or regulatory advice. Adapt all files to your credentials, jurisdiction, and permitted professional scope before client use.</w:t>
+            </w:r>
+          </w:p>
         </w:tc>
       </w:tr>
     </w:tbl>
     <w:p>
       <w:pPr>
-        <w:spacing w:before="0" w:after="80"/>
+        <w:spacing w:before="0" w:after="120" w:line="276" w:lineRule="auto"/>
       </w:pPr>
     </w:p>
     <w:sectPr>
       <w:headerReference w:type="default" r:id="rId9"/>
       <w:footerReference w:type="default" r:id="rId10"/>
       <w:pgSz w:w="12240" w:h="15840"/>
-      <w:pgMar w:top="1361" w:right="1417" w:bottom="1361" w:left="1417" w:header="720" w:footer="720" w:gutter="0"/>
+      <w:pgMar w:top="1247" w:right="1361" w:bottom="1247" w:left="1361" w:header="720" w:footer="720" w:gutter="0"/>
       <w:cols w:space="720"/>
       <w:titlePg/>
       <w:docGrid w:linePitch="360"/>
@@ -2510,8 +4163,8 @@
             <w:insideV w:val="none" w:sz="0" w:color="auto"/>
           </w:tcBorders>
           <w:tcMar>
-            <w:top w:w="50" w:type="dxa"/>
-            <w:bottom w:w="50" w:type="dxa"/>
+            <w:top w:w="55" w:type="dxa"/>
+            <w:bottom w:w="55" w:type="dxa"/>
             <w:left w:w="0" w:type="dxa"/>
             <w:right w:w="0" w:type="dxa"/>
           </w:tcMar>
@@ -2526,9 +4179,9 @@
               <w:b w:val="0"/>
               <w:i w:val="0"/>
               <w:color w:val="64748B"/>
-              <w:sz w:val="14"/>
+              <w:sz w:val="13"/>
             </w:rPr>
-            <w:t>Confidential  ·  Commercial Use Licence  ·  © 2025 Bookkeeper Practice Launch System</w:t>
+            <w:t>© 2025 NovaOps  ·  Commercial Use License  ·  Bookkeeper Practice Launch System</w:t>
           </w:r>
         </w:p>
       </w:tc>
@@ -2544,8 +4197,8 @@
             <w:insideV w:val="none" w:sz="0" w:color="auto"/>
           </w:tcBorders>
           <w:tcMar>
-            <w:top w:w="50" w:type="dxa"/>
-            <w:bottom w:w="50" w:type="dxa"/>
+            <w:top w:w="55" w:type="dxa"/>
+            <w:bottom w:w="55" w:type="dxa"/>
             <w:left w:w="0" w:type="dxa"/>
             <w:right w:w="0" w:type="dxa"/>
           </w:tcMar>
@@ -2560,7 +4213,7 @@
               <w:b w:val="0"/>
               <w:i w:val="0"/>
               <w:color w:val="64748B"/>
-              <w:sz w:val="16"/>
+              <w:sz w:val="15"/>
             </w:rPr>
             <w:t xml:space="preserve">Page </w:t>
           </w:r>
@@ -2570,7 +4223,7 @@
               <w:b/>
               <w:i w:val="0"/>
               <w:color w:val="0F766E"/>
-              <w:sz w:val="16"/>
+              <w:sz w:val="15"/>
             </w:rPr>
             <w:fldChar w:fldCharType="begin"/>
             <w:instrText>PAGE</w:instrText>
@@ -2606,14 +4259,14 @@
         <w:tcPr>
           <w:tcW w:type="dxa" w:w="4536"/>
           <w:tcMar>
-            <w:top w:w="60" w:type="dxa"/>
-            <w:bottom w:w="60" w:type="dxa"/>
+            <w:top w:w="55" w:type="dxa"/>
+            <w:bottom w:w="55" w:type="dxa"/>
             <w:left w:w="0" w:type="dxa"/>
             <w:right w:w="60" w:type="dxa"/>
           </w:tcMar>
           <w:tcBorders>
             <w:top w:val="none" w:sz="0" w:color="auto"/>
-            <w:bottom w:val="single" w:sz="12" w:color="0F766E"/>
+            <w:bottom w:val="single" w:sz="8" w:color="0F766E"/>
             <w:left w:val="none" w:sz="0" w:color="auto"/>
             <w:right w:val="none" w:sz="0" w:color="auto"/>
             <w:insideH w:val="none" w:sz="0" w:color="auto"/>
@@ -2626,13 +4279,23 @@
           </w:pPr>
           <w:r>
             <w:rPr>
+              <w:rFonts w:ascii="Poppins" w:hAnsi="Poppins" w:eastAsia="Poppins"/>
+              <w:b/>
+              <w:i w:val="0"/>
+              <w:color w:val="0F766E"/>
+              <w:sz w:val="14"/>
+            </w:rPr>
+            <w:t>NOVAOPS</w:t>
+          </w:r>
+          <w:r>
+            <w:rPr>
               <w:rFonts w:ascii="Inter" w:hAnsi="Inter" w:eastAsia="Inter"/>
               <w:b w:val="0"/>
               <w:i w:val="0"/>
               <w:color w:val="64748B"/>
-              <w:sz w:val="14"/>
+              <w:sz w:val="13"/>
             </w:rPr>
-            <w:t>BOOKKEEPER PRACTICE LAUNCH SYSTEM  ·  v2.0</w:t>
+            <w:t xml:space="preserve">  ·  Bookkeeper Practice Launch System  ·  v2.0</w:t>
           </w:r>
         </w:p>
       </w:tc>
@@ -2640,14 +4303,14 @@
         <w:tcPr>
           <w:tcW w:type="dxa" w:w="4536"/>
           <w:tcMar>
-            <w:top w:w="60" w:type="dxa"/>
-            <w:bottom w:w="60" w:type="dxa"/>
+            <w:top w:w="55" w:type="dxa"/>
+            <w:bottom w:w="55" w:type="dxa"/>
             <w:left w:w="60" w:type="dxa"/>
             <w:right w:w="0" w:type="dxa"/>
           </w:tcMar>
           <w:tcBorders>
             <w:top w:val="none" w:sz="0" w:color="auto"/>
-            <w:bottom w:val="single" w:sz="12" w:color="0F766E"/>
+            <w:bottom w:val="single" w:sz="8" w:color="0F766E"/>
             <w:left w:val="none" w:sz="0" w:color="auto"/>
             <w:right w:val="none" w:sz="0" w:color="auto"/>
             <w:insideH w:val="none" w:sz="0" w:color="auto"/>
@@ -3039,7 +4702,7 @@
     <w:qFormat/>
     <w:rsid w:val="00FC693F"/>
     <w:rPr>
-      <w:rFonts w:ascii="Inter" w:hAnsi="Inter"/>
+      <w:rFonts w:ascii="Calibri" w:hAnsi="Calibri"/>
       <w:sz w:val="19"/>
     </w:rPr>
   </w:style>
